--- a/SOMA_Brand_Guidelines_Final.docx
+++ b/SOMA_Brand_Guidelines_Final.docx
@@ -68,7 +68,6 @@
     </w:p>
     <w:p>
       <w:pPr>
-        <w:spacing w:after="0"/>
         <w:jc w:val="center"/>
       </w:pPr>
       <w:r>
@@ -165,6 +164,7 @@
     <w:p>
       <w:pPr>
         <w:spacing w:after="60" w:before="60"/>
+        <w:jc w:val="left"/>
       </w:pPr>
       <w:r>
         <w:rPr>
@@ -183,6 +183,7 @@
     <w:p>
       <w:pPr>
         <w:spacing w:after="60" w:before="60"/>
+        <w:jc w:val="left"/>
       </w:pPr>
       <w:r>
         <w:rPr>
@@ -222,6 +223,7 @@
     <w:p>
       <w:pPr>
         <w:spacing w:after="60" w:before="60"/>
+        <w:jc w:val="left"/>
       </w:pPr>
       <w:r>
         <w:rPr>
@@ -234,12 +236,34 @@
           <w:sz w:val="22"/>
           <w:szCs w:val="22"/>
         </w:rPr>
-        <w:t xml:space="preserve">SOMA comes from ancient Greek (σώμα) meaning body. It evokes the body as a living, intelligent whole. For us, SOMA is a declaration: your body matters, and hydration is where care begins.</w:t>
+        <w:t xml:space="preserve">SOMA comes from ancient Greek (σώμα) meaning body. It evokes the body as a living, intelligent whole. The handle @tomasoma plays on Spanish: toma (drink/take) + SOMA. Bilingual by design.</w:t>
       </w:r>
     </w:p>
     <w:p>
       <w:pPr>
         <w:spacing w:after="60" w:before="60"/>
+      </w:pPr>
+    </w:p>
+    <w:p>
+      <w:pPr>
+        <w:spacing w:after="120" w:before="300"/>
+      </w:pPr>
+      <w:r>
+        <w:rPr>
+          <w:rFonts w:ascii="Arial" w:cs="Arial" w:eastAsia="Arial" w:hAnsi="Arial"/>
+          <w:b/>
+          <w:bCs/>
+          <w:color w:val="1A1A1A"/>
+          <w:sz w:val="28"/>
+          <w:szCs w:val="28"/>
+        </w:rPr>
+        <w:t xml:space="preserve">Brand Purpose</w:t>
+      </w:r>
+    </w:p>
+    <w:p>
+      <w:pPr>
+        <w:spacing w:after="60" w:before="60"/>
+        <w:jc w:val="left"/>
       </w:pPr>
       <w:r>
         <w:rPr>
@@ -252,13 +276,8 @@
           <w:sz w:val="22"/>
           <w:szCs w:val="22"/>
         </w:rPr>
-        <w:t xml:space="preserve">The handle @tomasoma plays on Spanish: toma (drink/take) + SOMA. Bilingual by design.</w:t>
-      </w:r>
-    </w:p>
-    <w:p>
-      <w:pPr>
-        <w:spacing w:after="60" w:before="60"/>
-      </w:pPr>
+        <w:t xml:space="preserve">Make daily hydration effortless, enjoyable, and functional — so taking care of your body feels like a treat, not a chore.</w:t>
+      </w:r>
     </w:p>
     <w:p>
       <w:pPr>
@@ -273,12 +292,13 @@
           <w:sz w:val="28"/>
           <w:szCs w:val="28"/>
         </w:rPr>
-        <w:t xml:space="preserve">Brand Purpose</w:t>
+        <w:t xml:space="preserve">Brand Vision</w:t>
       </w:r>
     </w:p>
     <w:p>
       <w:pPr>
         <w:spacing w:after="60" w:before="60"/>
+        <w:jc w:val="left"/>
       </w:pPr>
       <w:r>
         <w:rPr>
@@ -291,13 +311,8 @@
           <w:sz w:val="22"/>
           <w:szCs w:val="22"/>
         </w:rPr>
-        <w:t xml:space="preserve">Make daily hydration effortless, enjoyable, and functional — so taking care of your body feels like a treat, not a chore.</w:t>
-      </w:r>
-    </w:p>
-    <w:p>
-      <w:pPr>
-        <w:spacing w:after="60" w:before="60"/>
-      </w:pPr>
+        <w:t xml:space="preserve">To be the go-to functional hydration brand for a generation that understands wellness starts with the simplest thing: what you drink.</w:t>
+      </w:r>
     </w:p>
     <w:p>
       <w:pPr>
@@ -312,12 +327,13 @@
           <w:sz w:val="28"/>
           <w:szCs w:val="28"/>
         </w:rPr>
-        <w:t xml:space="preserve">Brand Vision</w:t>
+        <w:t xml:space="preserve">Brand Mission</w:t>
       </w:r>
     </w:p>
     <w:p>
       <w:pPr>
         <w:spacing w:after="60" w:before="60"/>
+        <w:jc w:val="left"/>
       </w:pPr>
       <w:r>
         <w:rPr>
@@ -330,7 +346,7 @@
           <w:sz w:val="22"/>
           <w:szCs w:val="22"/>
         </w:rPr>
-        <w:t xml:space="preserve">To be the go-to functional hydration brand for a generation that understands wellness starts with the simplest thing: what you drink.</w:t>
+        <w:t xml:space="preserve">Turn water into a daily wellness ritual that’s as beautiful and fun as it is functional. No sugar, no noise, no compromise.</w:t>
       </w:r>
     </w:p>
     <w:p>
@@ -351,12 +367,159 @@
           <w:sz w:val="28"/>
           <w:szCs w:val="28"/>
         </w:rPr>
-        <w:t xml:space="preserve">Brand Mission</w:t>
+        <w:t xml:space="preserve">Brand Values</w:t>
       </w:r>
     </w:p>
     <w:p>
       <w:pPr>
         <w:spacing w:after="60" w:before="60"/>
+      </w:pPr>
+      <w:r>
+        <w:rPr>
+          <w:rFonts w:ascii="Arial" w:cs="Arial" w:eastAsia="Arial" w:hAnsi="Arial"/>
+          <w:b/>
+          <w:bCs/>
+          <w:color w:val="1A6B5A"/>
+          <w:sz w:val="22"/>
+          <w:szCs w:val="22"/>
+        </w:rPr>
+        <w:t xml:space="preserve">Function meets form. </w:t>
+      </w:r>
+      <w:r>
+        <w:rPr>
+          <w:rFonts w:ascii="Arial" w:cs="Arial" w:eastAsia="Arial" w:hAnsi="Arial"/>
+          <w:color w:val="1A1A1A"/>
+          <w:sz w:val="22"/>
+          <w:szCs w:val="22"/>
+        </w:rPr>
+        <w:t xml:space="preserve">Every ingredient has a purpose. Every visual detail, too.</w:t>
+      </w:r>
+    </w:p>
+    <w:p>
+      <w:pPr>
+        <w:spacing w:after="60" w:before="60"/>
+      </w:pPr>
+      <w:r>
+        <w:rPr>
+          <w:rFonts w:ascii="Arial" w:cs="Arial" w:eastAsia="Arial" w:hAnsi="Arial"/>
+          <w:b/>
+          <w:bCs/>
+          <w:color w:val="1A6B5A"/>
+          <w:sz w:val="22"/>
+          <w:szCs w:val="22"/>
+        </w:rPr>
+        <w:t xml:space="preserve">Accessible, not basic. </w:t>
+      </w:r>
+      <w:r>
+        <w:rPr>
+          <w:rFonts w:ascii="Arial" w:cs="Arial" w:eastAsia="Arial" w:hAnsi="Arial"/>
+          <w:color w:val="1A1A1A"/>
+          <w:sz w:val="22"/>
+          <w:szCs w:val="22"/>
+        </w:rPr>
+        <w:t xml:space="preserve">Premium doesn’t mean unreachable. SOMA is everyday luxury.</w:t>
+      </w:r>
+    </w:p>
+    <w:p>
+      <w:pPr>
+        <w:spacing w:after="60" w:before="60"/>
+      </w:pPr>
+      <w:r>
+        <w:rPr>
+          <w:rFonts w:ascii="Arial" w:cs="Arial" w:eastAsia="Arial" w:hAnsi="Arial"/>
+          <w:b/>
+          <w:bCs/>
+          <w:color w:val="1A6B5A"/>
+          <w:sz w:val="22"/>
+          <w:szCs w:val="22"/>
+        </w:rPr>
+        <w:t xml:space="preserve">Radical transparency. </w:t>
+      </w:r>
+      <w:r>
+        <w:rPr>
+          <w:rFonts w:ascii="Arial" w:cs="Arial" w:eastAsia="Arial" w:hAnsi="Arial"/>
+          <w:color w:val="1A1A1A"/>
+          <w:sz w:val="22"/>
+          <w:szCs w:val="22"/>
+        </w:rPr>
+        <w:t xml:space="preserve">Real doses, pronounceable ingredients, provable claims.</w:t>
+      </w:r>
+    </w:p>
+    <w:p>
+      <w:pPr>
+        <w:spacing w:after="60" w:before="60"/>
+      </w:pPr>
+      <w:r>
+        <w:rPr>
+          <w:rFonts w:ascii="Arial" w:cs="Arial" w:eastAsia="Arial" w:hAnsi="Arial"/>
+          <w:b/>
+          <w:bCs/>
+          <w:color w:val="1A6B5A"/>
+          <w:sz w:val="22"/>
+          <w:szCs w:val="22"/>
+        </w:rPr>
+        <w:t xml:space="preserve">Smart fun. </w:t>
+      </w:r>
+      <w:r>
+        <w:rPr>
+          <w:rFonts w:ascii="Arial" w:cs="Arial" w:eastAsia="Arial" w:hAnsi="Arial"/>
+          <w:color w:val="1A1A1A"/>
+          <w:sz w:val="22"/>
+          <w:szCs w:val="22"/>
+        </w:rPr>
+        <w:t xml:space="preserve">Wellness doesn’t have to be boring. SOMA makes it attractive and enjoyable.</w:t>
+      </w:r>
+    </w:p>
+    <w:p>
+      <w:pPr>
+        <w:spacing w:after="60" w:before="60"/>
+      </w:pPr>
+      <w:r>
+        <w:rPr>
+          <w:rFonts w:ascii="Arial" w:cs="Arial" w:eastAsia="Arial" w:hAnsi="Arial"/>
+          <w:b/>
+          <w:bCs/>
+          <w:color w:val="1A6B5A"/>
+          <w:sz w:val="22"/>
+          <w:szCs w:val="22"/>
+        </w:rPr>
+        <w:t xml:space="preserve">Dual by design. </w:t>
+      </w:r>
+      <w:r>
+        <w:rPr>
+          <w:rFonts w:ascii="Arial" w:cs="Arial" w:eastAsia="Arial" w:hAnsi="Arial"/>
+          <w:color w:val="1A1A1A"/>
+          <w:sz w:val="22"/>
+          <w:szCs w:val="22"/>
+        </w:rPr>
+        <w:t xml:space="preserve">Madrid × London. Español × English. Sun × Structure. Both at once.</w:t>
+      </w:r>
+    </w:p>
+    <w:p>
+      <w:pPr>
+        <w:spacing w:after="60" w:before="60"/>
+      </w:pPr>
+    </w:p>
+    <w:p>
+      <w:pPr>
+        <w:spacing w:after="120" w:before="300"/>
+      </w:pPr>
+      <w:r>
+        <w:rPr>
+          <w:rFonts w:ascii="Arial" w:cs="Arial" w:eastAsia="Arial" w:hAnsi="Arial"/>
+          <w:b/>
+          <w:bCs/>
+          <w:color w:val="1A1A1A"/>
+          <w:sz w:val="28"/>
+          <w:szCs w:val="28"/>
+        </w:rPr>
+        <w:t xml:space="preserve">Brand Personality</w:t>
+      </w:r>
+    </w:p>
+    <w:p>
+      <w:pPr>
+        <w:spacing w:after="60" w:before="60"/>
+        <w:jc w:val="left"/>
       </w:pPr>
       <w:r>
         <w:rPr>
@@ -369,33 +532,12 @@
           <w:sz w:val="22"/>
           <w:szCs w:val="22"/>
         </w:rPr>
-        <w:t xml:space="preserve">Turn water into a daily wellness ritual that’s as beautiful and fun as it is functional. No sugar, no noise, no compromise.</w:t>
+        <w:t xml:space="preserve">If SOMA were a person, she’d be that friend who knows about nutrition but never judges you, has impeccable Instagram aesthetics, travels between Madrid and London, and always has something beautiful and functional in her bag.</w:t>
       </w:r>
     </w:p>
     <w:p>
       <w:pPr>
         <w:spacing w:after="60" w:before="60"/>
-      </w:pPr>
-    </w:p>
-    <w:p>
-      <w:pPr>
-        <w:spacing w:after="120" w:before="300"/>
-      </w:pPr>
-      <w:r>
-        <w:rPr>
-          <w:rFonts w:ascii="Arial" w:cs="Arial" w:eastAsia="Arial" w:hAnsi="Arial"/>
-          <w:b/>
-          <w:bCs/>
-          <w:color w:val="1A1A1A"/>
-          <w:sz w:val="28"/>
-          <w:szCs w:val="28"/>
-        </w:rPr>
-        <w:t xml:space="preserve">Brand Values</w:t>
-      </w:r>
-    </w:p>
-    <w:p>
-      <w:pPr>
-        <w:spacing w:after="40" w:before="80"/>
       </w:pPr>
       <w:r>
         <w:rPr>
@@ -406,267 +548,98 @@
           <w:sz w:val="22"/>
           <w:szCs w:val="22"/>
         </w:rPr>
-        <w:t xml:space="preserve">Function meets form. </w:t>
-      </w:r>
-      <w:r>
-        <w:rPr>
-          <w:rFonts w:ascii="Arial" w:cs="Arial" w:eastAsia="Arial" w:hAnsi="Arial"/>
-          <w:color w:val="1A1A1A"/>
-          <w:sz w:val="22"/>
-          <w:szCs w:val="22"/>
-        </w:rPr>
-        <w:t xml:space="preserve">Every ingredient has a purpose. Every visual detail, too.</w:t>
-      </w:r>
-    </w:p>
-    <w:p>
-      <w:pPr>
-        <w:spacing w:after="40" w:before="80"/>
+        <w:t xml:space="preserve">Archetype: </w:t>
+      </w:r>
+      <w:r>
+        <w:rPr>
+          <w:rFonts w:ascii="Arial" w:cs="Arial" w:eastAsia="Arial" w:hAnsi="Arial"/>
+          <w:color w:val="1A1A1A"/>
+          <w:sz w:val="22"/>
+          <w:szCs w:val="22"/>
+        </w:rPr>
+        <w:t xml:space="preserve">The Explorer-Creator. Curious, aesthetic, free, functional.</w:t>
+      </w:r>
+    </w:p>
+    <w:p>
+      <w:pPr>
+        <w:spacing w:after="60" w:before="60"/>
+      </w:pPr>
+    </w:p>
+    <w:p>
+      <w:pPr>
+        <w:spacing w:after="120" w:before="300"/>
       </w:pPr>
       <w:r>
         <w:rPr>
           <w:rFonts w:ascii="Arial" w:cs="Arial" w:eastAsia="Arial" w:hAnsi="Arial"/>
           <w:b/>
           <w:bCs/>
-          <w:color w:val="1A6B5A"/>
-          <w:sz w:val="22"/>
-          <w:szCs w:val="22"/>
-        </w:rPr>
-        <w:t xml:space="preserve">Accessible, not basic. </w:t>
-      </w:r>
-      <w:r>
-        <w:rPr>
-          <w:rFonts w:ascii="Arial" w:cs="Arial" w:eastAsia="Arial" w:hAnsi="Arial"/>
-          <w:color w:val="1A1A1A"/>
-          <w:sz w:val="22"/>
-          <w:szCs w:val="22"/>
-        </w:rPr>
-        <w:t xml:space="preserve">Premium doesn’t mean unreachable. SOMA is everyday luxury.</w:t>
-      </w:r>
-    </w:p>
-    <w:p>
-      <w:pPr>
-        <w:spacing w:after="40" w:before="80"/>
+          <w:color w:val="1A1A1A"/>
+          <w:sz w:val="28"/>
+          <w:szCs w:val="28"/>
+        </w:rPr>
+        <w:t xml:space="preserve">Brand Positioning</w:t>
+      </w:r>
+    </w:p>
+    <w:p>
+      <w:pPr>
+        <w:spacing w:after="60" w:before="60"/>
       </w:pPr>
       <w:r>
         <w:rPr>
           <w:rFonts w:ascii="Arial" w:cs="Arial" w:eastAsia="Arial" w:hAnsi="Arial"/>
           <w:b/>
           <w:bCs/>
-          <w:color w:val="1A6B5A"/>
-          <w:sz w:val="22"/>
-          <w:szCs w:val="22"/>
-        </w:rPr>
-        <w:t xml:space="preserve">Radical transparency. </w:t>
-      </w:r>
-      <w:r>
-        <w:rPr>
-          <w:rFonts w:ascii="Arial" w:cs="Arial" w:eastAsia="Arial" w:hAnsi="Arial"/>
-          <w:color w:val="1A1A1A"/>
-          <w:sz w:val="22"/>
-          <w:szCs w:val="22"/>
-        </w:rPr>
-        <w:t xml:space="preserve">Real doses, pronounceable ingredients, provable claims.</w:t>
-      </w:r>
-    </w:p>
-    <w:p>
-      <w:pPr>
-        <w:spacing w:after="40" w:before="80"/>
+          <w:color w:val="1A1A1A"/>
+          <w:sz w:val="22"/>
+          <w:szCs w:val="22"/>
+        </w:rPr>
+        <w:t xml:space="preserve">Target: </w:t>
+      </w:r>
+      <w:r>
+        <w:rPr>
+          <w:rFonts w:ascii="Arial" w:cs="Arial" w:eastAsia="Arial" w:hAnsi="Arial"/>
+          <w:color w:val="1A1A1A"/>
+          <w:sz w:val="22"/>
+          <w:szCs w:val="22"/>
+        </w:rPr>
+        <w:t xml:space="preserve">Health-conscious women and men aged 22–40 in urban Spain and the UK.</w:t>
+      </w:r>
+    </w:p>
+    <w:p>
+      <w:pPr>
+        <w:spacing w:after="60" w:before="60"/>
       </w:pPr>
       <w:r>
         <w:rPr>
           <w:rFonts w:ascii="Arial" w:cs="Arial" w:eastAsia="Arial" w:hAnsi="Arial"/>
           <w:b/>
           <w:bCs/>
-          <w:color w:val="1A6B5A"/>
-          <w:sz w:val="22"/>
-          <w:szCs w:val="22"/>
-        </w:rPr>
-        <w:t xml:space="preserve">Smart fun. </w:t>
-      </w:r>
-      <w:r>
-        <w:rPr>
-          <w:rFonts w:ascii="Arial" w:cs="Arial" w:eastAsia="Arial" w:hAnsi="Arial"/>
-          <w:color w:val="1A1A1A"/>
-          <w:sz w:val="22"/>
-          <w:szCs w:val="22"/>
-        </w:rPr>
-        <w:t xml:space="preserve">Wellness doesn’t have to be boring. SOMA makes it attractive and enjoyable.</w:t>
-      </w:r>
-    </w:p>
-    <w:p>
-      <w:pPr>
-        <w:spacing w:after="40" w:before="80"/>
+          <w:color w:val="1A1A1A"/>
+          <w:sz w:val="22"/>
+          <w:szCs w:val="22"/>
+        </w:rPr>
+        <w:t xml:space="preserve">Category: </w:t>
+      </w:r>
+      <w:r>
+        <w:rPr>
+          <w:rFonts w:ascii="Arial" w:cs="Arial" w:eastAsia="Arial" w:hAnsi="Arial"/>
+          <w:color w:val="1A1A1A"/>
+          <w:sz w:val="22"/>
+          <w:szCs w:val="22"/>
+        </w:rPr>
+        <w:t xml:space="preserve">Daily functional hydration — liquid water enhancer with electrolytes, vitamins, and botanicals.</w:t>
+      </w:r>
+    </w:p>
+    <w:p>
+      <w:pPr>
+        <w:spacing w:after="60" w:before="60"/>
       </w:pPr>
       <w:r>
         <w:rPr>
           <w:rFonts w:ascii="Arial" w:cs="Arial" w:eastAsia="Arial" w:hAnsi="Arial"/>
           <w:b/>
           <w:bCs/>
-          <w:color w:val="1A6B5A"/>
-          <w:sz w:val="22"/>
-          <w:szCs w:val="22"/>
-        </w:rPr>
-        <w:t xml:space="preserve">Dual by design. </w:t>
-      </w:r>
-      <w:r>
-        <w:rPr>
-          <w:rFonts w:ascii="Arial" w:cs="Arial" w:eastAsia="Arial" w:hAnsi="Arial"/>
-          <w:color w:val="1A1A1A"/>
-          <w:sz w:val="22"/>
-          <w:szCs w:val="22"/>
-        </w:rPr>
-        <w:t xml:space="preserve">Madrid × London. Español × English. Sun × Structure. Both at once.</w:t>
-      </w:r>
-    </w:p>
-    <w:p>
-      <w:pPr>
-        <w:spacing w:after="60" w:before="60"/>
-      </w:pPr>
-    </w:p>
-    <w:p>
-      <w:pPr>
-        <w:spacing w:after="120" w:before="300"/>
-      </w:pPr>
-      <w:r>
-        <w:rPr>
-          <w:rFonts w:ascii="Arial" w:cs="Arial" w:eastAsia="Arial" w:hAnsi="Arial"/>
-          <w:b/>
-          <w:bCs/>
-          <w:color w:val="1A1A1A"/>
-          <w:sz w:val="28"/>
-          <w:szCs w:val="28"/>
-        </w:rPr>
-        <w:t xml:space="preserve">Brand Personality</w:t>
-      </w:r>
-    </w:p>
-    <w:p>
-      <w:pPr>
-        <w:spacing w:after="60" w:before="60"/>
-      </w:pPr>
-      <w:r>
-        <w:rPr>
-          <w:rFonts w:ascii="Arial" w:cs="Arial" w:eastAsia="Arial" w:hAnsi="Arial"/>
-          <w:b w:val="false"/>
-          <w:bCs w:val="false"/>
-          <w:i w:val="false"/>
-          <w:iCs w:val="false"/>
-          <w:color w:val="1A1A1A"/>
-          <w:sz w:val="22"/>
-          <w:szCs w:val="22"/>
-        </w:rPr>
-        <w:t xml:space="preserve">If SOMA were a person, she’d be that friend who knows about nutrition but never judges you, has impeccable Instagram aesthetics, travels between Madrid and London, and always has something beautiful and functional in her bag.</w:t>
-      </w:r>
-    </w:p>
-    <w:p>
-      <w:pPr>
-        <w:spacing w:after="40" w:before="40"/>
-      </w:pPr>
-    </w:p>
-    <w:p>
-      <w:pPr>
-        <w:spacing w:after="60" w:before="60"/>
-      </w:pPr>
-      <w:r>
-        <w:rPr>
-          <w:rFonts w:ascii="Arial" w:cs="Arial" w:eastAsia="Arial" w:hAnsi="Arial"/>
-          <w:b/>
-          <w:bCs/>
-          <w:color w:val="1A6B5A"/>
-          <w:sz w:val="22"/>
-          <w:szCs w:val="22"/>
-        </w:rPr>
-        <w:t xml:space="preserve">Archetype: </w:t>
-      </w:r>
-      <w:r>
-        <w:rPr>
-          <w:rFonts w:ascii="Arial" w:cs="Arial" w:eastAsia="Arial" w:hAnsi="Arial"/>
-          <w:color w:val="1A1A1A"/>
-          <w:sz w:val="22"/>
-          <w:szCs w:val="22"/>
-        </w:rPr>
-        <w:t xml:space="preserve">The Explorer-Creator. Curious, aesthetic, free, functional.</w:t>
-      </w:r>
-    </w:p>
-    <w:p>
-      <w:pPr>
-        <w:spacing w:after="60" w:before="60"/>
-      </w:pPr>
-    </w:p>
-    <w:p>
-      <w:pPr>
-        <w:spacing w:after="120" w:before="300"/>
-      </w:pPr>
-      <w:r>
-        <w:rPr>
-          <w:rFonts w:ascii="Arial" w:cs="Arial" w:eastAsia="Arial" w:hAnsi="Arial"/>
-          <w:b/>
-          <w:bCs/>
-          <w:color w:val="1A1A1A"/>
-          <w:sz w:val="28"/>
-          <w:szCs w:val="28"/>
-        </w:rPr>
-        <w:t xml:space="preserve">Brand Positioning</w:t>
-      </w:r>
-    </w:p>
-    <w:p>
-      <w:pPr>
-        <w:spacing w:after="60" w:before="60"/>
-      </w:pPr>
-      <w:r>
-        <w:rPr>
-          <w:rFonts w:ascii="Arial" w:cs="Arial" w:eastAsia="Arial" w:hAnsi="Arial"/>
-          <w:b/>
-          <w:bCs/>
-          <w:color w:val="1A1A1A"/>
-          <w:sz w:val="22"/>
-          <w:szCs w:val="22"/>
-        </w:rPr>
-        <w:t xml:space="preserve">Target audience: </w:t>
-      </w:r>
-      <w:r>
-        <w:rPr>
-          <w:rFonts w:ascii="Arial" w:cs="Arial" w:eastAsia="Arial" w:hAnsi="Arial"/>
-          <w:color w:val="1A1A1A"/>
-          <w:sz w:val="22"/>
-          <w:szCs w:val="22"/>
-        </w:rPr>
-        <w:t xml:space="preserve">Health-conscious women and men aged 22–40 in urban Spain and the UK.</w:t>
-      </w:r>
-    </w:p>
-    <w:p>
-      <w:pPr>
-        <w:spacing w:after="60" w:before="60"/>
-      </w:pPr>
-      <w:r>
-        <w:rPr>
-          <w:rFonts w:ascii="Arial" w:cs="Arial" w:eastAsia="Arial" w:hAnsi="Arial"/>
-          <w:b/>
-          <w:bCs/>
-          <w:color w:val="1A1A1A"/>
-          <w:sz w:val="22"/>
-          <w:szCs w:val="22"/>
-        </w:rPr>
-        <w:t xml:space="preserve">Category: </w:t>
-      </w:r>
-      <w:r>
-        <w:rPr>
-          <w:rFonts w:ascii="Arial" w:cs="Arial" w:eastAsia="Arial" w:hAnsi="Arial"/>
-          <w:color w:val="1A1A1A"/>
-          <w:sz w:val="22"/>
-          <w:szCs w:val="22"/>
-        </w:rPr>
-        <w:t xml:space="preserve">Daily functional hydration — liquid water enhancer with electrolytes, vitamins, and botanicals.</w:t>
-      </w:r>
-    </w:p>
-    <w:p>
-      <w:pPr>
-        <w:spacing w:after="60" w:before="60"/>
-      </w:pPr>
-      <w:r>
-        <w:rPr>
-          <w:rFonts w:ascii="Arial" w:cs="Arial" w:eastAsia="Arial" w:hAnsi="Arial"/>
-          <w:b/>
-          <w:bCs/>
           <w:color w:val="1A1A1A"/>
           <w:sz w:val="22"/>
           <w:szCs w:val="22"/>
@@ -680,7 +653,7 @@
           <w:sz w:val="22"/>
           <w:szCs w:val="22"/>
         </w:rPr>
-        <w:t xml:space="preserve">The only water enhancer that combines functional wellness ingredients with premium-playful aesthetics in a squish bottle format.</w:t>
+        <w:t xml:space="preserve">The only water enhancer that combines functional wellness with premium-playful aesthetics in a squish bottle format.</w:t>
       </w:r>
     </w:p>
     <w:p>
@@ -698,7 +671,7 @@
           <w:sz w:val="22"/>
           <w:szCs w:val="22"/>
         </w:rPr>
-        <w:t xml:space="preserve">Positioning statement: </w:t>
+        <w:t xml:space="preserve">Statement: </w:t>
       </w:r>
       <w:r>
         <w:rPr>
@@ -782,6 +755,7 @@
     <w:p>
       <w:pPr>
         <w:spacing w:after="60" w:before="60"/>
+        <w:jc w:val="center"/>
       </w:pPr>
       <w:r>
         <w:rPr>
@@ -794,7 +768,7 @@
           <w:sz w:val="22"/>
           <w:szCs w:val="22"/>
         </w:rPr>
-        <w:t xml:space="preserve">Connects the physical gesture of the squish bottle with the functional upgrade. Memorable, adaptable to campaigns, works across packaging and social media.</w:t>
+        <w:t xml:space="preserve">Connects the physical gesture of the squish bottle with the functional upgrade. Memorable, adaptable to campaigns, works across packaging and social.</w:t>
       </w:r>
     </w:p>
     <w:p>
@@ -925,7 +899,7 @@
                 <w:sz w:val="22"/>
                 <w:szCs w:val="22"/>
               </w:rPr>
-              <w:t xml:space="preserve">General / product</w:t>
+              <w:t xml:space="preserve">General</w:t>
             </w:r>
           </w:p>
         </w:tc>
@@ -1111,7 +1085,7 @@
                 <w:sz w:val="22"/>
                 <w:szCs w:val="22"/>
               </w:rPr>
-              <w:t xml:space="preserve">Instagram / social</w:t>
+              <w:t xml:space="preserve">Social media</w:t>
             </w:r>
           </w:p>
         </w:tc>
@@ -1173,7 +1147,7 @@
                 <w:sz w:val="22"/>
                 <w:szCs w:val="22"/>
               </w:rPr>
-              <w:t xml:space="preserve">Launch campaign</w:t>
+              <w:t xml:space="preserve">Launch</w:t>
             </w:r>
           </w:p>
         </w:tc>
@@ -1297,7 +1271,7 @@
                 <w:sz w:val="22"/>
                 <w:szCs w:val="22"/>
               </w:rPr>
-              <w:t xml:space="preserve">Subscription CTA</w:t>
+              <w:t xml:space="preserve">Subscription</w:t>
             </w:r>
           </w:p>
         </w:tc>
@@ -1357,6 +1331,7 @@
     <w:p>
       <w:pPr>
         <w:spacing w:after="60" w:before="60"/>
+        <w:jc w:val="left"/>
       </w:pPr>
       <w:r>
         <w:rPr>
@@ -1369,7 +1344,7 @@
           <w:sz w:val="22"/>
           <w:szCs w:val="22"/>
         </w:rPr>
-        <w:t xml:space="preserve">SOMA is functional hydration in a liquid concentrate: electrolytes, vitamins, and botanical ingredients in one squeeze that turns any bottle of water into your daily wellness ritual. No sugar, no artificial colours, no compromise.</w:t>
+        <w:t xml:space="preserve">SOMA is functional hydration in a liquid concentrate: electrolytes, vitamins (including D3 and Zinc), and botanical ingredients in one squeeze that turns any bottle of water into your daily wellness ritual. No sugar, no artificial colours, no compromise.</w:t>
       </w:r>
     </w:p>
     <w:p>
@@ -1396,6 +1371,7 @@
     <w:p>
       <w:pPr>
         <w:spacing w:after="60" w:before="60"/>
+        <w:jc w:val="left"/>
       </w:pPr>
       <w:r>
         <w:rPr>
@@ -1964,6 +1940,7 @@
     <w:p>
       <w:pPr>
         <w:spacing w:after="60" w:before="60"/>
+        <w:jc w:val="left"/>
       </w:pPr>
       <w:r>
         <w:rPr>
@@ -2014,7 +1991,7 @@
           <w:sz w:val="22"/>
           <w:szCs w:val="22"/>
         </w:rPr>
-        <w:t xml:space="preserve">"Hydration, babe. That’s it."</w:t>
+        <w:t xml:space="preserve">"Dale un squeeze a tu día."</w:t>
       </w:r>
     </w:p>
     <w:p>
@@ -2033,7 +2010,7 @@
           <w:sz w:val="22"/>
           <w:szCs w:val="22"/>
         </w:rPr>
-        <w:t xml:space="preserve">"Dale un squeeze a tu día."</w:t>
+        <w:t xml:space="preserve">"Hydration, babe. That’s it."</w:t>
       </w:r>
     </w:p>
     <w:p>
@@ -2089,6 +2066,7 @@
     <w:p>
       <w:pPr>
         <w:spacing w:after="60" w:before="60"/>
+        <w:jc w:val="left"/>
       </w:pPr>
       <w:r>
         <w:rPr>
@@ -2102,6 +2080,699 @@
           <w:szCs w:val="22"/>
         </w:rPr>
         <w:t xml:space="preserve">SOMA’s palette combines the credibility of a deep botanical green with the energy of vibrant SKU accents. Colourful but cohesive, fun but premium — like the brand itself.</w:t>
+      </w:r>
+    </w:p>
+    <w:p>
+      <w:pPr>
+        <w:spacing w:after="200" w:before="200"/>
+        <w:jc w:val="center"/>
+      </w:pPr>
+      <w:r>
+        <w:drawing>
+          <wp:inline distT="0" distB="0" distL="0" distR="0">
+            <wp:extent cx="5524500" cy="1619250"/>
+            <wp:effectExtent t="0" r="0" b="0" l="0"/>
+            <wp:docPr id="1" name="brand-visual" descr="Brand visual element" title="SOMA Brand Visual"/>
+            <wp:cNvGraphicFramePr>
+              <a:graphicFrameLocks xmlns:a="http://schemas.openxmlformats.org/drawingml/2006/main" noChangeAspect="1"/>
+            </wp:cNvGraphicFramePr>
+            <a:graphic xmlns:a="http://schemas.openxmlformats.org/drawingml/2006/main">
+              <a:graphicData uri="http://schemas.openxmlformats.org/drawingml/2006/picture">
+                <pic:pic xmlns:pic="http://schemas.openxmlformats.org/drawingml/2006/picture">
+                  <pic:nvPicPr>
+                    <pic:cNvPr id="0" name="" descr=""/>
+                    <pic:cNvPicPr>
+                      <a:picLocks noChangeAspect="1" noChangeArrowheads="1"/>
+                    </pic:cNvPicPr>
+                  </pic:nvPicPr>
+                  <pic:blipFill>
+                    <a:blip r:embed="rId21" cstate="none"/>
+                    <a:srcRect/>
+                    <a:stretch>
+                      <a:fillRect/>
+                    </a:stretch>
+                  </pic:blipFill>
+                  <pic:spPr bwMode="auto">
+                    <a:xfrm>
+                      <a:off x="0" y="0"/>
+                      <a:ext cx="5524500" cy="1619250"/>
+                    </a:xfrm>
+                    <a:prstGeom prst="rect">
+                      <a:avLst/>
+                    </a:prstGeom>
+                  </pic:spPr>
+                </pic:pic>
+              </a:graphicData>
+            </a:graphic>
+          </wp:inline>
+        </w:drawing>
+      </w:r>
+    </w:p>
+    <w:p>
+      <w:pPr>
+        <w:spacing w:after="120" w:before="300"/>
+      </w:pPr>
+      <w:r>
+        <w:rPr>
+          <w:rFonts w:ascii="Arial" w:cs="Arial" w:eastAsia="Arial" w:hAnsi="Arial"/>
+          <w:b/>
+          <w:bCs/>
+          <w:color w:val="1A1A1A"/>
+          <w:sz w:val="28"/>
+          <w:szCs w:val="28"/>
+        </w:rPr>
+        <w:t xml:space="preserve">Colour Combinations</w:t>
+      </w:r>
+    </w:p>
+    <w:p>
+      <w:pPr>
+        <w:spacing w:after="60" w:before="60"/>
+        <w:jc w:val="left"/>
+      </w:pPr>
+      <w:r>
+        <w:rPr>
+          <w:rFonts w:ascii="Arial" w:cs="Arial" w:eastAsia="Arial" w:hAnsi="Arial"/>
+          <w:b w:val="false"/>
+          <w:bCs w:val="false"/>
+          <w:i w:val="false"/>
+          <w:iCs w:val="false"/>
+          <w:color w:val="1A1A1A"/>
+          <w:sz w:val="22"/>
+          <w:szCs w:val="22"/>
+        </w:rPr>
+        <w:t xml:space="preserve">Approved pairings for all brand touchpoints:</w:t>
+      </w:r>
+    </w:p>
+    <w:p>
+      <w:pPr>
+        <w:spacing w:after="200" w:before="200"/>
+        <w:jc w:val="center"/>
+      </w:pPr>
+      <w:r>
+        <w:drawing>
+          <wp:inline distT="0" distB="0" distL="0" distR="0">
+            <wp:extent cx="4000500" cy="2095500"/>
+            <wp:effectExtent t="0" r="0" b="0" l="0"/>
+            <wp:docPr id="1" name="brand-visual" descr="Brand visual element" title="SOMA Brand Visual"/>
+            <wp:cNvGraphicFramePr>
+              <a:graphicFrameLocks xmlns:a="http://schemas.openxmlformats.org/drawingml/2006/main" noChangeAspect="1"/>
+            </wp:cNvGraphicFramePr>
+            <a:graphic xmlns:a="http://schemas.openxmlformats.org/drawingml/2006/main">
+              <a:graphicData uri="http://schemas.openxmlformats.org/drawingml/2006/picture">
+                <pic:pic xmlns:pic="http://schemas.openxmlformats.org/drawingml/2006/picture">
+                  <pic:nvPicPr>
+                    <pic:cNvPr id="0" name="" descr=""/>
+                    <pic:cNvPicPr>
+                      <a:picLocks noChangeAspect="1" noChangeArrowheads="1"/>
+                    </pic:cNvPicPr>
+                  </pic:nvPicPr>
+                  <pic:blipFill>
+                    <a:blip r:embed="rId22" cstate="none"/>
+                    <a:srcRect/>
+                    <a:stretch>
+                      <a:fillRect/>
+                    </a:stretch>
+                  </pic:blipFill>
+                  <pic:spPr bwMode="auto">
+                    <a:xfrm>
+                      <a:off x="0" y="0"/>
+                      <a:ext cx="4000500" cy="2095500"/>
+                    </a:xfrm>
+                    <a:prstGeom prst="rect">
+                      <a:avLst/>
+                    </a:prstGeom>
+                  </pic:spPr>
+                </pic:pic>
+              </a:graphicData>
+            </a:graphic>
+          </wp:inline>
+        </w:drawing>
+      </w:r>
+    </w:p>
+    <w:p>
+      <w:pPr>
+        <w:spacing w:after="60" w:before="60"/>
+      </w:pPr>
+      <w:r>
+        <w:rPr>
+          <w:rFonts w:ascii="Arial" w:cs="Arial" w:eastAsia="Arial" w:hAnsi="Arial"/>
+          <w:b/>
+          <w:bCs/>
+          <w:color w:val="D94F7A"/>
+          <w:sz w:val="22"/>
+          <w:szCs w:val="22"/>
+        </w:rPr>
+        <w:t xml:space="preserve">Prohibited: </w:t>
+      </w:r>
+      <w:r>
+        <w:rPr>
+          <w:rFonts w:ascii="Arial" w:cs="Arial" w:eastAsia="Arial" w:hAnsi="Arial"/>
+          <w:color w:val="1A1A1A"/>
+          <w:sz w:val="22"/>
+          <w:szCs w:val="22"/>
+        </w:rPr>
+        <w:t xml:space="preserve">Lemon on Berry or vice versa without Forest in between — creates visual noise.</w:t>
+      </w:r>
+    </w:p>
+    <w:p>
+      <w:pPr>
+        <w:spacing w:after="60" w:before="60"/>
+      </w:pPr>
+    </w:p>
+    <w:p>
+      <w:pPr>
+        <w:spacing w:after="120" w:before="300"/>
+      </w:pPr>
+      <w:r>
+        <w:rPr>
+          <w:rFonts w:ascii="Arial" w:cs="Arial" w:eastAsia="Arial" w:hAnsi="Arial"/>
+          <w:b/>
+          <w:bCs/>
+          <w:color w:val="1A1A1A"/>
+          <w:sz w:val="28"/>
+          <w:szCs w:val="28"/>
+        </w:rPr>
+        <w:t xml:space="preserve">Digital Colour Reference</w:t>
+      </w:r>
+    </w:p>
+    <w:p>
+      <w:pPr>
+        <w:spacing w:after="60" w:before="60"/>
+        <w:jc w:val="left"/>
+      </w:pPr>
+      <w:r>
+        <w:rPr>
+          <w:rFonts w:ascii="Arial" w:cs="Arial" w:eastAsia="Arial" w:hAnsi="Arial"/>
+          <w:b w:val="false"/>
+          <w:bCs w:val="false"/>
+          <w:i w:val="false"/>
+          <w:iCs w:val="false"/>
+          <w:color w:val="1A1A1A"/>
+          <w:sz w:val="22"/>
+          <w:szCs w:val="22"/>
+        </w:rPr>
+        <w:t xml:space="preserve">--soma-forest: #1A6B5A    --soma-cream: #F5F0E8    --soma-lemon: #F2C94C</w:t>
+      </w:r>
+    </w:p>
+    <w:p>
+      <w:pPr>
+        <w:spacing w:after="60" w:before="60"/>
+        <w:jc w:val="left"/>
+      </w:pPr>
+      <w:r>
+        <w:rPr>
+          <w:rFonts w:ascii="Arial" w:cs="Arial" w:eastAsia="Arial" w:hAnsi="Arial"/>
+          <w:b w:val="false"/>
+          <w:bCs w:val="false"/>
+          <w:i w:val="false"/>
+          <w:iCs w:val="false"/>
+          <w:color w:val="1A1A1A"/>
+          <w:sz w:val="22"/>
+          <w:szCs w:val="22"/>
+        </w:rPr>
+        <w:t xml:space="preserve">--soma-berry: #D94F7A     --soma-sage: #B8D4C8</w:t>
+      </w:r>
+    </w:p>
+    <w:p>
+      <w:r>
+        <w:br w:type="page"/>
+      </w:r>
+    </w:p>
+    <w:p>
+      <w:pPr>
+        <w:spacing w:after="200" w:before="400"/>
+      </w:pPr>
+      <w:r>
+        <w:rPr>
+          <w:rFonts w:ascii="Arial" w:cs="Arial" w:eastAsia="Arial" w:hAnsi="Arial"/>
+          <w:b/>
+          <w:bCs/>
+          <w:color w:val="1A6B5A"/>
+          <w:sz w:val="36"/>
+          <w:szCs w:val="36"/>
+        </w:rPr>
+        <w:t xml:space="preserve">Typography</w:t>
+      </w:r>
+    </w:p>
+    <w:p>
+      <w:pPr>
+        <w:spacing w:after="60" w:before="60"/>
+        <w:jc w:val="left"/>
+      </w:pPr>
+      <w:r>
+        <w:rPr>
+          <w:rFonts w:ascii="Arial" w:cs="Arial" w:eastAsia="Arial" w:hAnsi="Arial"/>
+          <w:b w:val="false"/>
+          <w:bCs w:val="false"/>
+          <w:i w:val="false"/>
+          <w:iCs w:val="false"/>
+          <w:color w:val="1A1A1A"/>
+          <w:sz w:val="22"/>
+          <w:szCs w:val="22"/>
+        </w:rPr>
+        <w:t xml:space="preserve">SOMA uses a 4-tier type system that balances personality with functionality. Type-forward: typography is as much a protagonist as colour.</w:t>
+      </w:r>
+    </w:p>
+    <w:p>
+      <w:pPr>
+        <w:spacing w:after="200" w:before="200"/>
+        <w:jc w:val="center"/>
+      </w:pPr>
+      <w:r>
+        <w:drawing>
+          <wp:inline distT="0" distB="0" distL="0" distR="0">
+            <wp:extent cx="4762500" cy="2190750"/>
+            <wp:effectExtent t="0" r="0" b="0" l="0"/>
+            <wp:docPr id="1" name="brand-visual" descr="Brand visual element" title="SOMA Brand Visual"/>
+            <wp:cNvGraphicFramePr>
+              <a:graphicFrameLocks xmlns:a="http://schemas.openxmlformats.org/drawingml/2006/main" noChangeAspect="1"/>
+            </wp:cNvGraphicFramePr>
+            <a:graphic xmlns:a="http://schemas.openxmlformats.org/drawingml/2006/main">
+              <a:graphicData uri="http://schemas.openxmlformats.org/drawingml/2006/picture">
+                <pic:pic xmlns:pic="http://schemas.openxmlformats.org/drawingml/2006/picture">
+                  <pic:nvPicPr>
+                    <pic:cNvPr id="0" name="" descr=""/>
+                    <pic:cNvPicPr>
+                      <a:picLocks noChangeAspect="1" noChangeArrowheads="1"/>
+                    </pic:cNvPicPr>
+                  </pic:nvPicPr>
+                  <pic:blipFill>
+                    <a:blip r:embed="rId23" cstate="none"/>
+                    <a:srcRect/>
+                    <a:stretch>
+                      <a:fillRect/>
+                    </a:stretch>
+                  </pic:blipFill>
+                  <pic:spPr bwMode="auto">
+                    <a:xfrm>
+                      <a:off x="0" y="0"/>
+                      <a:ext cx="4762500" cy="2190750"/>
+                    </a:xfrm>
+                    <a:prstGeom prst="rect">
+                      <a:avLst/>
+                    </a:prstGeom>
+                  </pic:spPr>
+                </pic:pic>
+              </a:graphicData>
+            </a:graphic>
+          </wp:inline>
+        </w:drawing>
+      </w:r>
+    </w:p>
+    <w:p>
+      <w:pPr>
+        <w:spacing w:after="120" w:before="300"/>
+      </w:pPr>
+      <w:r>
+        <w:rPr>
+          <w:rFonts w:ascii="Arial" w:cs="Arial" w:eastAsia="Arial" w:hAnsi="Arial"/>
+          <w:b/>
+          <w:bCs/>
+          <w:color w:val="1A1A1A"/>
+          <w:sz w:val="28"/>
+          <w:szCs w:val="28"/>
+        </w:rPr>
+        <w:t xml:space="preserve">Typography Rules</w:t>
+      </w:r>
+    </w:p>
+    <w:p>
+      <w:pPr>
+        <w:pStyle w:val="ListParagraph"/>
+        <w:numPr>
+          <w:ilvl w:val="0"/>
+          <w:numId w:val="2"/>
+        </w:numPr>
+        <w:spacing w:after="40" w:before="40"/>
+      </w:pPr>
+      <w:r>
+        <w:rPr>
+          <w:rFonts w:ascii="Arial" w:cs="Arial" w:eastAsia="Arial" w:hAnsi="Arial"/>
+          <w:color w:val="1A1A1A"/>
+          <w:sz w:val="22"/>
+          <w:szCs w:val="22"/>
+        </w:rPr>
+        <w:t xml:space="preserve">The logo is always SOMA: uppercase, Space Grotesk Bold, wide tracking. Never lowercase.</w:t>
+      </w:r>
+    </w:p>
+    <w:p>
+      <w:pPr>
+        <w:pStyle w:val="ListParagraph"/>
+        <w:numPr>
+          <w:ilvl w:val="0"/>
+          <w:numId w:val="2"/>
+        </w:numPr>
+        <w:spacing w:after="40" w:before="40"/>
+      </w:pPr>
+      <w:r>
+        <w:rPr>
+          <w:rFonts w:ascii="Arial" w:cs="Arial" w:eastAsia="Arial" w:hAnsi="Arial"/>
+          <w:color w:val="1A1A1A"/>
+          <w:sz w:val="22"/>
+          <w:szCs w:val="22"/>
+        </w:rPr>
+        <w:t xml:space="preserve">SKU names are type-forward: SOMA LEMON / SOMA BERRY — the flavour name is the hero.</w:t>
+      </w:r>
+    </w:p>
+    <w:p>
+      <w:pPr>
+        <w:pStyle w:val="ListParagraph"/>
+        <w:numPr>
+          <w:ilvl w:val="0"/>
+          <w:numId w:val="2"/>
+        </w:numPr>
+        <w:spacing w:after="40" w:before="40"/>
+      </w:pPr>
+      <w:r>
+        <w:rPr>
+          <w:rFonts w:ascii="Arial" w:cs="Arial" w:eastAsia="Arial" w:hAnsi="Arial"/>
+          <w:color w:val="1A1A1A"/>
+          <w:sz w:val="22"/>
+          <w:szCs w:val="22"/>
+        </w:rPr>
+        <w:t xml:space="preserve">Body text left-aligned. Centred only for hero elements and taglines.</w:t>
+      </w:r>
+    </w:p>
+    <w:p>
+      <w:pPr>
+        <w:pStyle w:val="ListParagraph"/>
+        <w:numPr>
+          <w:ilvl w:val="0"/>
+          <w:numId w:val="2"/>
+        </w:numPr>
+        <w:spacing w:after="40" w:before="40"/>
+      </w:pPr>
+      <w:r>
+        <w:rPr>
+          <w:rFonts w:ascii="Arial" w:cs="Arial" w:eastAsia="Arial" w:hAnsi="Arial"/>
+          <w:color w:val="1A1A1A"/>
+          <w:sz w:val="22"/>
+          <w:szCs w:val="22"/>
+        </w:rPr>
+        <w:t xml:space="preserve">Maximum 2 fonts per piece: Space Grotesk + DM Sans as base. Cormorant only for special moments.</w:t>
+      </w:r>
+    </w:p>
+    <w:p>
+      <w:pPr>
+        <w:pStyle w:val="ListParagraph"/>
+        <w:numPr>
+          <w:ilvl w:val="0"/>
+          <w:numId w:val="2"/>
+        </w:numPr>
+        <w:spacing w:after="40" w:before="40"/>
+      </w:pPr>
+      <w:r>
+        <w:rPr>
+          <w:rFonts w:ascii="Arial" w:cs="Arial" w:eastAsia="Arial" w:hAnsi="Arial"/>
+          <w:color w:val="1A1A1A"/>
+          <w:sz w:val="22"/>
+          <w:szCs w:val="22"/>
+        </w:rPr>
+        <w:t xml:space="preserve">All fonts are available free on Google Fonts.</w:t>
+      </w:r>
+    </w:p>
+    <w:p>
+      <w:r>
+        <w:br w:type="page"/>
+      </w:r>
+    </w:p>
+    <w:p>
+      <w:pPr>
+        <w:spacing w:after="200" w:before="400"/>
+      </w:pPr>
+      <w:r>
+        <w:rPr>
+          <w:rFonts w:ascii="Arial" w:cs="Arial" w:eastAsia="Arial" w:hAnsi="Arial"/>
+          <w:b/>
+          <w:bCs/>
+          <w:color w:val="1A6B5A"/>
+          <w:sz w:val="36"/>
+          <w:szCs w:val="36"/>
+        </w:rPr>
+        <w:t xml:space="preserve">Logo System</w:t>
+      </w:r>
+    </w:p>
+    <w:p>
+      <w:pPr>
+        <w:spacing w:after="60" w:before="60"/>
+        <w:jc w:val="left"/>
+      </w:pPr>
+      <w:r>
+        <w:rPr>
+          <w:rFonts w:ascii="Arial" w:cs="Arial" w:eastAsia="Arial" w:hAnsi="Arial"/>
+          <w:b w:val="false"/>
+          <w:bCs w:val="false"/>
+          <w:i w:val="false"/>
+          <w:iCs w:val="false"/>
+          <w:color w:val="1A1A1A"/>
+          <w:sz w:val="22"/>
+          <w:szCs w:val="22"/>
+        </w:rPr>
+        <w:t xml:space="preserve">The SOMA logotype is a type-forward wordmark: the word SOMA in Space Grotesk Bold, uppercase, with wide tracking. The O works as a standalone icon for favicons and stickers.</w:t>
+      </w:r>
+    </w:p>
+    <w:p>
+      <w:pPr>
+        <w:spacing w:after="200" w:before="200"/>
+        <w:jc w:val="center"/>
+      </w:pPr>
+      <w:r>
+        <w:drawing>
+          <wp:inline distT="0" distB="0" distL="0" distR="0">
+            <wp:extent cx="4953000" cy="3429000"/>
+            <wp:effectExtent t="0" r="0" b="0" l="0"/>
+            <wp:docPr id="1" name="brand-visual" descr="Brand visual element" title="SOMA Brand Visual"/>
+            <wp:cNvGraphicFramePr>
+              <a:graphicFrameLocks xmlns:a="http://schemas.openxmlformats.org/drawingml/2006/main" noChangeAspect="1"/>
+            </wp:cNvGraphicFramePr>
+            <a:graphic xmlns:a="http://schemas.openxmlformats.org/drawingml/2006/main">
+              <a:graphicData uri="http://schemas.openxmlformats.org/drawingml/2006/picture">
+                <pic:pic xmlns:pic="http://schemas.openxmlformats.org/drawingml/2006/picture">
+                  <pic:nvPicPr>
+                    <pic:cNvPr id="0" name="" descr=""/>
+                    <pic:cNvPicPr>
+                      <a:picLocks noChangeAspect="1" noChangeArrowheads="1"/>
+                    </pic:cNvPicPr>
+                  </pic:nvPicPr>
+                  <pic:blipFill>
+                    <a:blip r:embed="rId24" cstate="none"/>
+                    <a:srcRect/>
+                    <a:stretch>
+                      <a:fillRect/>
+                    </a:stretch>
+                  </pic:blipFill>
+                  <pic:spPr bwMode="auto">
+                    <a:xfrm>
+                      <a:off x="0" y="0"/>
+                      <a:ext cx="4953000" cy="3429000"/>
+                    </a:xfrm>
+                    <a:prstGeom prst="rect">
+                      <a:avLst/>
+                    </a:prstGeom>
+                  </pic:spPr>
+                </pic:pic>
+              </a:graphicData>
+            </a:graphic>
+          </wp:inline>
+        </w:drawing>
+      </w:r>
+    </w:p>
+    <w:p>
+      <w:pPr>
+        <w:spacing w:after="120" w:before="300"/>
+      </w:pPr>
+      <w:r>
+        <w:rPr>
+          <w:rFonts w:ascii="Arial" w:cs="Arial" w:eastAsia="Arial" w:hAnsi="Arial"/>
+          <w:b/>
+          <w:bCs/>
+          <w:color w:val="1A1A1A"/>
+          <w:sz w:val="28"/>
+          <w:szCs w:val="28"/>
+        </w:rPr>
+        <w:t xml:space="preserve">Prohibited Uses</w:t>
+      </w:r>
+    </w:p>
+    <w:p>
+      <w:pPr>
+        <w:pStyle w:val="ListParagraph"/>
+        <w:numPr>
+          <w:ilvl w:val="0"/>
+          <w:numId w:val="2"/>
+        </w:numPr>
+        <w:spacing w:after="40" w:before="40"/>
+      </w:pPr>
+      <w:r>
+        <w:rPr>
+          <w:rFonts w:ascii="Arial" w:cs="Arial" w:eastAsia="Arial" w:hAnsi="Arial"/>
+          <w:color w:val="1A1A1A"/>
+          <w:sz w:val="22"/>
+          <w:szCs w:val="22"/>
+        </w:rPr>
+        <w:t xml:space="preserve">Do not rotate, distort, stretch, or change proportions.</w:t>
+      </w:r>
+    </w:p>
+    <w:p>
+      <w:pPr>
+        <w:pStyle w:val="ListParagraph"/>
+        <w:numPr>
+          <w:ilvl w:val="0"/>
+          <w:numId w:val="2"/>
+        </w:numPr>
+        <w:spacing w:after="40" w:before="40"/>
+      </w:pPr>
+      <w:r>
+        <w:rPr>
+          <w:rFonts w:ascii="Arial" w:cs="Arial" w:eastAsia="Arial" w:hAnsi="Arial"/>
+          <w:color w:val="1A1A1A"/>
+          <w:sz w:val="22"/>
+          <w:szCs w:val="22"/>
+        </w:rPr>
+        <w:t xml:space="preserve">Do not use colours outside the official palette.</w:t>
+      </w:r>
+    </w:p>
+    <w:p>
+      <w:pPr>
+        <w:pStyle w:val="ListParagraph"/>
+        <w:numPr>
+          <w:ilvl w:val="0"/>
+          <w:numId w:val="2"/>
+        </w:numPr>
+        <w:spacing w:after="40" w:before="40"/>
+      </w:pPr>
+      <w:r>
+        <w:rPr>
+          <w:rFonts w:ascii="Arial" w:cs="Arial" w:eastAsia="Arial" w:hAnsi="Arial"/>
+          <w:color w:val="1A1A1A"/>
+          <w:sz w:val="22"/>
+          <w:szCs w:val="22"/>
+        </w:rPr>
+        <w:t xml:space="preserve">Do not add shadows, gradients, outlines, or glows.</w:t>
+      </w:r>
+    </w:p>
+    <w:p>
+      <w:pPr>
+        <w:pStyle w:val="ListParagraph"/>
+        <w:numPr>
+          <w:ilvl w:val="0"/>
+          <w:numId w:val="2"/>
+        </w:numPr>
+        <w:spacing w:after="40" w:before="40"/>
+      </w:pPr>
+      <w:r>
+        <w:rPr>
+          <w:rFonts w:ascii="Arial" w:cs="Arial" w:eastAsia="Arial" w:hAnsi="Arial"/>
+          <w:color w:val="1A1A1A"/>
+          <w:sz w:val="22"/>
+          <w:szCs w:val="22"/>
+        </w:rPr>
+        <w:t xml:space="preserve">Do not write in lowercase in brand contexts.</w:t>
+      </w:r>
+    </w:p>
+    <w:p>
+      <w:pPr>
+        <w:pStyle w:val="ListParagraph"/>
+        <w:numPr>
+          <w:ilvl w:val="0"/>
+          <w:numId w:val="2"/>
+        </w:numPr>
+        <w:spacing w:after="40" w:before="40"/>
+      </w:pPr>
+      <w:r>
+        <w:rPr>
+          <w:rFonts w:ascii="Arial" w:cs="Arial" w:eastAsia="Arial" w:hAnsi="Arial"/>
+          <w:color w:val="1A1A1A"/>
+          <w:sz w:val="22"/>
+          <w:szCs w:val="22"/>
+        </w:rPr>
+        <w:t xml:space="preserve">Do not place over busy patterns without an overlay.</w:t>
+      </w:r>
+    </w:p>
+    <w:p>
+      <w:pPr>
+        <w:pStyle w:val="ListParagraph"/>
+        <w:numPr>
+          <w:ilvl w:val="0"/>
+          <w:numId w:val="2"/>
+        </w:numPr>
+        <w:spacing w:after="40" w:before="40"/>
+      </w:pPr>
+      <w:r>
+        <w:rPr>
+          <w:rFonts w:ascii="Arial" w:cs="Arial" w:eastAsia="Arial" w:hAnsi="Arial"/>
+          <w:color w:val="1A1A1A"/>
+          <w:sz w:val="22"/>
+          <w:szCs w:val="22"/>
+        </w:rPr>
+        <w:t xml:space="preserve">Do not reduce below 80px width in digital.</w:t>
+      </w:r>
+    </w:p>
+    <w:p>
+      <w:pPr>
+        <w:sectPr>
+          <w:headerReference w:type="default" r:id="rId11"/>
+          <w:footerReference w:type="default" r:id="rId12"/>
+          <w:pgSz w:w="12240" w:h="15840" w:orient="portrait"/>
+          <w:pgMar w:top="1440" w:right="1440" w:bottom="1440" w:left="1440" w:header="708" w:footer="708" w:gutter="0"/>
+          <w:pgNumType/>
+          <w:docGrid w:linePitch="360"/>
+        </w:sectPr>
+      </w:pPr>
+    </w:p>
+    <w:p>
+      <w:pPr>
+        <w:spacing w:after="200" w:before="600"/>
+        <w:jc w:val="center"/>
+      </w:pPr>
+      <w:r>
+        <w:rPr>
+          <w:rFonts w:ascii="Arial" w:cs="Arial" w:eastAsia="Arial" w:hAnsi="Arial"/>
+          <w:b/>
+          <w:bCs/>
+          <w:color w:val="1A6B5A"/>
+          <w:sz w:val="56"/>
+          <w:szCs w:val="56"/>
+        </w:rPr>
+        <w:t xml:space="preserve">04 / PACKAGING</w:t>
+      </w:r>
+    </w:p>
+    <w:p>
+      <w:pPr>
+        <w:spacing w:after="100" w:before="100"/>
+      </w:pPr>
+    </w:p>
+    <w:p>
+      <w:pPr>
+        <w:spacing w:after="200" w:before="400"/>
+      </w:pPr>
+      <w:r>
+        <w:rPr>
+          <w:rFonts w:ascii="Arial" w:cs="Arial" w:eastAsia="Arial" w:hAnsi="Arial"/>
+          <w:b/>
+          <w:bCs/>
+          <w:color w:val="1A6B5A"/>
+          <w:sz w:val="36"/>
+          <w:szCs w:val="36"/>
+        </w:rPr>
+        <w:t xml:space="preserve">Bottle Design — Squish/Squirt Format</w:t>
+      </w:r>
+    </w:p>
+    <w:p>
+      <w:pPr>
+        <w:spacing w:after="60" w:before="60"/>
+        <w:jc w:val="left"/>
+      </w:pPr>
+      <w:r>
+        <w:rPr>
+          <w:rFonts w:ascii="Arial" w:cs="Arial" w:eastAsia="Arial" w:hAnsi="Arial"/>
+          <w:b w:val="false"/>
+          <w:bCs w:val="false"/>
+          <w:i w:val="false"/>
+          <w:iCs w:val="false"/>
+          <w:color w:val="1A1A1A"/>
+          <w:sz w:val="22"/>
+          <w:szCs w:val="22"/>
+        </w:rPr>
+        <w:t xml:space="preserve">SOMA’s bottle takes direct inspiration from Buoy’s squeeze format: a soft, squeezable bottle that delivers product with a simple press. No droppers, no measuring. One squeeze = one serving.</w:t>
       </w:r>
     </w:p>
     <w:p>
@@ -2122,52 +2793,20 @@
         </w:tblBorders>
       </w:tblPr>
       <w:tblGrid>
-        <w:gridCol w:w="2200"/>
-        <w:gridCol w:w="1800"/>
+        <w:gridCol w:w="4000"/>
         <w:gridCol w:w="5360"/>
       </w:tblGrid>
       <w:tr>
         <w:tc>
           <w:tcPr>
-            <w:tcW w:type="dxa" w:w="2200"/>
-            <w:tcBorders>
-              <w:top w:val="none" w:sz="0"/>
-              <w:left w:val="none" w:sz="0"/>
-              <w:bottom w:val="none" w:sz="0"/>
-              <w:right w:val="none" w:sz="0"/>
+            <w:tcW w:type="dxa" w:w="4000"/>
+            <w:tcBorders>
+              <w:top w:val="single" w:color="B8D4C8" w:sz="1"/>
+              <w:left w:val="single" w:color="B8D4C8" w:sz="1"/>
+              <w:bottom w:val="single" w:color="B8D4C8" w:sz="1"/>
+              <w:right w:val="single" w:color="B8D4C8" w:sz="1"/>
             </w:tcBorders>
             <w:shd w:fill="1A6B5A" w:val="clear"/>
-            <w:tcMar>
-              <w:top w:type="dxa" w:w="100"/>
-              <w:left w:type="dxa" w:w="150"/>
-              <w:bottom w:type="dxa" w:w="100"/>
-              <w:right w:type="dxa" w:w="150"/>
-            </w:tcMar>
-            <w:vAlign w:val="center"/>
-          </w:tcPr>
-          <w:p>
-            <w:pPr>
-              <w:jc w:val="center"/>
-            </w:pPr>
-            <w:r>
-              <w:rPr>
-                <w:color w:val="1A6B5A"/>
-                <w:sz w:val="22"/>
-                <w:szCs w:val="22"/>
-              </w:rPr>
-              <w:t xml:space="preserve"> </w:t>
-            </w:r>
-          </w:p>
-        </w:tc>
-        <w:tc>
-          <w:tcPr>
-            <w:tcW w:type="dxa" w:w="1800"/>
-            <w:tcBorders>
-              <w:top w:val="none" w:sz="0"/>
-              <w:left w:val="none" w:sz="0"/>
-              <w:bottom w:val="none" w:sz="0"/>
-              <w:right w:val="none" w:sz="0"/>
-            </w:tcBorders>
             <w:tcMar>
               <w:top w:type="dxa" w:w="100"/>
               <w:left w:type="dxa" w:w="150"/>
@@ -2181,22 +2820,11 @@
                 <w:rFonts w:ascii="Arial" w:cs="Arial" w:eastAsia="Arial" w:hAnsi="Arial"/>
                 <w:b/>
                 <w:bCs/>
-                <w:color w:val="1A1A1A"/>
-                <w:sz w:val="22"/>
-                <w:szCs w:val="22"/>
-              </w:rPr>
-              <w:t xml:space="preserve">Forest</w:t>
-            </w:r>
-          </w:p>
-          <w:p>
-            <w:r>
-              <w:rPr>
-                <w:rFonts w:ascii="Arial" w:cs="Arial" w:eastAsia="Arial" w:hAnsi="Arial"/>
-                <w:color w:val="666666"/>
-                <w:sz w:val="20"/>
-                <w:szCs w:val="20"/>
-              </w:rPr>
-              <w:t xml:space="preserve">#1A6B5A</w:t>
+                <w:color w:val="FFFFFF"/>
+                <w:sz w:val="22"/>
+                <w:szCs w:val="22"/>
+              </w:rPr>
+              <w:t xml:space="preserve">Element</w:t>
             </w:r>
           </w:p>
         </w:tc>
@@ -2204,27 +2832,30 @@
           <w:tcPr>
             <w:tcW w:type="dxa" w:w="5360"/>
             <w:tcBorders>
-              <w:top w:val="none" w:sz="0"/>
-              <w:left w:val="none" w:sz="0"/>
-              <w:bottom w:val="none" w:sz="0"/>
-              <w:right w:val="none" w:sz="0"/>
-            </w:tcBorders>
-            <w:tcMar>
-              <w:top w:type="dxa" w:w="100"/>
-              <w:left w:type="dxa" w:w="150"/>
-              <w:bottom w:type="dxa" w:w="100"/>
-              <w:right w:type="dxa" w:w="150"/>
-            </w:tcMar>
-          </w:tcPr>
-          <w:p>
-            <w:r>
-              <w:rPr>
-                <w:rFonts w:ascii="Arial" w:cs="Arial" w:eastAsia="Arial" w:hAnsi="Arial"/>
-                <w:color w:val="1A1A1A"/>
-                <w:sz w:val="22"/>
-                <w:szCs w:val="22"/>
-              </w:rPr>
-              <w:t xml:space="preserve">Primary brand colour. Logo, headings, CTAs, credibility. Always present.</w:t>
+              <w:top w:val="single" w:color="B8D4C8" w:sz="1"/>
+              <w:left w:val="single" w:color="B8D4C8" w:sz="1"/>
+              <w:bottom w:val="single" w:color="B8D4C8" w:sz="1"/>
+              <w:right w:val="single" w:color="B8D4C8" w:sz="1"/>
+            </w:tcBorders>
+            <w:shd w:fill="1A6B5A" w:val="clear"/>
+            <w:tcMar>
+              <w:top w:type="dxa" w:w="100"/>
+              <w:left w:type="dxa" w:w="150"/>
+              <w:bottom w:type="dxa" w:w="100"/>
+              <w:right w:type="dxa" w:w="150"/>
+            </w:tcMar>
+          </w:tcPr>
+          <w:p>
+            <w:r>
+              <w:rPr>
+                <w:rFonts w:ascii="Arial" w:cs="Arial" w:eastAsia="Arial" w:hAnsi="Arial"/>
+                <w:b/>
+                <w:bCs/>
+                <w:color w:val="FFFFFF"/>
+                <w:sz w:val="22"/>
+                <w:szCs w:val="22"/>
+              </w:rPr>
+              <w:t xml:space="preserve">Direction</w:t>
             </w:r>
           </w:p>
         </w:tc>
@@ -2232,74 +2863,31 @@
       <w:tr>
         <w:tc>
           <w:tcPr>
-            <w:tcW w:type="dxa" w:w="2200"/>
-            <w:tcBorders>
-              <w:top w:val="none" w:sz="0"/>
-              <w:left w:val="none" w:sz="0"/>
-              <w:bottom w:val="none" w:sz="0"/>
-              <w:right w:val="none" w:sz="0"/>
-            </w:tcBorders>
-            <w:shd w:fill="F5F0E8" w:val="clear"/>
-            <w:tcMar>
-              <w:top w:type="dxa" w:w="100"/>
-              <w:left w:type="dxa" w:w="150"/>
-              <w:bottom w:type="dxa" w:w="100"/>
-              <w:right w:type="dxa" w:w="150"/>
-            </w:tcMar>
-            <w:vAlign w:val="center"/>
-          </w:tcPr>
-          <w:p>
-            <w:pPr>
-              <w:jc w:val="center"/>
-            </w:pPr>
-            <w:r>
-              <w:rPr>
-                <w:color w:val="F5F0E8"/>
-                <w:sz w:val="22"/>
-                <w:szCs w:val="22"/>
-              </w:rPr>
-              <w:t xml:space="preserve"> </w:t>
-            </w:r>
-          </w:p>
-        </w:tc>
-        <w:tc>
-          <w:tcPr>
-            <w:tcW w:type="dxa" w:w="1800"/>
-            <w:tcBorders>
-              <w:top w:val="none" w:sz="0"/>
-              <w:left w:val="none" w:sz="0"/>
-              <w:bottom w:val="none" w:sz="0"/>
-              <w:right w:val="none" w:sz="0"/>
-            </w:tcBorders>
-            <w:tcMar>
-              <w:top w:type="dxa" w:w="100"/>
-              <w:left w:type="dxa" w:w="150"/>
-              <w:bottom w:type="dxa" w:w="100"/>
-              <w:right w:type="dxa" w:w="150"/>
-            </w:tcMar>
-          </w:tcPr>
-          <w:p>
-            <w:r>
-              <w:rPr>
-                <w:rFonts w:ascii="Arial" w:cs="Arial" w:eastAsia="Arial" w:hAnsi="Arial"/>
-                <w:b/>
-                <w:bCs/>
-                <w:color w:val="1A1A1A"/>
-                <w:sz w:val="22"/>
-                <w:szCs w:val="22"/>
-              </w:rPr>
-              <w:t xml:space="preserve">Cream</w:t>
-            </w:r>
-          </w:p>
-          <w:p>
-            <w:r>
-              <w:rPr>
-                <w:rFonts w:ascii="Arial" w:cs="Arial" w:eastAsia="Arial" w:hAnsi="Arial"/>
-                <w:color w:val="666666"/>
-                <w:sz w:val="20"/>
-                <w:szCs w:val="20"/>
-              </w:rPr>
-              <w:t xml:space="preserve">#F5F0E8</w:t>
+            <w:tcW w:type="dxa" w:w="4000"/>
+            <w:tcBorders>
+              <w:top w:val="single" w:color="B8D4C8" w:sz="1"/>
+              <w:left w:val="single" w:color="B8D4C8" w:sz="1"/>
+              <w:bottom w:val="single" w:color="B8D4C8" w:sz="1"/>
+              <w:right w:val="single" w:color="B8D4C8" w:sz="1"/>
+            </w:tcBorders>
+            <w:tcMar>
+              <w:top w:type="dxa" w:w="100"/>
+              <w:left w:type="dxa" w:w="150"/>
+              <w:bottom w:type="dxa" w:w="100"/>
+              <w:right w:type="dxa" w:w="150"/>
+            </w:tcMar>
+          </w:tcPr>
+          <w:p>
+            <w:r>
+              <w:rPr>
+                <w:rFonts w:ascii="Arial" w:cs="Arial" w:eastAsia="Arial" w:hAnsi="Arial"/>
+                <w:b w:val="false"/>
+                <w:bCs w:val="false"/>
+                <w:color w:val="1A1A1A"/>
+                <w:sz w:val="22"/>
+                <w:szCs w:val="22"/>
+              </w:rPr>
+              <w:t xml:space="preserve">Format</w:t>
             </w:r>
           </w:p>
         </w:tc>
@@ -2307,27 +2895,29 @@
           <w:tcPr>
             <w:tcW w:type="dxa" w:w="5360"/>
             <w:tcBorders>
-              <w:top w:val="none" w:sz="0"/>
-              <w:left w:val="none" w:sz="0"/>
-              <w:bottom w:val="none" w:sz="0"/>
-              <w:right w:val="none" w:sz="0"/>
-            </w:tcBorders>
-            <w:tcMar>
-              <w:top w:type="dxa" w:w="100"/>
-              <w:left w:type="dxa" w:w="150"/>
-              <w:bottom w:type="dxa" w:w="100"/>
-              <w:right w:type="dxa" w:w="150"/>
-            </w:tcMar>
-          </w:tcPr>
-          <w:p>
-            <w:r>
-              <w:rPr>
-                <w:rFonts w:ascii="Arial" w:cs="Arial" w:eastAsia="Arial" w:hAnsi="Arial"/>
-                <w:color w:val="1A1A1A"/>
-                <w:sz w:val="22"/>
-                <w:szCs w:val="22"/>
-              </w:rPr>
-              <w:t xml:space="preserve">Universal background. Mediterranean warmth. Never use pure white (#FFF).</w:t>
+              <w:top w:val="single" w:color="B8D4C8" w:sz="1"/>
+              <w:left w:val="single" w:color="B8D4C8" w:sz="1"/>
+              <w:bottom w:val="single" w:color="B8D4C8" w:sz="1"/>
+              <w:right w:val="single" w:color="B8D4C8" w:sz="1"/>
+            </w:tcBorders>
+            <w:tcMar>
+              <w:top w:type="dxa" w:w="100"/>
+              <w:left w:type="dxa" w:w="150"/>
+              <w:bottom w:type="dxa" w:w="100"/>
+              <w:right w:type="dxa" w:w="150"/>
+            </w:tcMar>
+          </w:tcPr>
+          <w:p>
+            <w:r>
+              <w:rPr>
+                <w:rFonts w:ascii="Arial" w:cs="Arial" w:eastAsia="Arial" w:hAnsi="Arial"/>
+                <w:b w:val="false"/>
+                <w:bCs w:val="false"/>
+                <w:color w:val="1A1A1A"/>
+                <w:sz w:val="22"/>
+                <w:szCs w:val="22"/>
+              </w:rPr>
+              <w:t xml:space="preserve">30–50 mL soft-touch matte squeezable plastic</w:t>
             </w:r>
           </w:p>
         </w:tc>
@@ -2335,74 +2925,31 @@
       <w:tr>
         <w:tc>
           <w:tcPr>
-            <w:tcW w:type="dxa" w:w="2200"/>
-            <w:tcBorders>
-              <w:top w:val="none" w:sz="0"/>
-              <w:left w:val="none" w:sz="0"/>
-              <w:bottom w:val="none" w:sz="0"/>
-              <w:right w:val="none" w:sz="0"/>
-            </w:tcBorders>
-            <w:shd w:fill="F2C94C" w:val="clear"/>
-            <w:tcMar>
-              <w:top w:type="dxa" w:w="100"/>
-              <w:left w:type="dxa" w:w="150"/>
-              <w:bottom w:type="dxa" w:w="100"/>
-              <w:right w:type="dxa" w:w="150"/>
-            </w:tcMar>
-            <w:vAlign w:val="center"/>
-          </w:tcPr>
-          <w:p>
-            <w:pPr>
-              <w:jc w:val="center"/>
-            </w:pPr>
-            <w:r>
-              <w:rPr>
-                <w:color w:val="F2C94C"/>
-                <w:sz w:val="22"/>
-                <w:szCs w:val="22"/>
-              </w:rPr>
-              <w:t xml:space="preserve"> </w:t>
-            </w:r>
-          </w:p>
-        </w:tc>
-        <w:tc>
-          <w:tcPr>
-            <w:tcW w:type="dxa" w:w="1800"/>
-            <w:tcBorders>
-              <w:top w:val="none" w:sz="0"/>
-              <w:left w:val="none" w:sz="0"/>
-              <w:bottom w:val="none" w:sz="0"/>
-              <w:right w:val="none" w:sz="0"/>
-            </w:tcBorders>
-            <w:tcMar>
-              <w:top w:type="dxa" w:w="100"/>
-              <w:left w:type="dxa" w:w="150"/>
-              <w:bottom w:type="dxa" w:w="100"/>
-              <w:right w:type="dxa" w:w="150"/>
-            </w:tcMar>
-          </w:tcPr>
-          <w:p>
-            <w:r>
-              <w:rPr>
-                <w:rFonts w:ascii="Arial" w:cs="Arial" w:eastAsia="Arial" w:hAnsi="Arial"/>
-                <w:b/>
-                <w:bCs/>
-                <w:color w:val="1A1A1A"/>
-                <w:sz w:val="22"/>
-                <w:szCs w:val="22"/>
-              </w:rPr>
-              <w:t xml:space="preserve">Lemon</w:t>
-            </w:r>
-          </w:p>
-          <w:p>
-            <w:r>
-              <w:rPr>
-                <w:rFonts w:ascii="Arial" w:cs="Arial" w:eastAsia="Arial" w:hAnsi="Arial"/>
-                <w:color w:val="666666"/>
-                <w:sz w:val="20"/>
-                <w:szCs w:val="20"/>
-              </w:rPr>
-              <w:t xml:space="preserve">#F2C94C</w:t>
+            <w:tcW w:type="dxa" w:w="4000"/>
+            <w:tcBorders>
+              <w:top w:val="single" w:color="B8D4C8" w:sz="1"/>
+              <w:left w:val="single" w:color="B8D4C8" w:sz="1"/>
+              <w:bottom w:val="single" w:color="B8D4C8" w:sz="1"/>
+              <w:right w:val="single" w:color="B8D4C8" w:sz="1"/>
+            </w:tcBorders>
+            <w:tcMar>
+              <w:top w:type="dxa" w:w="100"/>
+              <w:left w:type="dxa" w:w="150"/>
+              <w:bottom w:type="dxa" w:w="100"/>
+              <w:right w:type="dxa" w:w="150"/>
+            </w:tcMar>
+          </w:tcPr>
+          <w:p>
+            <w:r>
+              <w:rPr>
+                <w:rFonts w:ascii="Arial" w:cs="Arial" w:eastAsia="Arial" w:hAnsi="Arial"/>
+                <w:b w:val="false"/>
+                <w:bCs w:val="false"/>
+                <w:color w:val="1A1A1A"/>
+                <w:sz w:val="22"/>
+                <w:szCs w:val="22"/>
+              </w:rPr>
+              <w:t xml:space="preserve">Shape</w:t>
             </w:r>
           </w:p>
         </w:tc>
@@ -2410,27 +2957,29 @@
           <w:tcPr>
             <w:tcW w:type="dxa" w:w="5360"/>
             <w:tcBorders>
-              <w:top w:val="none" w:sz="0"/>
-              <w:left w:val="none" w:sz="0"/>
-              <w:bottom w:val="none" w:sz="0"/>
-              <w:right w:val="none" w:sz="0"/>
-            </w:tcBorders>
-            <w:tcMar>
-              <w:top w:type="dxa" w:w="100"/>
-              <w:left w:type="dxa" w:w="150"/>
-              <w:bottom w:type="dxa" w:w="100"/>
-              <w:right w:type="dxa" w:w="150"/>
-            </w:tcMar>
-          </w:tcPr>
-          <w:p>
-            <w:r>
-              <w:rPr>
-                <w:rFonts w:ascii="Arial" w:cs="Arial" w:eastAsia="Arial" w:hAnsi="Arial"/>
-                <w:color w:val="1A1A1A"/>
-                <w:sz w:val="22"/>
-                <w:szCs w:val="22"/>
-              </w:rPr>
-              <w:t xml:space="preserve">Lemon SKU accent. Only in context of that product: packaging, posts, highlights.</w:t>
+              <w:top w:val="single" w:color="B8D4C8" w:sz="1"/>
+              <w:left w:val="single" w:color="B8D4C8" w:sz="1"/>
+              <w:bottom w:val="single" w:color="B8D4C8" w:sz="1"/>
+              <w:right w:val="single" w:color="B8D4C8" w:sz="1"/>
+            </w:tcBorders>
+            <w:tcMar>
+              <w:top w:type="dxa" w:w="100"/>
+              <w:left w:type="dxa" w:w="150"/>
+              <w:bottom w:type="dxa" w:w="100"/>
+              <w:right w:type="dxa" w:w="150"/>
+            </w:tcMar>
+          </w:tcPr>
+          <w:p>
+            <w:r>
+              <w:rPr>
+                <w:rFonts w:ascii="Arial" w:cs="Arial" w:eastAsia="Arial" w:hAnsi="Arial"/>
+                <w:b w:val="false"/>
+                <w:bCs w:val="false"/>
+                <w:color w:val="1A1A1A"/>
+                <w:sz w:val="22"/>
+                <w:szCs w:val="22"/>
+              </w:rPr>
+              <w:t xml:space="preserve">Rounded, compact, pocket-sized. Perfume-bottle proportions.</w:t>
             </w:r>
           </w:p>
         </w:tc>
@@ -2438,74 +2987,31 @@
       <w:tr>
         <w:tc>
           <w:tcPr>
-            <w:tcW w:type="dxa" w:w="2200"/>
-            <w:tcBorders>
-              <w:top w:val="none" w:sz="0"/>
-              <w:left w:val="none" w:sz="0"/>
-              <w:bottom w:val="none" w:sz="0"/>
-              <w:right w:val="none" w:sz="0"/>
-            </w:tcBorders>
-            <w:shd w:fill="D94F7A" w:val="clear"/>
-            <w:tcMar>
-              <w:top w:type="dxa" w:w="100"/>
-              <w:left w:type="dxa" w:w="150"/>
-              <w:bottom w:type="dxa" w:w="100"/>
-              <w:right w:type="dxa" w:w="150"/>
-            </w:tcMar>
-            <w:vAlign w:val="center"/>
-          </w:tcPr>
-          <w:p>
-            <w:pPr>
-              <w:jc w:val="center"/>
-            </w:pPr>
-            <w:r>
-              <w:rPr>
-                <w:color w:val="D94F7A"/>
-                <w:sz w:val="22"/>
-                <w:szCs w:val="22"/>
-              </w:rPr>
-              <w:t xml:space="preserve"> </w:t>
-            </w:r>
-          </w:p>
-        </w:tc>
-        <w:tc>
-          <w:tcPr>
-            <w:tcW w:type="dxa" w:w="1800"/>
-            <w:tcBorders>
-              <w:top w:val="none" w:sz="0"/>
-              <w:left w:val="none" w:sz="0"/>
-              <w:bottom w:val="none" w:sz="0"/>
-              <w:right w:val="none" w:sz="0"/>
-            </w:tcBorders>
-            <w:tcMar>
-              <w:top w:type="dxa" w:w="100"/>
-              <w:left w:type="dxa" w:w="150"/>
-              <w:bottom w:type="dxa" w:w="100"/>
-              <w:right w:type="dxa" w:w="150"/>
-            </w:tcMar>
-          </w:tcPr>
-          <w:p>
-            <w:r>
-              <w:rPr>
-                <w:rFonts w:ascii="Arial" w:cs="Arial" w:eastAsia="Arial" w:hAnsi="Arial"/>
-                <w:b/>
-                <w:bCs/>
-                <w:color w:val="1A1A1A"/>
-                <w:sz w:val="22"/>
-                <w:szCs w:val="22"/>
-              </w:rPr>
-              <w:t xml:space="preserve">Berry</w:t>
-            </w:r>
-          </w:p>
-          <w:p>
-            <w:r>
-              <w:rPr>
-                <w:rFonts w:ascii="Arial" w:cs="Arial" w:eastAsia="Arial" w:hAnsi="Arial"/>
-                <w:color w:val="666666"/>
-                <w:sz w:val="20"/>
-                <w:szCs w:val="20"/>
-              </w:rPr>
-              <w:t xml:space="preserve">#D94F7A</w:t>
+            <w:tcW w:type="dxa" w:w="4000"/>
+            <w:tcBorders>
+              <w:top w:val="single" w:color="B8D4C8" w:sz="1"/>
+              <w:left w:val="single" w:color="B8D4C8" w:sz="1"/>
+              <w:bottom w:val="single" w:color="B8D4C8" w:sz="1"/>
+              <w:right w:val="single" w:color="B8D4C8" w:sz="1"/>
+            </w:tcBorders>
+            <w:tcMar>
+              <w:top w:type="dxa" w:w="100"/>
+              <w:left w:type="dxa" w:w="150"/>
+              <w:bottom w:type="dxa" w:w="100"/>
+              <w:right w:type="dxa" w:w="150"/>
+            </w:tcMar>
+          </w:tcPr>
+          <w:p>
+            <w:r>
+              <w:rPr>
+                <w:rFonts w:ascii="Arial" w:cs="Arial" w:eastAsia="Arial" w:hAnsi="Arial"/>
+                <w:b w:val="false"/>
+                <w:bCs w:val="false"/>
+                <w:color w:val="1A1A1A"/>
+                <w:sz w:val="22"/>
+                <w:szCs w:val="22"/>
+              </w:rPr>
+              <w:t xml:space="preserve">Dispensing</w:t>
             </w:r>
           </w:p>
         </w:tc>
@@ -2513,27 +3019,29 @@
           <w:tcPr>
             <w:tcW w:type="dxa" w:w="5360"/>
             <w:tcBorders>
-              <w:top w:val="none" w:sz="0"/>
-              <w:left w:val="none" w:sz="0"/>
-              <w:bottom w:val="none" w:sz="0"/>
-              <w:right w:val="none" w:sz="0"/>
-            </w:tcBorders>
-            <w:tcMar>
-              <w:top w:type="dxa" w:w="100"/>
-              <w:left w:type="dxa" w:w="150"/>
-              <w:bottom w:type="dxa" w:w="100"/>
-              <w:right w:type="dxa" w:w="150"/>
-            </w:tcMar>
-          </w:tcPr>
-          <w:p>
-            <w:r>
-              <w:rPr>
-                <w:rFonts w:ascii="Arial" w:cs="Arial" w:eastAsia="Arial" w:hAnsi="Arial"/>
-                <w:color w:val="1A1A1A"/>
-                <w:sz w:val="22"/>
-                <w:szCs w:val="22"/>
-              </w:rPr>
-              <w:t xml:space="preserve">Berry SKU accent. Same principle. Also works as general energy accent.</w:t>
+              <w:top w:val="single" w:color="B8D4C8" w:sz="1"/>
+              <w:left w:val="single" w:color="B8D4C8" w:sz="1"/>
+              <w:bottom w:val="single" w:color="B8D4C8" w:sz="1"/>
+              <w:right w:val="single" w:color="B8D4C8" w:sz="1"/>
+            </w:tcBorders>
+            <w:tcMar>
+              <w:top w:type="dxa" w:w="100"/>
+              <w:left w:type="dxa" w:w="150"/>
+              <w:bottom w:type="dxa" w:w="100"/>
+              <w:right w:type="dxa" w:w="150"/>
+            </w:tcMar>
+          </w:tcPr>
+          <w:p>
+            <w:r>
+              <w:rPr>
+                <w:rFonts w:ascii="Arial" w:cs="Arial" w:eastAsia="Arial" w:hAnsi="Arial"/>
+                <w:b w:val="false"/>
+                <w:bCs w:val="false"/>
+                <w:color w:val="1A1A1A"/>
+                <w:sz w:val="22"/>
+                <w:szCs w:val="22"/>
+              </w:rPr>
+              <w:t xml:space="preserve">Squish/squirt nozzle. One squeeze ≈ 1 mL serving.</w:t>
             </w:r>
           </w:p>
         </w:tc>
@@ -2541,74 +3049,31 @@
       <w:tr>
         <w:tc>
           <w:tcPr>
-            <w:tcW w:type="dxa" w:w="2200"/>
-            <w:tcBorders>
-              <w:top w:val="none" w:sz="0"/>
-              <w:left w:val="none" w:sz="0"/>
-              <w:bottom w:val="none" w:sz="0"/>
-              <w:right w:val="none" w:sz="0"/>
-            </w:tcBorders>
-            <w:shd w:fill="B8D4C8" w:val="clear"/>
-            <w:tcMar>
-              <w:top w:type="dxa" w:w="100"/>
-              <w:left w:type="dxa" w:w="150"/>
-              <w:bottom w:type="dxa" w:w="100"/>
-              <w:right w:type="dxa" w:w="150"/>
-            </w:tcMar>
-            <w:vAlign w:val="center"/>
-          </w:tcPr>
-          <w:p>
-            <w:pPr>
-              <w:jc w:val="center"/>
-            </w:pPr>
-            <w:r>
-              <w:rPr>
-                <w:color w:val="B8D4C8"/>
-                <w:sz w:val="22"/>
-                <w:szCs w:val="22"/>
-              </w:rPr>
-              <w:t xml:space="preserve"> </w:t>
-            </w:r>
-          </w:p>
-        </w:tc>
-        <w:tc>
-          <w:tcPr>
-            <w:tcW w:type="dxa" w:w="1800"/>
-            <w:tcBorders>
-              <w:top w:val="none" w:sz="0"/>
-              <w:left w:val="none" w:sz="0"/>
-              <w:bottom w:val="none" w:sz="0"/>
-              <w:right w:val="none" w:sz="0"/>
-            </w:tcBorders>
-            <w:tcMar>
-              <w:top w:type="dxa" w:w="100"/>
-              <w:left w:type="dxa" w:w="150"/>
-              <w:bottom w:type="dxa" w:w="100"/>
-              <w:right w:type="dxa" w:w="150"/>
-            </w:tcMar>
-          </w:tcPr>
-          <w:p>
-            <w:r>
-              <w:rPr>
-                <w:rFonts w:ascii="Arial" w:cs="Arial" w:eastAsia="Arial" w:hAnsi="Arial"/>
-                <w:b/>
-                <w:bCs/>
-                <w:color w:val="1A1A1A"/>
-                <w:sz w:val="22"/>
-                <w:szCs w:val="22"/>
-              </w:rPr>
-              <w:t xml:space="preserve">Sage</w:t>
-            </w:r>
-          </w:p>
-          <w:p>
-            <w:r>
-              <w:rPr>
-                <w:rFonts w:ascii="Arial" w:cs="Arial" w:eastAsia="Arial" w:hAnsi="Arial"/>
-                <w:color w:val="666666"/>
-                <w:sz w:val="20"/>
-                <w:szCs w:val="20"/>
-              </w:rPr>
-              <w:t xml:space="preserve">#B8D4C8</w:t>
+            <w:tcW w:type="dxa" w:w="4000"/>
+            <w:tcBorders>
+              <w:top w:val="single" w:color="B8D4C8" w:sz="1"/>
+              <w:left w:val="single" w:color="B8D4C8" w:sz="1"/>
+              <w:bottom w:val="single" w:color="B8D4C8" w:sz="1"/>
+              <w:right w:val="single" w:color="B8D4C8" w:sz="1"/>
+            </w:tcBorders>
+            <w:tcMar>
+              <w:top w:type="dxa" w:w="100"/>
+              <w:left w:type="dxa" w:w="150"/>
+              <w:bottom w:type="dxa" w:w="100"/>
+              <w:right w:type="dxa" w:w="150"/>
+            </w:tcMar>
+          </w:tcPr>
+          <w:p>
+            <w:r>
+              <w:rPr>
+                <w:rFonts w:ascii="Arial" w:cs="Arial" w:eastAsia="Arial" w:hAnsi="Arial"/>
+                <w:b w:val="false"/>
+                <w:bCs w:val="false"/>
+                <w:color w:val="1A1A1A"/>
+                <w:sz w:val="22"/>
+                <w:szCs w:val="22"/>
+              </w:rPr>
+              <w:t xml:space="preserve">Feel</w:t>
             </w:r>
           </w:p>
         </w:tc>
@@ -2616,325 +3081,220 @@
           <w:tcPr>
             <w:tcW w:type="dxa" w:w="5360"/>
             <w:tcBorders>
-              <w:top w:val="none" w:sz="0"/>
-              <w:left w:val="none" w:sz="0"/>
-              <w:bottom w:val="none" w:sz="0"/>
-              <w:right w:val="none" w:sz="0"/>
-            </w:tcBorders>
-            <w:tcMar>
-              <w:top w:type="dxa" w:w="100"/>
-              <w:left w:type="dxa" w:w="150"/>
-              <w:bottom w:type="dxa" w:w="100"/>
-              <w:right w:type="dxa" w:w="150"/>
-            </w:tcMar>
-          </w:tcPr>
-          <w:p>
-            <w:r>
-              <w:rPr>
-                <w:rFonts w:ascii="Arial" w:cs="Arial" w:eastAsia="Arial" w:hAnsi="Arial"/>
-                <w:color w:val="1A1A1A"/>
-                <w:sz w:val="22"/>
-                <w:szCs w:val="22"/>
-              </w:rPr>
-              <w:t xml:space="preserve">Soft support. Section backgrounds, cards, secondary elements. Never as protagonist.</w:t>
+              <w:top w:val="single" w:color="B8D4C8" w:sz="1"/>
+              <w:left w:val="single" w:color="B8D4C8" w:sz="1"/>
+              <w:bottom w:val="single" w:color="B8D4C8" w:sz="1"/>
+              <w:right w:val="single" w:color="B8D4C8" w:sz="1"/>
+            </w:tcBorders>
+            <w:tcMar>
+              <w:top w:type="dxa" w:w="100"/>
+              <w:left w:type="dxa" w:w="150"/>
+              <w:bottom w:type="dxa" w:w="100"/>
+              <w:right w:type="dxa" w:w="150"/>
+            </w:tcMar>
+          </w:tcPr>
+          <w:p>
+            <w:r>
+              <w:rPr>
+                <w:rFonts w:ascii="Arial" w:cs="Arial" w:eastAsia="Arial" w:hAnsi="Arial"/>
+                <w:b w:val="false"/>
+                <w:bCs w:val="false"/>
+                <w:color w:val="1A1A1A"/>
+                <w:sz w:val="22"/>
+                <w:szCs w:val="22"/>
+              </w:rPr>
+              <w:t xml:space="preserve">Soft-touch matte finish. Satisfying tactile squeeze.</w:t>
+            </w:r>
+          </w:p>
+        </w:tc>
+      </w:tr>
+      <w:tr>
+        <w:tc>
+          <w:tcPr>
+            <w:tcW w:type="dxa" w:w="4000"/>
+            <w:tcBorders>
+              <w:top w:val="single" w:color="B8D4C8" w:sz="1"/>
+              <w:left w:val="single" w:color="B8D4C8" w:sz="1"/>
+              <w:bottom w:val="single" w:color="B8D4C8" w:sz="1"/>
+              <w:right w:val="single" w:color="B8D4C8" w:sz="1"/>
+            </w:tcBorders>
+            <w:tcMar>
+              <w:top w:type="dxa" w:w="100"/>
+              <w:left w:type="dxa" w:w="150"/>
+              <w:bottom w:type="dxa" w:w="100"/>
+              <w:right w:type="dxa" w:w="150"/>
+            </w:tcMar>
+          </w:tcPr>
+          <w:p>
+            <w:r>
+              <w:rPr>
+                <w:rFonts w:ascii="Arial" w:cs="Arial" w:eastAsia="Arial" w:hAnsi="Arial"/>
+                <w:b w:val="false"/>
+                <w:bCs w:val="false"/>
+                <w:color w:val="1A1A1A"/>
+                <w:sz w:val="22"/>
+                <w:szCs w:val="22"/>
+              </w:rPr>
+              <w:t xml:space="preserve">Base colour</w:t>
+            </w:r>
+          </w:p>
+        </w:tc>
+        <w:tc>
+          <w:tcPr>
+            <w:tcW w:type="dxa" w:w="5360"/>
+            <w:tcBorders>
+              <w:top w:val="single" w:color="B8D4C8" w:sz="1"/>
+              <w:left w:val="single" w:color="B8D4C8" w:sz="1"/>
+              <w:bottom w:val="single" w:color="B8D4C8" w:sz="1"/>
+              <w:right w:val="single" w:color="B8D4C8" w:sz="1"/>
+            </w:tcBorders>
+            <w:tcMar>
+              <w:top w:type="dxa" w:w="100"/>
+              <w:left w:type="dxa" w:w="150"/>
+              <w:bottom w:type="dxa" w:w="100"/>
+              <w:right w:type="dxa" w:w="150"/>
+            </w:tcMar>
+          </w:tcPr>
+          <w:p>
+            <w:r>
+              <w:rPr>
+                <w:rFonts w:ascii="Arial" w:cs="Arial" w:eastAsia="Arial" w:hAnsi="Arial"/>
+                <w:b w:val="false"/>
+                <w:bCs w:val="false"/>
+                <w:color w:val="1A1A1A"/>
+                <w:sz w:val="22"/>
+                <w:szCs w:val="22"/>
+              </w:rPr>
+              <w:t xml:space="preserve">Unified across SKUs: Cream matte.</w:t>
+            </w:r>
+          </w:p>
+        </w:tc>
+      </w:tr>
+      <w:tr>
+        <w:tc>
+          <w:tcPr>
+            <w:tcW w:type="dxa" w:w="4000"/>
+            <w:tcBorders>
+              <w:top w:val="single" w:color="B8D4C8" w:sz="1"/>
+              <w:left w:val="single" w:color="B8D4C8" w:sz="1"/>
+              <w:bottom w:val="single" w:color="B8D4C8" w:sz="1"/>
+              <w:right w:val="single" w:color="B8D4C8" w:sz="1"/>
+            </w:tcBorders>
+            <w:tcMar>
+              <w:top w:type="dxa" w:w="100"/>
+              <w:left w:type="dxa" w:w="150"/>
+              <w:bottom w:type="dxa" w:w="100"/>
+              <w:right w:type="dxa" w:w="150"/>
+            </w:tcMar>
+          </w:tcPr>
+          <w:p>
+            <w:r>
+              <w:rPr>
+                <w:rFonts w:ascii="Arial" w:cs="Arial" w:eastAsia="Arial" w:hAnsi="Arial"/>
+                <w:b w:val="false"/>
+                <w:bCs w:val="false"/>
+                <w:color w:val="1A1A1A"/>
+                <w:sz w:val="22"/>
+                <w:szCs w:val="22"/>
+              </w:rPr>
+              <w:t xml:space="preserve">Cap</w:t>
+            </w:r>
+          </w:p>
+        </w:tc>
+        <w:tc>
+          <w:tcPr>
+            <w:tcW w:type="dxa" w:w="5360"/>
+            <w:tcBorders>
+              <w:top w:val="single" w:color="B8D4C8" w:sz="1"/>
+              <w:left w:val="single" w:color="B8D4C8" w:sz="1"/>
+              <w:bottom w:val="single" w:color="B8D4C8" w:sz="1"/>
+              <w:right w:val="single" w:color="B8D4C8" w:sz="1"/>
+            </w:tcBorders>
+            <w:tcMar>
+              <w:top w:type="dxa" w:w="100"/>
+              <w:left w:type="dxa" w:w="150"/>
+              <w:bottom w:type="dxa" w:w="100"/>
+              <w:right w:type="dxa" w:w="150"/>
+            </w:tcMar>
+          </w:tcPr>
+          <w:p>
+            <w:r>
+              <w:rPr>
+                <w:rFonts w:ascii="Arial" w:cs="Arial" w:eastAsia="Arial" w:hAnsi="Arial"/>
+                <w:b w:val="false"/>
+                <w:bCs w:val="false"/>
+                <w:color w:val="1A1A1A"/>
+                <w:sz w:val="22"/>
+                <w:szCs w:val="22"/>
+              </w:rPr>
+              <w:t xml:space="preserve">SKU accent colour (Lemon yellow or Berry pink).</w:t>
+            </w:r>
+          </w:p>
+        </w:tc>
+      </w:tr>
+      <w:tr>
+        <w:tc>
+          <w:tcPr>
+            <w:tcW w:type="dxa" w:w="4000"/>
+            <w:tcBorders>
+              <w:top w:val="single" w:color="B8D4C8" w:sz="1"/>
+              <w:left w:val="single" w:color="B8D4C8" w:sz="1"/>
+              <w:bottom w:val="single" w:color="B8D4C8" w:sz="1"/>
+              <w:right w:val="single" w:color="B8D4C8" w:sz="1"/>
+            </w:tcBorders>
+            <w:tcMar>
+              <w:top w:type="dxa" w:w="100"/>
+              <w:left w:type="dxa" w:w="150"/>
+              <w:bottom w:type="dxa" w:w="100"/>
+              <w:right w:type="dxa" w:w="150"/>
+            </w:tcMar>
+          </w:tcPr>
+          <w:p>
+            <w:r>
+              <w:rPr>
+                <w:rFonts w:ascii="Arial" w:cs="Arial" w:eastAsia="Arial" w:hAnsi="Arial"/>
+                <w:b w:val="false"/>
+                <w:bCs w:val="false"/>
+                <w:color w:val="1A1A1A"/>
+                <w:sz w:val="22"/>
+                <w:szCs w:val="22"/>
+              </w:rPr>
+              <w:t xml:space="preserve">Finish</w:t>
+            </w:r>
+          </w:p>
+        </w:tc>
+        <w:tc>
+          <w:tcPr>
+            <w:tcW w:type="dxa" w:w="5360"/>
+            <w:tcBorders>
+              <w:top w:val="single" w:color="B8D4C8" w:sz="1"/>
+              <w:left w:val="single" w:color="B8D4C8" w:sz="1"/>
+              <w:bottom w:val="single" w:color="B8D4C8" w:sz="1"/>
+              <w:right w:val="single" w:color="B8D4C8" w:sz="1"/>
+            </w:tcBorders>
+            <w:tcMar>
+              <w:top w:type="dxa" w:w="100"/>
+              <w:left w:type="dxa" w:w="150"/>
+              <w:bottom w:type="dxa" w:w="100"/>
+              <w:right w:type="dxa" w:w="150"/>
+            </w:tcMar>
+          </w:tcPr>
+          <w:p>
+            <w:r>
+              <w:rPr>
+                <w:rFonts w:ascii="Arial" w:cs="Arial" w:eastAsia="Arial" w:hAnsi="Arial"/>
+                <w:b w:val="false"/>
+                <w:bCs w:val="false"/>
+                <w:color w:val="1A1A1A"/>
+                <w:sz w:val="22"/>
+                <w:szCs w:val="22"/>
+              </w:rPr>
+              <w:t xml:space="preserve">Always matte. Never glossy.</w:t>
             </w:r>
           </w:p>
         </w:tc>
       </w:tr>
     </w:tbl>
-    <w:p>
-      <w:pPr>
-        <w:spacing w:after="100" w:before="100"/>
-      </w:pPr>
-    </w:p>
-    <w:p>
-      <w:pPr>
-        <w:spacing w:after="120" w:before="300"/>
-      </w:pPr>
-      <w:r>
-        <w:rPr>
-          <w:rFonts w:ascii="Arial" w:cs="Arial" w:eastAsia="Arial" w:hAnsi="Arial"/>
-          <w:b/>
-          <w:bCs/>
-          <w:color w:val="1A1A1A"/>
-          <w:sz w:val="28"/>
-          <w:szCs w:val="28"/>
-        </w:rPr>
-        <w:t xml:space="preserve">Colour Combinations</w:t>
-      </w:r>
-    </w:p>
-    <w:p>
-      <w:pPr>
-        <w:spacing w:after="40" w:before="80"/>
-      </w:pPr>
-      <w:r>
-        <w:rPr>
-          <w:rFonts w:ascii="Arial" w:cs="Arial" w:eastAsia="Arial" w:hAnsi="Arial"/>
-          <w:b/>
-          <w:bCs/>
-          <w:color w:val="1A6B5A"/>
-          <w:sz w:val="22"/>
-          <w:szCs w:val="22"/>
-        </w:rPr>
-        <w:t xml:space="preserve">Hero: </w:t>
-      </w:r>
-      <w:r>
-        <w:rPr>
-          <w:rFonts w:ascii="Arial" w:cs="Arial" w:eastAsia="Arial" w:hAnsi="Arial"/>
-          <w:color w:val="1A1A1A"/>
-          <w:sz w:val="22"/>
-          <w:szCs w:val="22"/>
-        </w:rPr>
-        <w:t xml:space="preserve">Forest on Cream — primary identity, maximum legibility.</w:t>
-      </w:r>
-    </w:p>
-    <w:p>
-      <w:pPr>
-        <w:spacing w:after="40" w:before="80"/>
-      </w:pPr>
-      <w:r>
-        <w:rPr>
-          <w:rFonts w:ascii="Arial" w:cs="Arial" w:eastAsia="Arial" w:hAnsi="Arial"/>
-          <w:b/>
-          <w:bCs/>
-          <w:color w:val="F2C94C"/>
-          <w:sz w:val="22"/>
-          <w:szCs w:val="22"/>
-        </w:rPr>
-        <w:t xml:space="preserve">Lemon SKU: </w:t>
-      </w:r>
-      <w:r>
-        <w:rPr>
-          <w:rFonts w:ascii="Arial" w:cs="Arial" w:eastAsia="Arial" w:hAnsi="Arial"/>
-          <w:color w:val="1A1A1A"/>
-          <w:sz w:val="22"/>
-          <w:szCs w:val="22"/>
-        </w:rPr>
-        <w:t xml:space="preserve">Lemon on Forest or Cream — packaging and social for SOMA LEMON.</w:t>
-      </w:r>
-    </w:p>
-    <w:p>
-      <w:pPr>
-        <w:spacing w:after="40" w:before="80"/>
-      </w:pPr>
-      <w:r>
-        <w:rPr>
-          <w:rFonts w:ascii="Arial" w:cs="Arial" w:eastAsia="Arial" w:hAnsi="Arial"/>
-          <w:b/>
-          <w:bCs/>
-          <w:color w:val="D94F7A"/>
-          <w:sz w:val="22"/>
-          <w:szCs w:val="22"/>
-        </w:rPr>
-        <w:t xml:space="preserve">Berry SKU: </w:t>
-      </w:r>
-      <w:r>
-        <w:rPr>
-          <w:rFonts w:ascii="Arial" w:cs="Arial" w:eastAsia="Arial" w:hAnsi="Arial"/>
-          <w:color w:val="1A1A1A"/>
-          <w:sz w:val="22"/>
-          <w:szCs w:val="22"/>
-        </w:rPr>
-        <w:t xml:space="preserve">Berry on Forest or Cream — packaging and social for SOMA BERRY.</w:t>
-      </w:r>
-    </w:p>
-    <w:p>
-      <w:pPr>
-        <w:spacing w:after="40" w:before="80"/>
-      </w:pPr>
-      <w:r>
-        <w:rPr>
-          <w:rFonts w:ascii="Arial" w:cs="Arial" w:eastAsia="Arial" w:hAnsi="Arial"/>
-          <w:b/>
-          <w:bCs/>
-          <w:color w:val="1A1A1A"/>
-          <w:sz w:val="22"/>
-          <w:szCs w:val="22"/>
-        </w:rPr>
-        <w:t xml:space="preserve">Premium: </w:t>
-      </w:r>
-      <w:r>
-        <w:rPr>
-          <w:rFonts w:ascii="Arial" w:cs="Arial" w:eastAsia="Arial" w:hAnsi="Arial"/>
-          <w:color w:val="1A1A1A"/>
-          <w:sz w:val="22"/>
-          <w:szCs w:val="22"/>
-        </w:rPr>
-        <w:t xml:space="preserve">Cream on Forest (dark backgrounds) — hero moments, covers, Stories.</w:t>
-      </w:r>
-    </w:p>
-    <w:p>
-      <w:pPr>
-        <w:spacing w:after="40" w:before="80"/>
-      </w:pPr>
-      <w:r>
-        <w:rPr>
-          <w:rFonts w:ascii="Arial" w:cs="Arial" w:eastAsia="Arial" w:hAnsi="Arial"/>
-          <w:b/>
-          <w:bCs/>
-          <w:color w:val="D94F7A"/>
-          <w:sz w:val="22"/>
-          <w:szCs w:val="22"/>
-        </w:rPr>
-        <w:t xml:space="preserve">Prohibited: </w:t>
-      </w:r>
-      <w:r>
-        <w:rPr>
-          <w:rFonts w:ascii="Arial" w:cs="Arial" w:eastAsia="Arial" w:hAnsi="Arial"/>
-          <w:color w:val="1A1A1A"/>
-          <w:sz w:val="22"/>
-          <w:szCs w:val="22"/>
-        </w:rPr>
-        <w:t xml:space="preserve">Lemon on Berry or vice versa without Forest in between — creates visual noise.</w:t>
-      </w:r>
-    </w:p>
-    <w:p>
-      <w:pPr>
-        <w:spacing w:after="100" w:before="100"/>
-      </w:pPr>
-    </w:p>
-    <w:p>
-      <w:pPr>
-        <w:spacing w:after="120" w:before="300"/>
-      </w:pPr>
-      <w:r>
-        <w:rPr>
-          <w:rFonts w:ascii="Arial" w:cs="Arial" w:eastAsia="Arial" w:hAnsi="Arial"/>
-          <w:b/>
-          <w:bCs/>
-          <w:color w:val="1A1A1A"/>
-          <w:sz w:val="28"/>
-          <w:szCs w:val="28"/>
-        </w:rPr>
-        <w:t xml:space="preserve">Digital Colour Reference (CSS)</w:t>
-      </w:r>
-    </w:p>
-    <w:p>
-      <w:pPr>
-        <w:spacing w:after="60" w:before="60"/>
-      </w:pPr>
-      <w:r>
-        <w:rPr>
-          <w:rFonts w:ascii="Arial" w:cs="Arial" w:eastAsia="Arial" w:hAnsi="Arial"/>
-          <w:b/>
-          <w:bCs/>
-          <w:i w:val="false"/>
-          <w:iCs w:val="false"/>
-          <w:color w:val="1A1A1A"/>
-          <w:sz w:val="22"/>
-          <w:szCs w:val="22"/>
-        </w:rPr>
-        <w:t xml:space="preserve">:root {</w:t>
-      </w:r>
-    </w:p>
-    <w:p>
-      <w:pPr>
-        <w:spacing w:after="60" w:before="60"/>
-      </w:pPr>
-      <w:r>
-        <w:rPr>
-          <w:rFonts w:ascii="Arial" w:cs="Arial" w:eastAsia="Arial" w:hAnsi="Arial"/>
-          <w:b w:val="false"/>
-          <w:bCs w:val="false"/>
-          <w:i w:val="false"/>
-          <w:iCs w:val="false"/>
-          <w:color w:val="1A1A1A"/>
-          <w:sz w:val="22"/>
-          <w:szCs w:val="22"/>
-        </w:rPr>
-        <w:t xml:space="preserve">  --soma-forest: #1A6B5A;</w:t>
-      </w:r>
-    </w:p>
-    <w:p>
-      <w:pPr>
-        <w:spacing w:after="60" w:before="60"/>
-      </w:pPr>
-      <w:r>
-        <w:rPr>
-          <w:rFonts w:ascii="Arial" w:cs="Arial" w:eastAsia="Arial" w:hAnsi="Arial"/>
-          <w:b w:val="false"/>
-          <w:bCs w:val="false"/>
-          <w:i w:val="false"/>
-          <w:iCs w:val="false"/>
-          <w:color w:val="1A1A1A"/>
-          <w:sz w:val="22"/>
-          <w:szCs w:val="22"/>
-        </w:rPr>
-        <w:t xml:space="preserve">  --soma-cream: #F5F0E8;</w:t>
-      </w:r>
-    </w:p>
-    <w:p>
-      <w:pPr>
-        <w:spacing w:after="60" w:before="60"/>
-      </w:pPr>
-      <w:r>
-        <w:rPr>
-          <w:rFonts w:ascii="Arial" w:cs="Arial" w:eastAsia="Arial" w:hAnsi="Arial"/>
-          <w:b w:val="false"/>
-          <w:bCs w:val="false"/>
-          <w:i w:val="false"/>
-          <w:iCs w:val="false"/>
-          <w:color w:val="1A1A1A"/>
-          <w:sz w:val="22"/>
-          <w:szCs w:val="22"/>
-        </w:rPr>
-        <w:t xml:space="preserve">  --soma-lemon: #F2C94C;</w:t>
-      </w:r>
-    </w:p>
-    <w:p>
-      <w:pPr>
-        <w:spacing w:after="60" w:before="60"/>
-      </w:pPr>
-      <w:r>
-        <w:rPr>
-          <w:rFonts w:ascii="Arial" w:cs="Arial" w:eastAsia="Arial" w:hAnsi="Arial"/>
-          <w:b w:val="false"/>
-          <w:bCs w:val="false"/>
-          <w:i w:val="false"/>
-          <w:iCs w:val="false"/>
-          <w:color w:val="1A1A1A"/>
-          <w:sz w:val="22"/>
-          <w:szCs w:val="22"/>
-        </w:rPr>
-        <w:t xml:space="preserve">  --soma-berry: #D94F7A;</w:t>
-      </w:r>
-    </w:p>
-    <w:p>
-      <w:pPr>
-        <w:spacing w:after="60" w:before="60"/>
-      </w:pPr>
-      <w:r>
-        <w:rPr>
-          <w:rFonts w:ascii="Arial" w:cs="Arial" w:eastAsia="Arial" w:hAnsi="Arial"/>
-          <w:b w:val="false"/>
-          <w:bCs w:val="false"/>
-          <w:i w:val="false"/>
-          <w:iCs w:val="false"/>
-          <w:color w:val="1A1A1A"/>
-          <w:sz w:val="22"/>
-          <w:szCs w:val="22"/>
-        </w:rPr>
-        <w:t xml:space="preserve">  --soma-sage: #B8D4C8;</w:t>
-      </w:r>
-    </w:p>
-    <w:p>
-      <w:pPr>
-        <w:spacing w:after="60" w:before="60"/>
-      </w:pPr>
-      <w:r>
-        <w:rPr>
-          <w:rFonts w:ascii="Arial" w:cs="Arial" w:eastAsia="Arial" w:hAnsi="Arial"/>
-          <w:b/>
-          <w:bCs/>
-          <w:i w:val="false"/>
-          <w:iCs w:val="false"/>
-          <w:color w:val="1A1A1A"/>
-          <w:sz w:val="22"/>
-          <w:szCs w:val="22"/>
-        </w:rPr>
-        <w:t xml:space="preserve">}</w:t>
-      </w:r>
-    </w:p>
     <w:p>
       <w:r>
         <w:br w:type="page"/>
@@ -2953,12 +3313,13 @@
           <w:sz w:val="36"/>
           <w:szCs w:val="36"/>
         </w:rPr>
-        <w:t xml:space="preserve">Typography</w:t>
+        <w:t xml:space="preserve">Packaging Mockups</w:t>
       </w:r>
     </w:p>
     <w:p>
       <w:pPr>
         <w:spacing w:after="60" w:before="60"/>
+        <w:jc w:val="left"/>
       </w:pPr>
       <w:r>
         <w:rPr>
@@ -2971,7 +3332,598 @@
           <w:sz w:val="22"/>
           <w:szCs w:val="22"/>
         </w:rPr>
-        <w:t xml:space="preserve">SOMA uses a 4-tier type system that balances personality with functionality. Type-forward: typography is as much a protagonist as colour.</w:t>
+        <w:t xml:space="preserve">Front label visual hierarchy: SOMA wordmark (small, top) → Flavour name (large, hero) → Functional descriptor → Accent band → Info.</w:t>
+      </w:r>
+    </w:p>
+    <w:p>
+      <w:pPr>
+        <w:spacing w:after="60" w:before="60"/>
+      </w:pPr>
+    </w:p>
+    <w:tbl>
+      <w:tblPr>
+        <w:tblW w:type="dxa" w:w="9360"/>
+        <w:tblBorders>
+          <w:top w:val="single" w:color="auto" w:sz="4"/>
+          <w:left w:val="single" w:color="auto" w:sz="4"/>
+          <w:bottom w:val="single" w:color="auto" w:sz="4"/>
+          <w:right w:val="single" w:color="auto" w:sz="4"/>
+          <w:insideH w:val="single" w:color="auto" w:sz="4"/>
+          <w:insideV w:val="single" w:color="auto" w:sz="4"/>
+        </w:tblBorders>
+      </w:tblPr>
+      <w:tblGrid>
+        <w:gridCol w:w="4680"/>
+        <w:gridCol w:w="4680"/>
+      </w:tblGrid>
+      <w:tr>
+        <w:tc>
+          <w:tcPr>
+            <w:tcW w:type="dxa" w:w="4680"/>
+            <w:tcBorders>
+              <w:top w:val="none" w:sz="0"/>
+              <w:left w:val="none" w:sz="0"/>
+              <w:bottom w:val="none" w:sz="0"/>
+              <w:right w:val="none" w:sz="0"/>
+            </w:tcBorders>
+            <w:tcMar>
+              <w:top w:type="dxa" w:w="0"/>
+              <w:left w:type="dxa" w:w="0"/>
+              <w:bottom w:type="dxa" w:w="0"/>
+              <w:right w:type="dxa" w:w="0"/>
+            </w:tcMar>
+          </w:tcPr>
+          <w:p>
+            <w:pPr>
+              <w:jc w:val="center"/>
+            </w:pPr>
+            <w:r>
+              <w:drawing>
+                <wp:inline distT="0" distB="0" distL="0" distR="0">
+                  <wp:extent cx="1905000" cy="3714750"/>
+                  <wp:effectExtent t="0" r="0" b="0" l="0"/>
+                  <wp:docPr id="1" name="lemon-bottle" descr="Lemon bottle mockup" title="SOMA LEMON Bottle"/>
+                  <wp:cNvGraphicFramePr>
+                    <a:graphicFrameLocks xmlns:a="http://schemas.openxmlformats.org/drawingml/2006/main" noChangeAspect="1"/>
+                  </wp:cNvGraphicFramePr>
+                  <a:graphic xmlns:a="http://schemas.openxmlformats.org/drawingml/2006/main">
+                    <a:graphicData uri="http://schemas.openxmlformats.org/drawingml/2006/picture">
+                      <pic:pic xmlns:pic="http://schemas.openxmlformats.org/drawingml/2006/picture">
+                        <pic:nvPicPr>
+                          <pic:cNvPr id="0" name="" descr=""/>
+                          <pic:cNvPicPr>
+                            <a:picLocks noChangeAspect="1" noChangeArrowheads="1"/>
+                          </pic:cNvPicPr>
+                        </pic:nvPicPr>
+                        <pic:blipFill>
+                          <a:blip r:embed="rId25" cstate="none"/>
+                          <a:srcRect/>
+                          <a:stretch>
+                            <a:fillRect/>
+                          </a:stretch>
+                        </pic:blipFill>
+                        <pic:spPr bwMode="auto">
+                          <a:xfrm>
+                            <a:off x="0" y="0"/>
+                            <a:ext cx="1905000" cy="3714750"/>
+                          </a:xfrm>
+                          <a:prstGeom prst="rect">
+                            <a:avLst/>
+                          </a:prstGeom>
+                        </pic:spPr>
+                      </pic:pic>
+                    </a:graphicData>
+                  </a:graphic>
+                </wp:inline>
+              </w:drawing>
+            </w:r>
+          </w:p>
+          <w:p>
+            <w:pPr>
+              <w:spacing w:before="100"/>
+              <w:jc w:val="center"/>
+            </w:pPr>
+            <w:r>
+              <w:rPr>
+                <w:rFonts w:ascii="Arial" w:cs="Arial" w:eastAsia="Arial" w:hAnsi="Arial"/>
+                <w:b/>
+                <w:bCs/>
+                <w:color w:val="1A6B5A"/>
+                <w:sz w:val="24"/>
+                <w:szCs w:val="24"/>
+              </w:rPr>
+              <w:t xml:space="preserve">SOMA LEMON</w:t>
+            </w:r>
+          </w:p>
+          <w:p>
+            <w:pPr>
+              <w:jc w:val="center"/>
+            </w:pPr>
+            <w:r>
+              <w:rPr>
+                <w:rFonts w:ascii="Georgia" w:cs="Georgia" w:eastAsia="Georgia" w:hAnsi="Georgia"/>
+                <w:i/>
+                <w:iCs/>
+                <w:color w:val="1A1A1A"/>
+                <w:sz w:val="20"/>
+                <w:szCs w:val="20"/>
+              </w:rPr>
+              <w:t xml:space="preserve">Hydrate + Soothe</w:t>
+            </w:r>
+          </w:p>
+        </w:tc>
+        <w:tc>
+          <w:tcPr>
+            <w:tcW w:type="dxa" w:w="4680"/>
+            <w:tcBorders>
+              <w:top w:val="none" w:sz="0"/>
+              <w:left w:val="none" w:sz="0"/>
+              <w:bottom w:val="none" w:sz="0"/>
+              <w:right w:val="none" w:sz="0"/>
+            </w:tcBorders>
+            <w:tcMar>
+              <w:top w:type="dxa" w:w="0"/>
+              <w:left w:type="dxa" w:w="0"/>
+              <w:bottom w:type="dxa" w:w="0"/>
+              <w:right w:type="dxa" w:w="0"/>
+            </w:tcMar>
+          </w:tcPr>
+          <w:p>
+            <w:pPr>
+              <w:jc w:val="center"/>
+            </w:pPr>
+            <w:r>
+              <w:drawing>
+                <wp:inline distT="0" distB="0" distL="0" distR="0">
+                  <wp:extent cx="1905000" cy="3714750"/>
+                  <wp:effectExtent t="0" r="0" b="0" l="0"/>
+                  <wp:docPr id="1" name="berry-bottle" descr="Berry bottle mockup" title="SOMA BERRY Bottle"/>
+                  <wp:cNvGraphicFramePr>
+                    <a:graphicFrameLocks xmlns:a="http://schemas.openxmlformats.org/drawingml/2006/main" noChangeAspect="1"/>
+                  </wp:cNvGraphicFramePr>
+                  <a:graphic xmlns:a="http://schemas.openxmlformats.org/drawingml/2006/main">
+                    <a:graphicData uri="http://schemas.openxmlformats.org/drawingml/2006/picture">
+                      <pic:pic xmlns:pic="http://schemas.openxmlformats.org/drawingml/2006/picture">
+                        <pic:nvPicPr>
+                          <pic:cNvPr id="0" name="" descr=""/>
+                          <pic:cNvPicPr>
+                            <a:picLocks noChangeAspect="1" noChangeArrowheads="1"/>
+                          </pic:cNvPicPr>
+                        </pic:nvPicPr>
+                        <pic:blipFill>
+                          <a:blip r:embed="rId26" cstate="none"/>
+                          <a:srcRect/>
+                          <a:stretch>
+                            <a:fillRect/>
+                          </a:stretch>
+                        </pic:blipFill>
+                        <pic:spPr bwMode="auto">
+                          <a:xfrm>
+                            <a:off x="0" y="0"/>
+                            <a:ext cx="1905000" cy="3714750"/>
+                          </a:xfrm>
+                          <a:prstGeom prst="rect">
+                            <a:avLst/>
+                          </a:prstGeom>
+                        </pic:spPr>
+                      </pic:pic>
+                    </a:graphicData>
+                  </a:graphic>
+                </wp:inline>
+              </w:drawing>
+            </w:r>
+          </w:p>
+          <w:p>
+            <w:pPr>
+              <w:spacing w:before="100"/>
+              <w:jc w:val="center"/>
+            </w:pPr>
+            <w:r>
+              <w:rPr>
+                <w:rFonts w:ascii="Arial" w:cs="Arial" w:eastAsia="Arial" w:hAnsi="Arial"/>
+                <w:b/>
+                <w:bCs/>
+                <w:color w:val="1A6B5A"/>
+                <w:sz w:val="24"/>
+                <w:szCs w:val="24"/>
+              </w:rPr>
+              <w:t xml:space="preserve">SOMA BERRY</w:t>
+            </w:r>
+          </w:p>
+          <w:p>
+            <w:pPr>
+              <w:jc w:val="center"/>
+            </w:pPr>
+            <w:r>
+              <w:rPr>
+                <w:rFonts w:ascii="Georgia" w:cs="Georgia" w:eastAsia="Georgia" w:hAnsi="Georgia"/>
+                <w:i/>
+                <w:iCs/>
+                <w:color w:val="1A1A1A"/>
+                <w:sz w:val="20"/>
+                <w:szCs w:val="20"/>
+              </w:rPr>
+              <w:t xml:space="preserve">Hydrate + Antioxidants</w:t>
+            </w:r>
+          </w:p>
+        </w:tc>
+      </w:tr>
+    </w:tbl>
+    <w:p>
+      <w:pPr>
+        <w:spacing w:after="100" w:before="100"/>
+      </w:pPr>
+    </w:p>
+    <w:p>
+      <w:pPr>
+        <w:spacing w:after="120" w:before="300"/>
+      </w:pPr>
+      <w:r>
+        <w:rPr>
+          <w:rFonts w:ascii="Arial" w:cs="Arial" w:eastAsia="Arial" w:hAnsi="Arial"/>
+          <w:b/>
+          <w:bCs/>
+          <w:color w:val="1A1A1A"/>
+          <w:sz w:val="28"/>
+          <w:szCs w:val="28"/>
+        </w:rPr>
+        <w:t xml:space="preserve">Back Label</w:t>
+      </w:r>
+    </w:p>
+    <w:p>
+      <w:pPr>
+        <w:pStyle w:val="ListParagraph"/>
+        <w:numPr>
+          <w:ilvl w:val="0"/>
+          <w:numId w:val="2"/>
+        </w:numPr>
+        <w:spacing w:after="40" w:before="40"/>
+      </w:pPr>
+      <w:r>
+        <w:rPr>
+          <w:rFonts w:ascii="Arial" w:cs="Arial" w:eastAsia="Arial" w:hAnsi="Arial"/>
+          <w:color w:val="1A1A1A"/>
+          <w:sz w:val="22"/>
+          <w:szCs w:val="22"/>
+        </w:rPr>
+        <w:t xml:space="preserve">Ingredients list (transparent, readable)</w:t>
+      </w:r>
+    </w:p>
+    <w:p>
+      <w:pPr>
+        <w:pStyle w:val="ListParagraph"/>
+        <w:numPr>
+          <w:ilvl w:val="0"/>
+          <w:numId w:val="2"/>
+        </w:numPr>
+        <w:spacing w:after="40" w:before="40"/>
+      </w:pPr>
+      <w:r>
+        <w:rPr>
+          <w:rFonts w:ascii="Arial" w:cs="Arial" w:eastAsia="Arial" w:hAnsi="Arial"/>
+          <w:color w:val="1A1A1A"/>
+          <w:sz w:val="22"/>
+          <w:szCs w:val="22"/>
+        </w:rPr>
+        <w:t xml:space="preserve">Nutritional info per serving</w:t>
+      </w:r>
+    </w:p>
+    <w:p>
+      <w:pPr>
+        <w:pStyle w:val="ListParagraph"/>
+        <w:numPr>
+          <w:ilvl w:val="0"/>
+          <w:numId w:val="2"/>
+        </w:numPr>
+        <w:spacing w:after="40" w:before="40"/>
+      </w:pPr>
+      <w:r>
+        <w:rPr>
+          <w:rFonts w:ascii="Arial" w:cs="Arial" w:eastAsia="Arial" w:hAnsi="Arial"/>
+          <w:color w:val="1A1A1A"/>
+          <w:sz w:val="22"/>
+          <w:szCs w:val="22"/>
+        </w:rPr>
+        <w:t xml:space="preserve">@tomasoma + tomasoma.com</w:t>
+      </w:r>
+    </w:p>
+    <w:p>
+      <w:pPr>
+        <w:pStyle w:val="ListParagraph"/>
+        <w:numPr>
+          <w:ilvl w:val="0"/>
+          <w:numId w:val="2"/>
+        </w:numPr>
+        <w:spacing w:after="40" w:before="40"/>
+      </w:pPr>
+      <w:r>
+        <w:rPr>
+          <w:rFonts w:ascii="Arial" w:cs="Arial" w:eastAsia="Arial" w:hAnsi="Arial"/>
+          <w:color w:val="1A1A1A"/>
+          <w:sz w:val="22"/>
+          <w:szCs w:val="22"/>
+        </w:rPr>
+        <w:t xml:space="preserve">Regulatory info (AESAN / FSA)</w:t>
+      </w:r>
+    </w:p>
+    <w:p>
+      <w:pPr>
+        <w:pStyle w:val="ListParagraph"/>
+        <w:numPr>
+          <w:ilvl w:val="0"/>
+          <w:numId w:val="2"/>
+        </w:numPr>
+        <w:spacing w:after="40" w:before="40"/>
+      </w:pPr>
+      <w:r>
+        <w:rPr>
+          <w:rFonts w:ascii="Arial" w:cs="Arial" w:eastAsia="Arial" w:hAnsi="Arial"/>
+          <w:color w:val="1A1A1A"/>
+          <w:sz w:val="22"/>
+          <w:szCs w:val="22"/>
+        </w:rPr>
+        <w:t xml:space="preserve">"Squeeze more from your water." tagline</w:t>
+      </w:r>
+    </w:p>
+    <w:p>
+      <w:pPr>
+        <w:pStyle w:val="ListParagraph"/>
+        <w:numPr>
+          <w:ilvl w:val="0"/>
+          <w:numId w:val="2"/>
+        </w:numPr>
+        <w:spacing w:after="40" w:before="40"/>
+      </w:pPr>
+      <w:r>
+        <w:rPr>
+          <w:rFonts w:ascii="Arial" w:cs="Arial" w:eastAsia="Arial" w:hAnsi="Arial"/>
+          <w:color w:val="1A1A1A"/>
+          <w:sz w:val="22"/>
+          <w:szCs w:val="22"/>
+        </w:rPr>
+        <w:t xml:space="preserve">No clutter. White space is your friend.</w:t>
+      </w:r>
+    </w:p>
+    <w:p>
+      <w:pPr>
+        <w:spacing w:after="60" w:before="60"/>
+      </w:pPr>
+    </w:p>
+    <w:p>
+      <w:pPr>
+        <w:spacing w:after="200" w:before="200"/>
+        <w:jc w:val="center"/>
+      </w:pPr>
+      <w:r>
+        <w:rPr>
+          <w:rFonts w:ascii="Georgia" w:cs="Georgia" w:eastAsia="Georgia" w:hAnsi="Georgia"/>
+          <w:i/>
+          <w:iCs/>
+          <w:color w:val="1A6B5A"/>
+          <w:sz w:val="24"/>
+          <w:szCs w:val="24"/>
+        </w:rPr>
+        <w:t xml:space="preserve">"A bottle that belongs next to your skincare, not in a gym locker."</w:t>
+      </w:r>
+    </w:p>
+    <w:p>
+      <w:pPr>
+        <w:spacing w:after="60" w:before="60"/>
+      </w:pPr>
+    </w:p>
+    <w:p>
+      <w:pPr>
+        <w:spacing w:after="120" w:before="300"/>
+      </w:pPr>
+      <w:r>
+        <w:rPr>
+          <w:rFonts w:ascii="Arial" w:cs="Arial" w:eastAsia="Arial" w:hAnsi="Arial"/>
+          <w:b/>
+          <w:bCs/>
+          <w:color w:val="1A1A1A"/>
+          <w:sz w:val="28"/>
+          <w:szCs w:val="28"/>
+        </w:rPr>
+        <w:t xml:space="preserve">Design References</w:t>
+      </w:r>
+    </w:p>
+    <w:p>
+      <w:pPr>
+        <w:pStyle w:val="ListParagraph"/>
+        <w:numPr>
+          <w:ilvl w:val="0"/>
+          <w:numId w:val="2"/>
+        </w:numPr>
+        <w:spacing w:after="40" w:before="40"/>
+      </w:pPr>
+      <w:r>
+        <w:rPr>
+          <w:rFonts w:ascii="Arial" w:cs="Arial" w:eastAsia="Arial" w:hAnsi="Arial"/>
+          <w:color w:val="1A1A1A"/>
+          <w:sz w:val="22"/>
+          <w:szCs w:val="22"/>
+        </w:rPr>
+        <w:t xml:space="preserve">Buoy — squeeze bottle format, functional hydration positioning.</w:t>
+      </w:r>
+    </w:p>
+    <w:p>
+      <w:pPr>
+        <w:pStyle w:val="ListParagraph"/>
+        <w:numPr>
+          <w:ilvl w:val="0"/>
+          <w:numId w:val="2"/>
+        </w:numPr>
+        <w:spacing w:after="40" w:before="40"/>
+      </w:pPr>
+      <w:r>
+        <w:rPr>
+          <w:rFonts w:ascii="Arial" w:cs="Arial" w:eastAsia="Arial" w:hAnsi="Arial"/>
+          <w:color w:val="1A1A1A"/>
+          <w:sz w:val="22"/>
+          <w:szCs w:val="22"/>
+        </w:rPr>
+        <w:t xml:space="preserve">Sult — large, clean type as the hero visual element.</w:t>
+      </w:r>
+    </w:p>
+    <w:p>
+      <w:pPr>
+        <w:pStyle w:val="ListParagraph"/>
+        <w:numPr>
+          <w:ilvl w:val="0"/>
+          <w:numId w:val="2"/>
+        </w:numPr>
+        <w:spacing w:after="40" w:before="40"/>
+      </w:pPr>
+      <w:r>
+        <w:rPr>
+          <w:rFonts w:ascii="Arial" w:cs="Arial" w:eastAsia="Arial" w:hAnsi="Arial"/>
+          <w:color w:val="1A1A1A"/>
+          <w:sz w:val="22"/>
+          <w:szCs w:val="22"/>
+        </w:rPr>
+        <w:t xml:space="preserve">Aesop — apothecary simplicity, matte finishes.</w:t>
+      </w:r>
+    </w:p>
+    <w:p>
+      <w:pPr>
+        <w:pStyle w:val="ListParagraph"/>
+        <w:numPr>
+          <w:ilvl w:val="0"/>
+          <w:numId w:val="2"/>
+        </w:numPr>
+        <w:spacing w:after="40" w:before="40"/>
+      </w:pPr>
+      <w:r>
+        <w:rPr>
+          <w:rFonts w:ascii="Arial" w:cs="Arial" w:eastAsia="Arial" w:hAnsi="Arial"/>
+          <w:color w:val="1A1A1A"/>
+          <w:sz w:val="22"/>
+          <w:szCs w:val="22"/>
+        </w:rPr>
+        <w:t xml:space="preserve">Le Labo — minimalist premium, perfume-bottle proportions.</w:t>
+      </w:r>
+    </w:p>
+    <w:p>
+      <w:pPr>
+        <w:pStyle w:val="ListParagraph"/>
+        <w:numPr>
+          <w:ilvl w:val="0"/>
+          <w:numId w:val="2"/>
+        </w:numPr>
+        <w:spacing w:after="40" w:before="40"/>
+      </w:pPr>
+      <w:r>
+        <w:rPr>
+          <w:rFonts w:ascii="Arial" w:cs="Arial" w:eastAsia="Arial" w:hAnsi="Arial"/>
+          <w:color w:val="1A1A1A"/>
+          <w:sz w:val="22"/>
+          <w:szCs w:val="22"/>
+        </w:rPr>
+        <w:t xml:space="preserve">Byoma — fun colour play within a sophisticated system.</w:t>
+      </w:r>
+    </w:p>
+    <w:p>
+      <w:pPr>
+        <w:sectPr>
+          <w:headerReference w:type="default" r:id="rId13"/>
+          <w:footerReference w:type="default" r:id="rId14"/>
+          <w:pgSz w:w="12240" w:h="15840" w:orient="portrait"/>
+          <w:pgMar w:top="1440" w:right="1440" w:bottom="1440" w:left="1440" w:header="708" w:footer="708" w:gutter="0"/>
+          <w:pgNumType/>
+          <w:docGrid w:linePitch="360"/>
+        </w:sectPr>
+      </w:pPr>
+    </w:p>
+    <w:p>
+      <w:pPr>
+        <w:spacing w:after="200" w:before="600"/>
+        <w:jc w:val="center"/>
+      </w:pPr>
+      <w:r>
+        <w:rPr>
+          <w:rFonts w:ascii="Arial" w:cs="Arial" w:eastAsia="Arial" w:hAnsi="Arial"/>
+          <w:b/>
+          <w:bCs/>
+          <w:color w:val="1A6B5A"/>
+          <w:sz w:val="56"/>
+          <w:szCs w:val="56"/>
+        </w:rPr>
+        <w:t xml:space="preserve">05 / SKU IDENTITY</w:t>
+      </w:r>
+    </w:p>
+    <w:p>
+      <w:pPr>
+        <w:spacing w:after="100" w:before="100"/>
+      </w:pPr>
+    </w:p>
+    <w:p>
+      <w:pPr>
+        <w:spacing w:after="60" w:before="60"/>
+        <w:jc w:val="left"/>
+      </w:pPr>
+      <w:r>
+        <w:rPr>
+          <w:rFonts w:ascii="Arial" w:cs="Arial" w:eastAsia="Arial" w:hAnsi="Arial"/>
+          <w:b w:val="false"/>
+          <w:bCs w:val="false"/>
+          <w:i w:val="false"/>
+          <w:iCs w:val="false"/>
+          <w:color w:val="1A1A1A"/>
+          <w:sz w:val="22"/>
+          <w:szCs w:val="22"/>
+        </w:rPr>
+        <w:t xml:space="preserve">Each SKU shares the brand base (Forest + Cream + Space Grotesk) but has its own accent colour and visual personality. The flavour is always the hero.</w:t>
+      </w:r>
+    </w:p>
+    <w:p>
+      <w:pPr>
+        <w:spacing w:after="60" w:before="60"/>
+      </w:pPr>
+    </w:p>
+    <w:p>
+      <w:pPr>
+        <w:spacing w:after="200" w:before="200"/>
+        <w:jc w:val="center"/>
+      </w:pPr>
+      <w:r>
+        <w:drawing>
+          <wp:inline distT="0" distB="0" distL="0" distR="0">
+            <wp:extent cx="4953000" cy="1428750"/>
+            <wp:effectExtent t="0" r="0" b="0" l="0"/>
+            <wp:docPr id="1" name="brand-visual" descr="Brand visual element" title="SOMA Brand Visual"/>
+            <wp:cNvGraphicFramePr>
+              <a:graphicFrameLocks xmlns:a="http://schemas.openxmlformats.org/drawingml/2006/main" noChangeAspect="1"/>
+            </wp:cNvGraphicFramePr>
+            <a:graphic xmlns:a="http://schemas.openxmlformats.org/drawingml/2006/main">
+              <a:graphicData uri="http://schemas.openxmlformats.org/drawingml/2006/picture">
+                <pic:pic xmlns:pic="http://schemas.openxmlformats.org/drawingml/2006/picture">
+                  <pic:nvPicPr>
+                    <pic:cNvPr id="0" name="" descr=""/>
+                    <pic:cNvPicPr>
+                      <a:picLocks noChangeAspect="1" noChangeArrowheads="1"/>
+                    </pic:cNvPicPr>
+                  </pic:nvPicPr>
+                  <pic:blipFill>
+                    <a:blip r:embed="rId27" cstate="none"/>
+                    <a:srcRect/>
+                    <a:stretch>
+                      <a:fillRect/>
+                    </a:stretch>
+                  </pic:blipFill>
+                  <pic:spPr bwMode="auto">
+                    <a:xfrm>
+                      <a:off x="0" y="0"/>
+                      <a:ext cx="4953000" cy="1428750"/>
+                    </a:xfrm>
+                    <a:prstGeom prst="rect">
+                      <a:avLst/>
+                    </a:prstGeom>
+                  </pic:spPr>
+                </pic:pic>
+              </a:graphicData>
+            </a:graphic>
+          </wp:inline>
+        </w:drawing>
       </w:r>
     </w:p>
     <w:p>
@@ -3024,7 +3976,7 @@
                 <w:sz w:val="22"/>
                 <w:szCs w:val="22"/>
               </w:rPr>
-              <w:t xml:space="preserve">Role</w:t>
+              <w:t xml:space="preserve"/>
             </w:r>
           </w:p>
         </w:tc>
@@ -3055,7 +4007,7 @@
                 <w:sz w:val="22"/>
                 <w:szCs w:val="22"/>
               </w:rPr>
-              <w:t xml:space="preserve">Typeface</w:t>
+              <w:t xml:space="preserve">SOMA LEMON</w:t>
             </w:r>
           </w:p>
         </w:tc>
@@ -3086,7 +4038,7 @@
                 <w:sz w:val="22"/>
                 <w:szCs w:val="22"/>
               </w:rPr>
-              <w:t xml:space="preserve">Character</w:t>
+              <w:t xml:space="preserve">SOMA BERRY</w:t>
             </w:r>
           </w:p>
         </w:tc>
@@ -3118,7 +4070,7 @@
                 <w:sz w:val="22"/>
                 <w:szCs w:val="22"/>
               </w:rPr>
-              <w:t xml:space="preserve">Logo / Wordmark</w:t>
+              <w:t xml:space="preserve">Subtitle</w:t>
             </w:r>
           </w:p>
         </w:tc>
@@ -3148,7 +4100,7 @@
                 <w:sz w:val="22"/>
                 <w:szCs w:val="22"/>
               </w:rPr>
-              <w:t xml:space="preserve">Space Grotesk Bold</w:t>
+              <w:t xml:space="preserve">Hydrate + Soothe</w:t>
             </w:r>
           </w:p>
         </w:tc>
@@ -3178,7 +4130,7 @@
                 <w:sz w:val="22"/>
                 <w:szCs w:val="22"/>
               </w:rPr>
-              <w:t xml:space="preserve">Geometric, bold, modern. Tracking +200 in logo</w:t>
+              <w:t xml:space="preserve">Hydrate + Antioxidants</w:t>
             </w:r>
           </w:p>
         </w:tc>
@@ -3210,7 +4162,7 @@
                 <w:sz w:val="22"/>
                 <w:szCs w:val="22"/>
               </w:rPr>
-              <w:t xml:space="preserve">Headlines</w:t>
+              <w:t xml:space="preserve">Primary</w:t>
             </w:r>
           </w:p>
         </w:tc>
@@ -3240,7 +4192,7 @@
                 <w:sz w:val="22"/>
                 <w:szCs w:val="22"/>
               </w:rPr>
-              <w:t xml:space="preserve">Syne ExtraBold</w:t>
+              <w:t xml:space="preserve">#F2C94C Citrus Yellow</w:t>
             </w:r>
           </w:p>
         </w:tc>
@@ -3270,7 +4222,7 @@
                 <w:sz w:val="22"/>
                 <w:szCs w:val="22"/>
               </w:rPr>
-              <w:t xml:space="preserve">Energetic, expressive, type-forward</w:t>
+              <w:t xml:space="preserve">#D94F7A Vibrant Berry</w:t>
             </w:r>
           </w:p>
         </w:tc>
@@ -3302,7 +4254,7 @@
                 <w:sz w:val="22"/>
                 <w:szCs w:val="22"/>
               </w:rPr>
-              <w:t xml:space="preserve">Body / Labels</w:t>
+              <w:t xml:space="preserve">Secondary</w:t>
             </w:r>
           </w:p>
         </w:tc>
@@ -3332,7 +4284,7 @@
                 <w:sz w:val="22"/>
                 <w:szCs w:val="22"/>
               </w:rPr>
-              <w:t xml:space="preserve">DM Sans Regular</w:t>
+              <w:t xml:space="preserve">#FBF3D5 Lemon Light</w:t>
             </w:r>
           </w:p>
         </w:tc>
@@ -3362,7 +4314,7 @@
                 <w:sz w:val="22"/>
                 <w:szCs w:val="22"/>
               </w:rPr>
-              <w:t xml:space="preserve">Clean, friendly, very legible</w:t>
+              <w:t xml:space="preserve">#9C3058 Berry Deep</w:t>
             </w:r>
           </w:p>
         </w:tc>
@@ -3394,7 +4346,7 @@
                 <w:sz w:val="22"/>
                 <w:szCs w:val="22"/>
               </w:rPr>
-              <w:t xml:space="preserve">Display / Quotes</w:t>
+              <w:t xml:space="preserve">Mood</w:t>
             </w:r>
           </w:p>
         </w:tc>
@@ -3424,7 +4376,7 @@
                 <w:sz w:val="22"/>
                 <w:szCs w:val="22"/>
               </w:rPr>
-              <w:t xml:space="preserve">Cormorant Garamond Italic</w:t>
+              <w:t xml:space="preserve">Fresh, sunny, Mediterranean</w:t>
             </w:r>
           </w:p>
         </w:tc>
@@ -3454,7 +4406,283 @@
                 <w:sz w:val="22"/>
                 <w:szCs w:val="22"/>
               </w:rPr>
-              <w:t xml:space="preserve">Serif for contrast and sophistication</w:t>
+              <w:t xml:space="preserve">Vibrant, energetic, bold</w:t>
+            </w:r>
+          </w:p>
+        </w:tc>
+      </w:tr>
+      <w:tr>
+        <w:tc>
+          <w:tcPr>
+            <w:tcW w:type="dxa" w:w="2500"/>
+            <w:tcBorders>
+              <w:top w:val="single" w:color="B8D4C8" w:sz="1"/>
+              <w:left w:val="single" w:color="B8D4C8" w:sz="1"/>
+              <w:bottom w:val="single" w:color="B8D4C8" w:sz="1"/>
+              <w:right w:val="single" w:color="B8D4C8" w:sz="1"/>
+            </w:tcBorders>
+            <w:tcMar>
+              <w:top w:type="dxa" w:w="100"/>
+              <w:left w:type="dxa" w:w="150"/>
+              <w:bottom w:type="dxa" w:w="100"/>
+              <w:right w:type="dxa" w:w="150"/>
+            </w:tcMar>
+          </w:tcPr>
+          <w:p>
+            <w:r>
+              <w:rPr>
+                <w:rFonts w:ascii="Arial" w:cs="Arial" w:eastAsia="Arial" w:hAnsi="Arial"/>
+                <w:b w:val="false"/>
+                <w:bCs w:val="false"/>
+                <w:color w:val="1A1A1A"/>
+                <w:sz w:val="22"/>
+                <w:szCs w:val="22"/>
+              </w:rPr>
+              <w:t xml:space="preserve">Hero ingredients</w:t>
+            </w:r>
+          </w:p>
+        </w:tc>
+        <w:tc>
+          <w:tcPr>
+            <w:tcW w:type="dxa" w:w="3430"/>
+            <w:tcBorders>
+              <w:top w:val="single" w:color="B8D4C8" w:sz="1"/>
+              <w:left w:val="single" w:color="B8D4C8" w:sz="1"/>
+              <w:bottom w:val="single" w:color="B8D4C8" w:sz="1"/>
+              <w:right w:val="single" w:color="B8D4C8" w:sz="1"/>
+            </w:tcBorders>
+            <w:tcMar>
+              <w:top w:type="dxa" w:w="100"/>
+              <w:left w:type="dxa" w:w="150"/>
+              <w:bottom w:type="dxa" w:w="100"/>
+              <w:right w:type="dxa" w:w="150"/>
+            </w:tcMar>
+          </w:tcPr>
+          <w:p>
+            <w:r>
+              <w:rPr>
+                <w:rFonts w:ascii="Arial" w:cs="Arial" w:eastAsia="Arial" w:hAnsi="Arial"/>
+                <w:b w:val="false"/>
+                <w:bCs w:val="false"/>
+                <w:color w:val="1A1A1A"/>
+                <w:sz w:val="22"/>
+                <w:szCs w:val="22"/>
+              </w:rPr>
+              <w:t xml:space="preserve">Aloe Vera + D3 + Zinc</w:t>
+            </w:r>
+          </w:p>
+        </w:tc>
+        <w:tc>
+          <w:tcPr>
+            <w:tcW w:type="dxa" w:w="3430"/>
+            <w:tcBorders>
+              <w:top w:val="single" w:color="B8D4C8" w:sz="1"/>
+              <w:left w:val="single" w:color="B8D4C8" w:sz="1"/>
+              <w:bottom w:val="single" w:color="B8D4C8" w:sz="1"/>
+              <w:right w:val="single" w:color="B8D4C8" w:sz="1"/>
+            </w:tcBorders>
+            <w:tcMar>
+              <w:top w:type="dxa" w:w="100"/>
+              <w:left w:type="dxa" w:w="150"/>
+              <w:bottom w:type="dxa" w:w="100"/>
+              <w:right w:type="dxa" w:w="150"/>
+            </w:tcMar>
+          </w:tcPr>
+          <w:p>
+            <w:r>
+              <w:rPr>
+                <w:rFonts w:ascii="Arial" w:cs="Arial" w:eastAsia="Arial" w:hAnsi="Arial"/>
+                <w:b w:val="false"/>
+                <w:bCs w:val="false"/>
+                <w:color w:val="1A1A1A"/>
+                <w:sz w:val="22"/>
+                <w:szCs w:val="22"/>
+              </w:rPr>
+              <w:t xml:space="preserve">Acerola + Blueberry + D3 + Zinc</w:t>
+            </w:r>
+          </w:p>
+        </w:tc>
+      </w:tr>
+      <w:tr>
+        <w:tc>
+          <w:tcPr>
+            <w:tcW w:type="dxa" w:w="2500"/>
+            <w:tcBorders>
+              <w:top w:val="single" w:color="B8D4C8" w:sz="1"/>
+              <w:left w:val="single" w:color="B8D4C8" w:sz="1"/>
+              <w:bottom w:val="single" w:color="B8D4C8" w:sz="1"/>
+              <w:right w:val="single" w:color="B8D4C8" w:sz="1"/>
+            </w:tcBorders>
+            <w:tcMar>
+              <w:top w:type="dxa" w:w="100"/>
+              <w:left w:type="dxa" w:w="150"/>
+              <w:bottom w:type="dxa" w:w="100"/>
+              <w:right w:type="dxa" w:w="150"/>
+            </w:tcMar>
+          </w:tcPr>
+          <w:p>
+            <w:r>
+              <w:rPr>
+                <w:rFonts w:ascii="Arial" w:cs="Arial" w:eastAsia="Arial" w:hAnsi="Arial"/>
+                <w:b w:val="false"/>
+                <w:bCs w:val="false"/>
+                <w:color w:val="1A1A1A"/>
+                <w:sz w:val="22"/>
+                <w:szCs w:val="22"/>
+              </w:rPr>
+              <w:t xml:space="preserve">Photography</w:t>
+            </w:r>
+          </w:p>
+        </w:tc>
+        <w:tc>
+          <w:tcPr>
+            <w:tcW w:type="dxa" w:w="3430"/>
+            <w:tcBorders>
+              <w:top w:val="single" w:color="B8D4C8" w:sz="1"/>
+              <w:left w:val="single" w:color="B8D4C8" w:sz="1"/>
+              <w:bottom w:val="single" w:color="B8D4C8" w:sz="1"/>
+              <w:right w:val="single" w:color="B8D4C8" w:sz="1"/>
+            </w:tcBorders>
+            <w:tcMar>
+              <w:top w:type="dxa" w:w="100"/>
+              <w:left w:type="dxa" w:w="150"/>
+              <w:bottom w:type="dxa" w:w="100"/>
+              <w:right w:type="dxa" w:w="150"/>
+            </w:tcMar>
+          </w:tcPr>
+          <w:p>
+            <w:r>
+              <w:rPr>
+                <w:rFonts w:ascii="Arial" w:cs="Arial" w:eastAsia="Arial" w:hAnsi="Arial"/>
+                <w:b w:val="false"/>
+                <w:bCs w:val="false"/>
+                <w:color w:val="1A1A1A"/>
+                <w:sz w:val="22"/>
+                <w:szCs w:val="22"/>
+              </w:rPr>
+              <w:t xml:space="preserve">Lemons, sun, sparkling water</w:t>
+            </w:r>
+          </w:p>
+        </w:tc>
+        <w:tc>
+          <w:tcPr>
+            <w:tcW w:type="dxa" w:w="3430"/>
+            <w:tcBorders>
+              <w:top w:val="single" w:color="B8D4C8" w:sz="1"/>
+              <w:left w:val="single" w:color="B8D4C8" w:sz="1"/>
+              <w:bottom w:val="single" w:color="B8D4C8" w:sz="1"/>
+              <w:right w:val="single" w:color="B8D4C8" w:sz="1"/>
+            </w:tcBorders>
+            <w:tcMar>
+              <w:top w:type="dxa" w:w="100"/>
+              <w:left w:type="dxa" w:w="150"/>
+              <w:bottom w:type="dxa" w:w="100"/>
+              <w:right w:type="dxa" w:w="150"/>
+            </w:tcMar>
+          </w:tcPr>
+          <w:p>
+            <w:r>
+              <w:rPr>
+                <w:rFonts w:ascii="Arial" w:cs="Arial" w:eastAsia="Arial" w:hAnsi="Arial"/>
+                <w:b w:val="false"/>
+                <w:bCs w:val="false"/>
+                <w:color w:val="1A1A1A"/>
+                <w:sz w:val="22"/>
+                <w:szCs w:val="22"/>
+              </w:rPr>
+              <w:t xml:space="preserve">Berries, ice, intense colour</w:t>
+            </w:r>
+          </w:p>
+        </w:tc>
+      </w:tr>
+      <w:tr>
+        <w:tc>
+          <w:tcPr>
+            <w:tcW w:type="dxa" w:w="2500"/>
+            <w:tcBorders>
+              <w:top w:val="single" w:color="B8D4C8" w:sz="1"/>
+              <w:left w:val="single" w:color="B8D4C8" w:sz="1"/>
+              <w:bottom w:val="single" w:color="B8D4C8" w:sz="1"/>
+              <w:right w:val="single" w:color="B8D4C8" w:sz="1"/>
+            </w:tcBorders>
+            <w:tcMar>
+              <w:top w:type="dxa" w:w="100"/>
+              <w:left w:type="dxa" w:w="150"/>
+              <w:bottom w:type="dxa" w:w="100"/>
+              <w:right w:type="dxa" w:w="150"/>
+            </w:tcMar>
+          </w:tcPr>
+          <w:p>
+            <w:r>
+              <w:rPr>
+                <w:rFonts w:ascii="Arial" w:cs="Arial" w:eastAsia="Arial" w:hAnsi="Arial"/>
+                <w:b w:val="false"/>
+                <w:bCs w:val="false"/>
+                <w:color w:val="1A1A1A"/>
+                <w:sz w:val="22"/>
+                <w:szCs w:val="22"/>
+              </w:rPr>
+              <w:t xml:space="preserve">Tagline</w:t>
+            </w:r>
+          </w:p>
+        </w:tc>
+        <w:tc>
+          <w:tcPr>
+            <w:tcW w:type="dxa" w:w="3430"/>
+            <w:tcBorders>
+              <w:top w:val="single" w:color="B8D4C8" w:sz="1"/>
+              <w:left w:val="single" w:color="B8D4C8" w:sz="1"/>
+              <w:bottom w:val="single" w:color="B8D4C8" w:sz="1"/>
+              <w:right w:val="single" w:color="B8D4C8" w:sz="1"/>
+            </w:tcBorders>
+            <w:tcMar>
+              <w:top w:type="dxa" w:w="100"/>
+              <w:left w:type="dxa" w:w="150"/>
+              <w:bottom w:type="dxa" w:w="100"/>
+              <w:right w:type="dxa" w:w="150"/>
+            </w:tcMar>
+          </w:tcPr>
+          <w:p>
+            <w:r>
+              <w:rPr>
+                <w:rFonts w:ascii="Arial" w:cs="Arial" w:eastAsia="Arial" w:hAnsi="Arial"/>
+                <w:b w:val="false"/>
+                <w:bCs w:val="false"/>
+                <w:color w:val="1A1A1A"/>
+                <w:sz w:val="22"/>
+                <w:szCs w:val="22"/>
+              </w:rPr>
+              <w:t xml:space="preserve">Squeeze the day.</w:t>
+            </w:r>
+          </w:p>
+        </w:tc>
+        <w:tc>
+          <w:tcPr>
+            <w:tcW w:type="dxa" w:w="3430"/>
+            <w:tcBorders>
+              <w:top w:val="single" w:color="B8D4C8" w:sz="1"/>
+              <w:left w:val="single" w:color="B8D4C8" w:sz="1"/>
+              <w:bottom w:val="single" w:color="B8D4C8" w:sz="1"/>
+              <w:right w:val="single" w:color="B8D4C8" w:sz="1"/>
+            </w:tcBorders>
+            <w:tcMar>
+              <w:top w:type="dxa" w:w="100"/>
+              <w:left w:type="dxa" w:w="150"/>
+              <w:bottom w:type="dxa" w:w="100"/>
+              <w:right w:type="dxa" w:w="150"/>
+            </w:tcMar>
+          </w:tcPr>
+          <w:p>
+            <w:r>
+              <w:rPr>
+                <w:rFonts w:ascii="Arial" w:cs="Arial" w:eastAsia="Arial" w:hAnsi="Arial"/>
+                <w:b w:val="false"/>
+                <w:bCs w:val="false"/>
+                <w:color w:val="1A1A1A"/>
+                <w:sz w:val="22"/>
+                <w:szCs w:val="22"/>
+              </w:rPr>
+              <w:t xml:space="preserve">Berry good hydration.</w:t>
             </w:r>
           </w:p>
         </w:tc>
@@ -3478,2252 +4706,7 @@
           <w:sz w:val="28"/>
           <w:szCs w:val="28"/>
         </w:rPr>
-        <w:t xml:space="preserve">Typography Rules</w:t>
-      </w:r>
-    </w:p>
-    <w:p>
-      <w:pPr>
-        <w:pStyle w:val="ListParagraph"/>
-        <w:numPr>
-          <w:ilvl w:val="0"/>
-          <w:numId w:val="2"/>
-        </w:numPr>
-        <w:spacing w:after="40" w:before="40"/>
-      </w:pPr>
-      <w:r>
-        <w:rPr>
-          <w:rFonts w:ascii="Arial" w:cs="Arial" w:eastAsia="Arial" w:hAnsi="Arial"/>
-          <w:color w:val="1A1A1A"/>
-          <w:sz w:val="22"/>
-          <w:szCs w:val="22"/>
-        </w:rPr>
-        <w:t xml:space="preserve">The logo is always SOMA: uppercase, Space Grotesk Bold, wide tracking. Never lowercase.</w:t>
-      </w:r>
-    </w:p>
-    <w:p>
-      <w:pPr>
-        <w:pStyle w:val="ListParagraph"/>
-        <w:numPr>
-          <w:ilvl w:val="0"/>
-          <w:numId w:val="2"/>
-        </w:numPr>
-        <w:spacing w:after="40" w:before="40"/>
-      </w:pPr>
-      <w:r>
-        <w:rPr>
-          <w:rFonts w:ascii="Arial" w:cs="Arial" w:eastAsia="Arial" w:hAnsi="Arial"/>
-          <w:color w:val="1A1A1A"/>
-          <w:sz w:val="22"/>
-          <w:szCs w:val="22"/>
-        </w:rPr>
-        <w:t xml:space="preserve">SKU names are type-forward: SOMA LEMON / SOMA BERRY — the flavour name is the hero of the packaging.</w:t>
-      </w:r>
-    </w:p>
-    <w:p>
-      <w:pPr>
-        <w:pStyle w:val="ListParagraph"/>
-        <w:numPr>
-          <w:ilvl w:val="0"/>
-          <w:numId w:val="2"/>
-        </w:numPr>
-        <w:spacing w:after="40" w:before="40"/>
-      </w:pPr>
-      <w:r>
-        <w:rPr>
-          <w:rFonts w:ascii="Arial" w:cs="Arial" w:eastAsia="Arial" w:hAnsi="Arial"/>
-          <w:color w:val="1A1A1A"/>
-          <w:sz w:val="22"/>
-          <w:szCs w:val="22"/>
-        </w:rPr>
-        <w:t xml:space="preserve">Body text left-aligned. Centred only for hero elements and taglines.</w:t>
-      </w:r>
-    </w:p>
-    <w:p>
-      <w:pPr>
-        <w:pStyle w:val="ListParagraph"/>
-        <w:numPr>
-          <w:ilvl w:val="0"/>
-          <w:numId w:val="2"/>
-        </w:numPr>
-        <w:spacing w:after="40" w:before="40"/>
-      </w:pPr>
-      <w:r>
-        <w:rPr>
-          <w:rFonts w:ascii="Arial" w:cs="Arial" w:eastAsia="Arial" w:hAnsi="Arial"/>
-          <w:color w:val="1A1A1A"/>
-          <w:sz w:val="22"/>
-          <w:szCs w:val="22"/>
-        </w:rPr>
-        <w:t xml:space="preserve">Maximum 2 fonts per piece: Space Grotesk + DM Sans as base. Cormorant only for special moments.</w:t>
-      </w:r>
-    </w:p>
-    <w:p>
-      <w:pPr>
-        <w:pStyle w:val="ListParagraph"/>
-        <w:numPr>
-          <w:ilvl w:val="0"/>
-          <w:numId w:val="2"/>
-        </w:numPr>
-        <w:spacing w:after="40" w:before="40"/>
-      </w:pPr>
-      <w:r>
-        <w:rPr>
-          <w:rFonts w:ascii="Arial" w:cs="Arial" w:eastAsia="Arial" w:hAnsi="Arial"/>
-          <w:color w:val="1A1A1A"/>
-          <w:sz w:val="22"/>
-          <w:szCs w:val="22"/>
-        </w:rPr>
-        <w:t xml:space="preserve">Never use bold in body text. Bold is reserved for subtitles and labels.</w:t>
-      </w:r>
-    </w:p>
-    <w:p>
-      <w:pPr>
-        <w:pStyle w:val="ListParagraph"/>
-        <w:numPr>
-          <w:ilvl w:val="0"/>
-          <w:numId w:val="2"/>
-        </w:numPr>
-        <w:spacing w:after="40" w:before="40"/>
-      </w:pPr>
-      <w:r>
-        <w:rPr>
-          <w:rFonts w:ascii="Arial" w:cs="Arial" w:eastAsia="Arial" w:hAnsi="Arial"/>
-          <w:color w:val="1A1A1A"/>
-          <w:sz w:val="22"/>
-          <w:szCs w:val="22"/>
-        </w:rPr>
-        <w:t xml:space="preserve">All fonts are available free on Google Fonts.</w:t>
-      </w:r>
-    </w:p>
-    <w:p>
-      <w:r>
-        <w:br w:type="page"/>
-      </w:r>
-    </w:p>
-    <w:p>
-      <w:pPr>
-        <w:spacing w:after="200" w:before="400"/>
-      </w:pPr>
-      <w:r>
-        <w:rPr>
-          <w:rFonts w:ascii="Arial" w:cs="Arial" w:eastAsia="Arial" w:hAnsi="Arial"/>
-          <w:b/>
-          <w:bCs/>
-          <w:color w:val="1A6B5A"/>
-          <w:sz w:val="36"/>
-          <w:szCs w:val="36"/>
-        </w:rPr>
-        <w:t xml:space="preserve">Logo System</w:t>
-      </w:r>
-    </w:p>
-    <w:p>
-      <w:pPr>
-        <w:spacing w:after="60" w:before="60"/>
-      </w:pPr>
-      <w:r>
-        <w:rPr>
-          <w:rFonts w:ascii="Arial" w:cs="Arial" w:eastAsia="Arial" w:hAnsi="Arial"/>
-          <w:b w:val="false"/>
-          <w:bCs w:val="false"/>
-          <w:i w:val="false"/>
-          <w:iCs w:val="false"/>
-          <w:color w:val="1A1A1A"/>
-          <w:sz w:val="22"/>
-          <w:szCs w:val="22"/>
-        </w:rPr>
-        <w:t xml:space="preserve">The SOMA logotype is a type-forward wordmark: the word SOMA in Space Grotesk Bold, uppercase, with wide tracking. The O has potential as a standalone graphic element (icon, favicon, sticker) — a circle representing the body as a complete system.</w:t>
-      </w:r>
-    </w:p>
-    <w:p>
-      <w:pPr>
-        <w:spacing w:after="60" w:before="60"/>
-      </w:pPr>
-    </w:p>
-    <w:p>
-      <w:pPr>
-        <w:spacing w:after="120" w:before="300"/>
-      </w:pPr>
-      <w:r>
-        <w:rPr>
-          <w:rFonts w:ascii="Arial" w:cs="Arial" w:eastAsia="Arial" w:hAnsi="Arial"/>
-          <w:b/>
-          <w:bCs/>
-          <w:color w:val="1A1A1A"/>
-          <w:sz w:val="28"/>
-          <w:szCs w:val="28"/>
-        </w:rPr>
-        <w:t xml:space="preserve">Logo Versions</w:t>
-      </w:r>
-    </w:p>
-    <w:p>
-      <w:pPr>
-        <w:spacing w:after="40" w:before="80"/>
-      </w:pPr>
-      <w:r>
-        <w:rPr>
-          <w:rFonts w:ascii="Arial" w:cs="Arial" w:eastAsia="Arial" w:hAnsi="Arial"/>
-          <w:b/>
-          <w:bCs/>
-          <w:color w:val="1A6B5A"/>
-          <w:sz w:val="22"/>
-          <w:szCs w:val="22"/>
-        </w:rPr>
-        <w:t xml:space="preserve">Primary: </w:t>
-      </w:r>
-      <w:r>
-        <w:rPr>
-          <w:rFonts w:ascii="Arial" w:cs="Arial" w:eastAsia="Arial" w:hAnsi="Arial"/>
-          <w:color w:val="1A1A1A"/>
-          <w:sz w:val="22"/>
-          <w:szCs w:val="22"/>
-        </w:rPr>
-        <w:t xml:space="preserve">SOMA in Forest (#1A6B5A) on Cream background.</w:t>
-      </w:r>
-    </w:p>
-    <w:p>
-      <w:pPr>
-        <w:spacing w:after="40" w:before="80"/>
-      </w:pPr>
-      <w:r>
-        <w:rPr>
-          <w:rFonts w:ascii="Arial" w:cs="Arial" w:eastAsia="Arial" w:hAnsi="Arial"/>
-          <w:b/>
-          <w:bCs/>
-          <w:color w:val="1A1A1A"/>
-          <w:sz w:val="22"/>
-          <w:szCs w:val="22"/>
-        </w:rPr>
-        <w:t xml:space="preserve">Inverted: </w:t>
-      </w:r>
-      <w:r>
-        <w:rPr>
-          <w:rFonts w:ascii="Arial" w:cs="Arial" w:eastAsia="Arial" w:hAnsi="Arial"/>
-          <w:color w:val="1A1A1A"/>
-          <w:sz w:val="22"/>
-          <w:szCs w:val="22"/>
-        </w:rPr>
-        <w:t xml:space="preserve">SOMA in Cream on Forest background.</w:t>
-      </w:r>
-    </w:p>
-    <w:p>
-      <w:pPr>
-        <w:spacing w:after="40" w:before="80"/>
-      </w:pPr>
-      <w:r>
-        <w:rPr>
-          <w:rFonts w:ascii="Arial" w:cs="Arial" w:eastAsia="Arial" w:hAnsi="Arial"/>
-          <w:b/>
-          <w:bCs/>
-          <w:color w:val="F2C94C"/>
-          <w:sz w:val="22"/>
-          <w:szCs w:val="22"/>
-        </w:rPr>
-        <w:t xml:space="preserve">SKU Lemon: </w:t>
-      </w:r>
-      <w:r>
-        <w:rPr>
-          <w:rFonts w:ascii="Arial" w:cs="Arial" w:eastAsia="Arial" w:hAnsi="Arial"/>
-          <w:color w:val="1A1A1A"/>
-          <w:sz w:val="22"/>
-          <w:szCs w:val="22"/>
-        </w:rPr>
-        <w:t xml:space="preserve">SOMA in Forest + LEMON in Lemon (#F2C94C).</w:t>
-      </w:r>
-    </w:p>
-    <w:p>
-      <w:pPr>
-        <w:spacing w:after="40" w:before="80"/>
-      </w:pPr>
-      <w:r>
-        <w:rPr>
-          <w:rFonts w:ascii="Arial" w:cs="Arial" w:eastAsia="Arial" w:hAnsi="Arial"/>
-          <w:b/>
-          <w:bCs/>
-          <w:color w:val="D94F7A"/>
-          <w:sz w:val="22"/>
-          <w:szCs w:val="22"/>
-        </w:rPr>
-        <w:t xml:space="preserve">SKU Berry: </w:t>
-      </w:r>
-      <w:r>
-        <w:rPr>
-          <w:rFonts w:ascii="Arial" w:cs="Arial" w:eastAsia="Arial" w:hAnsi="Arial"/>
-          <w:color w:val="1A1A1A"/>
-          <w:sz w:val="22"/>
-          <w:szCs w:val="22"/>
-        </w:rPr>
-        <w:t xml:space="preserve">SOMA in Forest + BERRY in Berry (#D94F7A).</w:t>
-      </w:r>
-    </w:p>
-    <w:p>
-      <w:pPr>
-        <w:spacing w:after="40" w:before="80"/>
-      </w:pPr>
-      <w:r>
-        <w:rPr>
-          <w:rFonts w:ascii="Arial" w:cs="Arial" w:eastAsia="Arial" w:hAnsi="Arial"/>
-          <w:b/>
-          <w:bCs/>
-          <w:color w:val="1A1A1A"/>
-          <w:sz w:val="22"/>
-          <w:szCs w:val="22"/>
-        </w:rPr>
-        <w:t xml:space="preserve">Minimal: </w:t>
-      </w:r>
-      <w:r>
-        <w:rPr>
-          <w:rFonts w:ascii="Arial" w:cs="Arial" w:eastAsia="Arial" w:hAnsi="Arial"/>
-          <w:color w:val="1A1A1A"/>
-          <w:sz w:val="22"/>
-          <w:szCs w:val="22"/>
-        </w:rPr>
-        <w:t xml:space="preserve">The O from SOMA as icon/favicon.</w:t>
-      </w:r>
-    </w:p>
-    <w:p>
-      <w:pPr>
-        <w:spacing w:after="40" w:before="80"/>
-      </w:pPr>
-      <w:r>
-        <w:rPr>
-          <w:rFonts w:ascii="Arial" w:cs="Arial" w:eastAsia="Arial" w:hAnsi="Arial"/>
-          <w:b/>
-          <w:bCs/>
-          <w:color w:val="1A1A1A"/>
-          <w:sz w:val="22"/>
-          <w:szCs w:val="22"/>
-        </w:rPr>
-        <w:t xml:space="preserve">With descriptor: </w:t>
-      </w:r>
-      <w:r>
-        <w:rPr>
-          <w:rFonts w:ascii="Arial" w:cs="Arial" w:eastAsia="Arial" w:hAnsi="Arial"/>
-          <w:color w:val="1A1A1A"/>
-          <w:sz w:val="22"/>
-          <w:szCs w:val="22"/>
-        </w:rPr>
-        <w:t xml:space="preserve">SOMA + ‘Daily Functional Hydration’ below in DM Sans Light.</w:t>
-      </w:r>
-    </w:p>
-    <w:p>
-      <w:pPr>
-        <w:spacing w:after="60" w:before="60"/>
-      </w:pPr>
-    </w:p>
-    <w:p>
-      <w:pPr>
-        <w:spacing w:after="120" w:before="300"/>
-      </w:pPr>
-      <w:r>
-        <w:rPr>
-          <w:rFonts w:ascii="Arial" w:cs="Arial" w:eastAsia="Arial" w:hAnsi="Arial"/>
-          <w:b/>
-          <w:bCs/>
-          <w:color w:val="1A1A1A"/>
-          <w:sz w:val="28"/>
-          <w:szCs w:val="28"/>
-        </w:rPr>
-        <w:t xml:space="preserve">Clear Space</w:t>
-      </w:r>
-    </w:p>
-    <w:p>
-      <w:pPr>
-        <w:spacing w:after="60" w:before="60"/>
-      </w:pPr>
-      <w:r>
-        <w:rPr>
-          <w:rFonts w:ascii="Arial" w:cs="Arial" w:eastAsia="Arial" w:hAnsi="Arial"/>
-          <w:b w:val="false"/>
-          <w:bCs w:val="false"/>
-          <w:i w:val="false"/>
-          <w:iCs w:val="false"/>
-          <w:color w:val="1A1A1A"/>
-          <w:sz w:val="22"/>
-          <w:szCs w:val="22"/>
-        </w:rPr>
-        <w:t xml:space="preserve">Minimum clear space: the height of the letter S on all sides. On small packaging (30mL), the logo may occupy up to 30% of the front face.</w:t>
-      </w:r>
-    </w:p>
-    <w:p>
-      <w:pPr>
-        <w:spacing w:after="60" w:before="60"/>
-      </w:pPr>
-    </w:p>
-    <w:p>
-      <w:pPr>
-        <w:spacing w:after="120" w:before="300"/>
-      </w:pPr>
-      <w:r>
-        <w:rPr>
-          <w:rFonts w:ascii="Arial" w:cs="Arial" w:eastAsia="Arial" w:hAnsi="Arial"/>
-          <w:b/>
-          <w:bCs/>
-          <w:color w:val="1A1A1A"/>
-          <w:sz w:val="28"/>
-          <w:szCs w:val="28"/>
-        </w:rPr>
-        <w:t xml:space="preserve">Prohibited Uses</w:t>
-      </w:r>
-    </w:p>
-    <w:p>
-      <w:pPr>
-        <w:pStyle w:val="ListParagraph"/>
-        <w:numPr>
-          <w:ilvl w:val="0"/>
-          <w:numId w:val="2"/>
-        </w:numPr>
-        <w:spacing w:after="40" w:before="40"/>
-      </w:pPr>
-      <w:r>
-        <w:rPr>
-          <w:rFonts w:ascii="Arial" w:cs="Arial" w:eastAsia="Arial" w:hAnsi="Arial"/>
-          <w:color w:val="1A1A1A"/>
-          <w:sz w:val="22"/>
-          <w:szCs w:val="22"/>
-        </w:rPr>
-        <w:t xml:space="preserve">Do not rotate, distort, stretch, or change proportions.</w:t>
-      </w:r>
-    </w:p>
-    <w:p>
-      <w:pPr>
-        <w:pStyle w:val="ListParagraph"/>
-        <w:numPr>
-          <w:ilvl w:val="0"/>
-          <w:numId w:val="2"/>
-        </w:numPr>
-        <w:spacing w:after="40" w:before="40"/>
-      </w:pPr>
-      <w:r>
-        <w:rPr>
-          <w:rFonts w:ascii="Arial" w:cs="Arial" w:eastAsia="Arial" w:hAnsi="Arial"/>
-          <w:color w:val="1A1A1A"/>
-          <w:sz w:val="22"/>
-          <w:szCs w:val="22"/>
-        </w:rPr>
-        <w:t xml:space="preserve">Do not use colours outside the official palette.</w:t>
-      </w:r>
-    </w:p>
-    <w:p>
-      <w:pPr>
-        <w:pStyle w:val="ListParagraph"/>
-        <w:numPr>
-          <w:ilvl w:val="0"/>
-          <w:numId w:val="2"/>
-        </w:numPr>
-        <w:spacing w:after="40" w:before="40"/>
-      </w:pPr>
-      <w:r>
-        <w:rPr>
-          <w:rFonts w:ascii="Arial" w:cs="Arial" w:eastAsia="Arial" w:hAnsi="Arial"/>
-          <w:color w:val="1A1A1A"/>
-          <w:sz w:val="22"/>
-          <w:szCs w:val="22"/>
-        </w:rPr>
-        <w:t xml:space="preserve">Do not add shadows, gradients, outlines, or glows.</w:t>
-      </w:r>
-    </w:p>
-    <w:p>
-      <w:pPr>
-        <w:pStyle w:val="ListParagraph"/>
-        <w:numPr>
-          <w:ilvl w:val="0"/>
-          <w:numId w:val="2"/>
-        </w:numPr>
-        <w:spacing w:after="40" w:before="40"/>
-      </w:pPr>
-      <w:r>
-        <w:rPr>
-          <w:rFonts w:ascii="Arial" w:cs="Arial" w:eastAsia="Arial" w:hAnsi="Arial"/>
-          <w:color w:val="1A1A1A"/>
-          <w:sz w:val="22"/>
-          <w:szCs w:val="22"/>
-        </w:rPr>
-        <w:t xml:space="preserve">Do not write in lowercase in brand contexts.</w:t>
-      </w:r>
-    </w:p>
-    <w:p>
-      <w:pPr>
-        <w:pStyle w:val="ListParagraph"/>
-        <w:numPr>
-          <w:ilvl w:val="0"/>
-          <w:numId w:val="2"/>
-        </w:numPr>
-        <w:spacing w:after="40" w:before="40"/>
-      </w:pPr>
-      <w:r>
-        <w:rPr>
-          <w:rFonts w:ascii="Arial" w:cs="Arial" w:eastAsia="Arial" w:hAnsi="Arial"/>
-          <w:color w:val="1A1A1A"/>
-          <w:sz w:val="22"/>
-          <w:szCs w:val="22"/>
-        </w:rPr>
-        <w:t xml:space="preserve">Do not place over busy patterns or images without an overlay.</w:t>
-      </w:r>
-    </w:p>
-    <w:p>
-      <w:pPr>
-        <w:pStyle w:val="ListParagraph"/>
-        <w:numPr>
-          <w:ilvl w:val="0"/>
-          <w:numId w:val="2"/>
-        </w:numPr>
-        <w:spacing w:after="40" w:before="40"/>
-      </w:pPr>
-      <w:r>
-        <w:rPr>
-          <w:rFonts w:ascii="Arial" w:cs="Arial" w:eastAsia="Arial" w:hAnsi="Arial"/>
-          <w:color w:val="1A1A1A"/>
-          <w:sz w:val="22"/>
-          <w:szCs w:val="22"/>
-        </w:rPr>
-        <w:t xml:space="preserve">Do not reduce below 80px width in digital.</w:t>
-      </w:r>
-    </w:p>
-    <w:p>
-      <w:pPr>
-        <w:sectPr>
-          <w:headerReference w:type="default" r:id="rId11"/>
-          <w:footerReference w:type="default" r:id="rId12"/>
-          <w:pgSz w:w="12240" w:h="15840" w:orient="portrait"/>
-          <w:pgMar w:top="1440" w:right="1440" w:bottom="1440" w:left="1440" w:header="708" w:footer="708" w:gutter="0"/>
-          <w:pgNumType/>
-          <w:docGrid w:linePitch="360"/>
-        </w:sectPr>
-      </w:pPr>
-    </w:p>
-    <w:p>
-      <w:pPr>
-        <w:spacing w:after="200" w:before="600"/>
-        <w:jc w:val="center"/>
-      </w:pPr>
-      <w:r>
-        <w:rPr>
-          <w:rFonts w:ascii="Arial" w:cs="Arial" w:eastAsia="Arial" w:hAnsi="Arial"/>
-          <w:b/>
-          <w:bCs/>
-          <w:color w:val="1A6B5A"/>
-          <w:sz w:val="56"/>
-          <w:szCs w:val="56"/>
-        </w:rPr>
-        <w:t xml:space="preserve">04 / PACKAGING</w:t>
-      </w:r>
-    </w:p>
-    <w:p>
-      <w:pPr>
-        <w:spacing w:after="100" w:before="100"/>
-      </w:pPr>
-    </w:p>
-    <w:p>
-      <w:pPr>
-        <w:spacing w:after="200" w:before="400"/>
-      </w:pPr>
-      <w:r>
-        <w:rPr>
-          <w:rFonts w:ascii="Arial" w:cs="Arial" w:eastAsia="Arial" w:hAnsi="Arial"/>
-          <w:b/>
-          <w:bCs/>
-          <w:color w:val="1A6B5A"/>
-          <w:sz w:val="36"/>
-          <w:szCs w:val="36"/>
-        </w:rPr>
-        <w:t xml:space="preserve">Bottle Design — Squish/Squirt Format</w:t>
-      </w:r>
-    </w:p>
-    <w:p>
-      <w:pPr>
-        <w:spacing w:after="60" w:before="60"/>
-      </w:pPr>
-      <w:r>
-        <w:rPr>
-          <w:rFonts w:ascii="Arial" w:cs="Arial" w:eastAsia="Arial" w:hAnsi="Arial"/>
-          <w:b w:val="false"/>
-          <w:bCs w:val="false"/>
-          <w:i w:val="false"/>
-          <w:iCs w:val="false"/>
-          <w:color w:val="1A1A1A"/>
-          <w:sz w:val="22"/>
-          <w:szCs w:val="22"/>
-        </w:rPr>
-        <w:t xml:space="preserve">SOMA’s bottle takes direct inspiration from Buoy’s squeeze format: a soft, squeezable bottle that delivers product with a simple press. No droppers, no measuring cups, no complicated rituals. One squeeze = one serving.</w:t>
-      </w:r>
-    </w:p>
-    <w:p>
-      <w:pPr>
-        <w:spacing w:after="60" w:before="60"/>
-      </w:pPr>
-    </w:p>
-    <w:p>
-      <w:pPr>
-        <w:spacing w:after="120" w:before="300"/>
-      </w:pPr>
-      <w:r>
-        <w:rPr>
-          <w:rFonts w:ascii="Arial" w:cs="Arial" w:eastAsia="Arial" w:hAnsi="Arial"/>
-          <w:b/>
-          <w:bCs/>
-          <w:color w:val="1A1A1A"/>
-          <w:sz w:val="28"/>
-          <w:szCs w:val="28"/>
-        </w:rPr>
-        <w:t xml:space="preserve">Bottle Specifications</w:t>
-      </w:r>
-    </w:p>
-    <w:tbl>
-      <w:tblPr>
-        <w:tblW w:type="dxa" w:w="9360"/>
-        <w:tblBorders>
-          <w:top w:val="single" w:color="auto" w:sz="4"/>
-          <w:left w:val="single" w:color="auto" w:sz="4"/>
-          <w:bottom w:val="single" w:color="auto" w:sz="4"/>
-          <w:right w:val="single" w:color="auto" w:sz="4"/>
-          <w:insideH w:val="single" w:color="auto" w:sz="4"/>
-          <w:insideV w:val="single" w:color="auto" w:sz="4"/>
-        </w:tblBorders>
-      </w:tblPr>
-      <w:tblGrid>
-        <w:gridCol w:w="4000"/>
-        <w:gridCol w:w="5360"/>
-      </w:tblGrid>
-      <w:tr>
-        <w:tc>
-          <w:tcPr>
-            <w:tcW w:type="dxa" w:w="4000"/>
-            <w:tcBorders>
-              <w:top w:val="single" w:color="B8D4C8" w:sz="1"/>
-              <w:left w:val="single" w:color="B8D4C8" w:sz="1"/>
-              <w:bottom w:val="single" w:color="B8D4C8" w:sz="1"/>
-              <w:right w:val="single" w:color="B8D4C8" w:sz="1"/>
-            </w:tcBorders>
-            <w:shd w:fill="1A6B5A" w:val="clear"/>
-            <w:tcMar>
-              <w:top w:type="dxa" w:w="100"/>
-              <w:left w:type="dxa" w:w="150"/>
-              <w:bottom w:type="dxa" w:w="100"/>
-              <w:right w:type="dxa" w:w="150"/>
-            </w:tcMar>
-          </w:tcPr>
-          <w:p>
-            <w:r>
-              <w:rPr>
-                <w:rFonts w:ascii="Arial" w:cs="Arial" w:eastAsia="Arial" w:hAnsi="Arial"/>
-                <w:b/>
-                <w:bCs/>
-                <w:color w:val="FFFFFF"/>
-                <w:sz w:val="22"/>
-                <w:szCs w:val="22"/>
-              </w:rPr>
-              <w:t xml:space="preserve">Element</w:t>
-            </w:r>
-          </w:p>
-        </w:tc>
-        <w:tc>
-          <w:tcPr>
-            <w:tcW w:type="dxa" w:w="5360"/>
-            <w:tcBorders>
-              <w:top w:val="single" w:color="B8D4C8" w:sz="1"/>
-              <w:left w:val="single" w:color="B8D4C8" w:sz="1"/>
-              <w:bottom w:val="single" w:color="B8D4C8" w:sz="1"/>
-              <w:right w:val="single" w:color="B8D4C8" w:sz="1"/>
-            </w:tcBorders>
-            <w:shd w:fill="1A6B5A" w:val="clear"/>
-            <w:tcMar>
-              <w:top w:type="dxa" w:w="100"/>
-              <w:left w:type="dxa" w:w="150"/>
-              <w:bottom w:type="dxa" w:w="100"/>
-              <w:right w:type="dxa" w:w="150"/>
-            </w:tcMar>
-          </w:tcPr>
-          <w:p>
-            <w:r>
-              <w:rPr>
-                <w:rFonts w:ascii="Arial" w:cs="Arial" w:eastAsia="Arial" w:hAnsi="Arial"/>
-                <w:b/>
-                <w:bCs/>
-                <w:color w:val="FFFFFF"/>
-                <w:sz w:val="22"/>
-                <w:szCs w:val="22"/>
-              </w:rPr>
-              <w:t xml:space="preserve">Direction</w:t>
-            </w:r>
-          </w:p>
-        </w:tc>
-      </w:tr>
-      <w:tr>
-        <w:tc>
-          <w:tcPr>
-            <w:tcW w:type="dxa" w:w="4000"/>
-            <w:tcBorders>
-              <w:top w:val="single" w:color="B8D4C8" w:sz="1"/>
-              <w:left w:val="single" w:color="B8D4C8" w:sz="1"/>
-              <w:bottom w:val="single" w:color="B8D4C8" w:sz="1"/>
-              <w:right w:val="single" w:color="B8D4C8" w:sz="1"/>
-            </w:tcBorders>
-            <w:tcMar>
-              <w:top w:type="dxa" w:w="100"/>
-              <w:left w:type="dxa" w:w="150"/>
-              <w:bottom w:type="dxa" w:w="100"/>
-              <w:right w:type="dxa" w:w="150"/>
-            </w:tcMar>
-          </w:tcPr>
-          <w:p>
-            <w:r>
-              <w:rPr>
-                <w:rFonts w:ascii="Arial" w:cs="Arial" w:eastAsia="Arial" w:hAnsi="Arial"/>
-                <w:b w:val="false"/>
-                <w:bCs w:val="false"/>
-                <w:color w:val="1A1A1A"/>
-                <w:sz w:val="22"/>
-                <w:szCs w:val="22"/>
-              </w:rPr>
-              <w:t xml:space="preserve">Format</w:t>
-            </w:r>
-          </w:p>
-        </w:tc>
-        <w:tc>
-          <w:tcPr>
-            <w:tcW w:type="dxa" w:w="5360"/>
-            <w:tcBorders>
-              <w:top w:val="single" w:color="B8D4C8" w:sz="1"/>
-              <w:left w:val="single" w:color="B8D4C8" w:sz="1"/>
-              <w:bottom w:val="single" w:color="B8D4C8" w:sz="1"/>
-              <w:right w:val="single" w:color="B8D4C8" w:sz="1"/>
-            </w:tcBorders>
-            <w:tcMar>
-              <w:top w:type="dxa" w:w="100"/>
-              <w:left w:type="dxa" w:w="150"/>
-              <w:bottom w:type="dxa" w:w="100"/>
-              <w:right w:type="dxa" w:w="150"/>
-            </w:tcMar>
-          </w:tcPr>
-          <w:p>
-            <w:r>
-              <w:rPr>
-                <w:rFonts w:ascii="Arial" w:cs="Arial" w:eastAsia="Arial" w:hAnsi="Arial"/>
-                <w:b w:val="false"/>
-                <w:bCs w:val="false"/>
-                <w:color w:val="1A1A1A"/>
-                <w:sz w:val="22"/>
-                <w:szCs w:val="22"/>
-              </w:rPr>
-              <w:t xml:space="preserve">30–50 mL soft-touch matte squeezable plastic</w:t>
-            </w:r>
-          </w:p>
-        </w:tc>
-      </w:tr>
-      <w:tr>
-        <w:tc>
-          <w:tcPr>
-            <w:tcW w:type="dxa" w:w="4000"/>
-            <w:tcBorders>
-              <w:top w:val="single" w:color="B8D4C8" w:sz="1"/>
-              <w:left w:val="single" w:color="B8D4C8" w:sz="1"/>
-              <w:bottom w:val="single" w:color="B8D4C8" w:sz="1"/>
-              <w:right w:val="single" w:color="B8D4C8" w:sz="1"/>
-            </w:tcBorders>
-            <w:tcMar>
-              <w:top w:type="dxa" w:w="100"/>
-              <w:left w:type="dxa" w:w="150"/>
-              <w:bottom w:type="dxa" w:w="100"/>
-              <w:right w:type="dxa" w:w="150"/>
-            </w:tcMar>
-          </w:tcPr>
-          <w:p>
-            <w:r>
-              <w:rPr>
-                <w:rFonts w:ascii="Arial" w:cs="Arial" w:eastAsia="Arial" w:hAnsi="Arial"/>
-                <w:b w:val="false"/>
-                <w:bCs w:val="false"/>
-                <w:color w:val="1A1A1A"/>
-                <w:sz w:val="22"/>
-                <w:szCs w:val="22"/>
-              </w:rPr>
-              <w:t xml:space="preserve">Shape</w:t>
-            </w:r>
-          </w:p>
-        </w:tc>
-        <w:tc>
-          <w:tcPr>
-            <w:tcW w:type="dxa" w:w="5360"/>
-            <w:tcBorders>
-              <w:top w:val="single" w:color="B8D4C8" w:sz="1"/>
-              <w:left w:val="single" w:color="B8D4C8" w:sz="1"/>
-              <w:bottom w:val="single" w:color="B8D4C8" w:sz="1"/>
-              <w:right w:val="single" w:color="B8D4C8" w:sz="1"/>
-            </w:tcBorders>
-            <w:tcMar>
-              <w:top w:type="dxa" w:w="100"/>
-              <w:left w:type="dxa" w:w="150"/>
-              <w:bottom w:type="dxa" w:w="100"/>
-              <w:right w:type="dxa" w:w="150"/>
-            </w:tcMar>
-          </w:tcPr>
-          <w:p>
-            <w:r>
-              <w:rPr>
-                <w:rFonts w:ascii="Arial" w:cs="Arial" w:eastAsia="Arial" w:hAnsi="Arial"/>
-                <w:b w:val="false"/>
-                <w:bCs w:val="false"/>
-                <w:color w:val="1A1A1A"/>
-                <w:sz w:val="22"/>
-                <w:szCs w:val="22"/>
-              </w:rPr>
-              <w:t xml:space="preserve">Rounded, compact, pocket-sized. Perfume-bottle proportions.</w:t>
-            </w:r>
-          </w:p>
-        </w:tc>
-      </w:tr>
-      <w:tr>
-        <w:tc>
-          <w:tcPr>
-            <w:tcW w:type="dxa" w:w="4000"/>
-            <w:tcBorders>
-              <w:top w:val="single" w:color="B8D4C8" w:sz="1"/>
-              <w:left w:val="single" w:color="B8D4C8" w:sz="1"/>
-              <w:bottom w:val="single" w:color="B8D4C8" w:sz="1"/>
-              <w:right w:val="single" w:color="B8D4C8" w:sz="1"/>
-            </w:tcBorders>
-            <w:tcMar>
-              <w:top w:type="dxa" w:w="100"/>
-              <w:left w:type="dxa" w:w="150"/>
-              <w:bottom w:type="dxa" w:w="100"/>
-              <w:right w:type="dxa" w:w="150"/>
-            </w:tcMar>
-          </w:tcPr>
-          <w:p>
-            <w:r>
-              <w:rPr>
-                <w:rFonts w:ascii="Arial" w:cs="Arial" w:eastAsia="Arial" w:hAnsi="Arial"/>
-                <w:b w:val="false"/>
-                <w:bCs w:val="false"/>
-                <w:color w:val="1A1A1A"/>
-                <w:sz w:val="22"/>
-                <w:szCs w:val="22"/>
-              </w:rPr>
-              <w:t xml:space="preserve">Dispensing</w:t>
-            </w:r>
-          </w:p>
-        </w:tc>
-        <w:tc>
-          <w:tcPr>
-            <w:tcW w:type="dxa" w:w="5360"/>
-            <w:tcBorders>
-              <w:top w:val="single" w:color="B8D4C8" w:sz="1"/>
-              <w:left w:val="single" w:color="B8D4C8" w:sz="1"/>
-              <w:bottom w:val="single" w:color="B8D4C8" w:sz="1"/>
-              <w:right w:val="single" w:color="B8D4C8" w:sz="1"/>
-            </w:tcBorders>
-            <w:tcMar>
-              <w:top w:type="dxa" w:w="100"/>
-              <w:left w:type="dxa" w:w="150"/>
-              <w:bottom w:type="dxa" w:w="100"/>
-              <w:right w:type="dxa" w:w="150"/>
-            </w:tcMar>
-          </w:tcPr>
-          <w:p>
-            <w:r>
-              <w:rPr>
-                <w:rFonts w:ascii="Arial" w:cs="Arial" w:eastAsia="Arial" w:hAnsi="Arial"/>
-                <w:b w:val="false"/>
-                <w:bCs w:val="false"/>
-                <w:color w:val="1A1A1A"/>
-                <w:sz w:val="22"/>
-                <w:szCs w:val="22"/>
-              </w:rPr>
-              <w:t xml:space="preserve">Squish/squirt nozzle. One squeeze ≈ 1 mL serving.</w:t>
-            </w:r>
-          </w:p>
-        </w:tc>
-      </w:tr>
-      <w:tr>
-        <w:tc>
-          <w:tcPr>
-            <w:tcW w:type="dxa" w:w="4000"/>
-            <w:tcBorders>
-              <w:top w:val="single" w:color="B8D4C8" w:sz="1"/>
-              <w:left w:val="single" w:color="B8D4C8" w:sz="1"/>
-              <w:bottom w:val="single" w:color="B8D4C8" w:sz="1"/>
-              <w:right w:val="single" w:color="B8D4C8" w:sz="1"/>
-            </w:tcBorders>
-            <w:tcMar>
-              <w:top w:type="dxa" w:w="100"/>
-              <w:left w:type="dxa" w:w="150"/>
-              <w:bottom w:type="dxa" w:w="100"/>
-              <w:right w:type="dxa" w:w="150"/>
-            </w:tcMar>
-          </w:tcPr>
-          <w:p>
-            <w:r>
-              <w:rPr>
-                <w:rFonts w:ascii="Arial" w:cs="Arial" w:eastAsia="Arial" w:hAnsi="Arial"/>
-                <w:b w:val="false"/>
-                <w:bCs w:val="false"/>
-                <w:color w:val="1A1A1A"/>
-                <w:sz w:val="22"/>
-                <w:szCs w:val="22"/>
-              </w:rPr>
-              <w:t xml:space="preserve">Feel</w:t>
-            </w:r>
-          </w:p>
-        </w:tc>
-        <w:tc>
-          <w:tcPr>
-            <w:tcW w:type="dxa" w:w="5360"/>
-            <w:tcBorders>
-              <w:top w:val="single" w:color="B8D4C8" w:sz="1"/>
-              <w:left w:val="single" w:color="B8D4C8" w:sz="1"/>
-              <w:bottom w:val="single" w:color="B8D4C8" w:sz="1"/>
-              <w:right w:val="single" w:color="B8D4C8" w:sz="1"/>
-            </w:tcBorders>
-            <w:tcMar>
-              <w:top w:type="dxa" w:w="100"/>
-              <w:left w:type="dxa" w:w="150"/>
-              <w:bottom w:type="dxa" w:w="100"/>
-              <w:right w:type="dxa" w:w="150"/>
-            </w:tcMar>
-          </w:tcPr>
-          <w:p>
-            <w:r>
-              <w:rPr>
-                <w:rFonts w:ascii="Arial" w:cs="Arial" w:eastAsia="Arial" w:hAnsi="Arial"/>
-                <w:b w:val="false"/>
-                <w:bCs w:val="false"/>
-                <w:color w:val="1A1A1A"/>
-                <w:sz w:val="22"/>
-                <w:szCs w:val="22"/>
-              </w:rPr>
-              <w:t xml:space="preserve">Soft-touch matte finish. Satisfying tactile squeeze.</w:t>
-            </w:r>
-          </w:p>
-        </w:tc>
-      </w:tr>
-      <w:tr>
-        <w:tc>
-          <w:tcPr>
-            <w:tcW w:type="dxa" w:w="4000"/>
-            <w:tcBorders>
-              <w:top w:val="single" w:color="B8D4C8" w:sz="1"/>
-              <w:left w:val="single" w:color="B8D4C8" w:sz="1"/>
-              <w:bottom w:val="single" w:color="B8D4C8" w:sz="1"/>
-              <w:right w:val="single" w:color="B8D4C8" w:sz="1"/>
-            </w:tcBorders>
-            <w:tcMar>
-              <w:top w:type="dxa" w:w="100"/>
-              <w:left w:type="dxa" w:w="150"/>
-              <w:bottom w:type="dxa" w:w="100"/>
-              <w:right w:type="dxa" w:w="150"/>
-            </w:tcMar>
-          </w:tcPr>
-          <w:p>
-            <w:r>
-              <w:rPr>
-                <w:rFonts w:ascii="Arial" w:cs="Arial" w:eastAsia="Arial" w:hAnsi="Arial"/>
-                <w:b w:val="false"/>
-                <w:bCs w:val="false"/>
-                <w:color w:val="1A1A1A"/>
-                <w:sz w:val="22"/>
-                <w:szCs w:val="22"/>
-              </w:rPr>
-              <w:t xml:space="preserve">Base colour</w:t>
-            </w:r>
-          </w:p>
-        </w:tc>
-        <w:tc>
-          <w:tcPr>
-            <w:tcW w:type="dxa" w:w="5360"/>
-            <w:tcBorders>
-              <w:top w:val="single" w:color="B8D4C8" w:sz="1"/>
-              <w:left w:val="single" w:color="B8D4C8" w:sz="1"/>
-              <w:bottom w:val="single" w:color="B8D4C8" w:sz="1"/>
-              <w:right w:val="single" w:color="B8D4C8" w:sz="1"/>
-            </w:tcBorders>
-            <w:tcMar>
-              <w:top w:type="dxa" w:w="100"/>
-              <w:left w:type="dxa" w:w="150"/>
-              <w:bottom w:type="dxa" w:w="100"/>
-              <w:right w:type="dxa" w:w="150"/>
-            </w:tcMar>
-          </w:tcPr>
-          <w:p>
-            <w:r>
-              <w:rPr>
-                <w:rFonts w:ascii="Arial" w:cs="Arial" w:eastAsia="Arial" w:hAnsi="Arial"/>
-                <w:b w:val="false"/>
-                <w:bCs w:val="false"/>
-                <w:color w:val="1A1A1A"/>
-                <w:sz w:val="22"/>
-                <w:szCs w:val="22"/>
-              </w:rPr>
-              <w:t xml:space="preserve">Unified across SKUs: Cream matte or Forest matte.</w:t>
-            </w:r>
-          </w:p>
-        </w:tc>
-      </w:tr>
-      <w:tr>
-        <w:tc>
-          <w:tcPr>
-            <w:tcW w:type="dxa" w:w="4000"/>
-            <w:tcBorders>
-              <w:top w:val="single" w:color="B8D4C8" w:sz="1"/>
-              <w:left w:val="single" w:color="B8D4C8" w:sz="1"/>
-              <w:bottom w:val="single" w:color="B8D4C8" w:sz="1"/>
-              <w:right w:val="single" w:color="B8D4C8" w:sz="1"/>
-            </w:tcBorders>
-            <w:tcMar>
-              <w:top w:type="dxa" w:w="100"/>
-              <w:left w:type="dxa" w:w="150"/>
-              <w:bottom w:type="dxa" w:w="100"/>
-              <w:right w:type="dxa" w:w="150"/>
-            </w:tcMar>
-          </w:tcPr>
-          <w:p>
-            <w:r>
-              <w:rPr>
-                <w:rFonts w:ascii="Arial" w:cs="Arial" w:eastAsia="Arial" w:hAnsi="Arial"/>
-                <w:b w:val="false"/>
-                <w:bCs w:val="false"/>
-                <w:color w:val="1A1A1A"/>
-                <w:sz w:val="22"/>
-                <w:szCs w:val="22"/>
-              </w:rPr>
-              <w:t xml:space="preserve">Cap</w:t>
-            </w:r>
-          </w:p>
-        </w:tc>
-        <w:tc>
-          <w:tcPr>
-            <w:tcW w:type="dxa" w:w="5360"/>
-            <w:tcBorders>
-              <w:top w:val="single" w:color="B8D4C8" w:sz="1"/>
-              <w:left w:val="single" w:color="B8D4C8" w:sz="1"/>
-              <w:bottom w:val="single" w:color="B8D4C8" w:sz="1"/>
-              <w:right w:val="single" w:color="B8D4C8" w:sz="1"/>
-            </w:tcBorders>
-            <w:tcMar>
-              <w:top w:type="dxa" w:w="100"/>
-              <w:left w:type="dxa" w:w="150"/>
-              <w:bottom w:type="dxa" w:w="100"/>
-              <w:right w:type="dxa" w:w="150"/>
-            </w:tcMar>
-          </w:tcPr>
-          <w:p>
-            <w:r>
-              <w:rPr>
-                <w:rFonts w:ascii="Arial" w:cs="Arial" w:eastAsia="Arial" w:hAnsi="Arial"/>
-                <w:b w:val="false"/>
-                <w:bCs w:val="false"/>
-                <w:color w:val="1A1A1A"/>
-                <w:sz w:val="22"/>
-                <w:szCs w:val="22"/>
-              </w:rPr>
-              <w:t xml:space="preserve">SKU accent colour (Lemon yellow or Berry pink).</w:t>
-            </w:r>
-          </w:p>
-        </w:tc>
-      </w:tr>
-      <w:tr>
-        <w:tc>
-          <w:tcPr>
-            <w:tcW w:type="dxa" w:w="4000"/>
-            <w:tcBorders>
-              <w:top w:val="single" w:color="B8D4C8" w:sz="1"/>
-              <w:left w:val="single" w:color="B8D4C8" w:sz="1"/>
-              <w:bottom w:val="single" w:color="B8D4C8" w:sz="1"/>
-              <w:right w:val="single" w:color="B8D4C8" w:sz="1"/>
-            </w:tcBorders>
-            <w:tcMar>
-              <w:top w:type="dxa" w:w="100"/>
-              <w:left w:type="dxa" w:w="150"/>
-              <w:bottom w:type="dxa" w:w="100"/>
-              <w:right w:type="dxa" w:w="150"/>
-            </w:tcMar>
-          </w:tcPr>
-          <w:p>
-            <w:r>
-              <w:rPr>
-                <w:rFonts w:ascii="Arial" w:cs="Arial" w:eastAsia="Arial" w:hAnsi="Arial"/>
-                <w:b w:val="false"/>
-                <w:bCs w:val="false"/>
-                <w:color w:val="1A1A1A"/>
-                <w:sz w:val="22"/>
-                <w:szCs w:val="22"/>
-              </w:rPr>
-              <w:t xml:space="preserve">Finish</w:t>
-            </w:r>
-          </w:p>
-        </w:tc>
-        <w:tc>
-          <w:tcPr>
-            <w:tcW w:type="dxa" w:w="5360"/>
-            <w:tcBorders>
-              <w:top w:val="single" w:color="B8D4C8" w:sz="1"/>
-              <w:left w:val="single" w:color="B8D4C8" w:sz="1"/>
-              <w:bottom w:val="single" w:color="B8D4C8" w:sz="1"/>
-              <w:right w:val="single" w:color="B8D4C8" w:sz="1"/>
-            </w:tcBorders>
-            <w:tcMar>
-              <w:top w:type="dxa" w:w="100"/>
-              <w:left w:type="dxa" w:w="150"/>
-              <w:bottom w:type="dxa" w:w="100"/>
-              <w:right w:type="dxa" w:w="150"/>
-            </w:tcMar>
-          </w:tcPr>
-          <w:p>
-            <w:r>
-              <w:rPr>
-                <w:rFonts w:ascii="Arial" w:cs="Arial" w:eastAsia="Arial" w:hAnsi="Arial"/>
-                <w:b w:val="false"/>
-                <w:bCs w:val="false"/>
-                <w:color w:val="1A1A1A"/>
-                <w:sz w:val="22"/>
-                <w:szCs w:val="22"/>
-              </w:rPr>
-              <w:t xml:space="preserve">Always matte. Never glossy.</w:t>
-            </w:r>
-          </w:p>
-        </w:tc>
-      </w:tr>
-    </w:tbl>
-    <w:p>
-      <w:pPr>
-        <w:spacing w:after="100" w:before="100"/>
-      </w:pPr>
-    </w:p>
-    <w:p>
-      <w:pPr>
-        <w:spacing w:after="120" w:before="300"/>
-      </w:pPr>
-      <w:r>
-        <w:rPr>
-          <w:rFonts w:ascii="Arial" w:cs="Arial" w:eastAsia="Arial" w:hAnsi="Arial"/>
-          <w:b/>
-          <w:bCs/>
-          <w:color w:val="1A1A1A"/>
-          <w:sz w:val="28"/>
-          <w:szCs w:val="28"/>
-        </w:rPr>
-        <w:t xml:space="preserve">Visual Hierarchy — Front Label</w:t>
-      </w:r>
-    </w:p>
-    <w:p>
-      <w:pPr>
-        <w:spacing w:after="60" w:before="60"/>
-      </w:pPr>
-      <w:r>
-        <w:rPr>
-          <w:rFonts w:ascii="Arial" w:cs="Arial" w:eastAsia="Arial" w:hAnsi="Arial"/>
-          <w:b w:val="false"/>
-          <w:bCs w:val="false"/>
-          <w:i w:val="false"/>
-          <w:iCs w:val="false"/>
-          <w:color w:val="1A1A1A"/>
-          <w:sz w:val="22"/>
-          <w:szCs w:val="22"/>
-        </w:rPr>
-        <w:t xml:space="preserve">The packaging is type-forward. The flavour name is the hero — written large and bold, the single most prominent element on the bottle.</w:t>
-      </w:r>
-    </w:p>
-    <w:p>
-      <w:pPr>
-        <w:spacing w:after="60" w:before="60"/>
-      </w:pPr>
-    </w:p>
-    <w:tbl>
-      <w:tblPr>
-        <w:tblW w:type="dxa" w:w="9360"/>
-        <w:tblBorders>
-          <w:top w:val="single" w:color="auto" w:sz="4"/>
-          <w:left w:val="single" w:color="auto" w:sz="4"/>
-          <w:bottom w:val="single" w:color="auto" w:sz="4"/>
-          <w:right w:val="single" w:color="auto" w:sz="4"/>
-          <w:insideH w:val="single" w:color="auto" w:sz="4"/>
-          <w:insideV w:val="single" w:color="auto" w:sz="4"/>
-        </w:tblBorders>
-      </w:tblPr>
-      <w:tblGrid>
-        <w:gridCol w:w="3000"/>
-        <w:gridCol w:w="6360"/>
-      </w:tblGrid>
-      <w:tr>
-        <w:tc>
-          <w:tcPr>
-            <w:tcW w:type="dxa" w:w="4000"/>
-            <w:tcBorders>
-              <w:top w:val="single" w:color="B8D4C8" w:sz="1"/>
-              <w:left w:val="single" w:color="B8D4C8" w:sz="1"/>
-              <w:bottom w:val="single" w:color="B8D4C8" w:sz="1"/>
-              <w:right w:val="single" w:color="B8D4C8" w:sz="1"/>
-            </w:tcBorders>
-            <w:shd w:fill="1A6B5A" w:val="clear"/>
-            <w:tcMar>
-              <w:top w:type="dxa" w:w="100"/>
-              <w:left w:type="dxa" w:w="150"/>
-              <w:bottom w:type="dxa" w:w="100"/>
-              <w:right w:type="dxa" w:w="150"/>
-            </w:tcMar>
-          </w:tcPr>
-          <w:p>
-            <w:r>
-              <w:rPr>
-                <w:rFonts w:ascii="Arial" w:cs="Arial" w:eastAsia="Arial" w:hAnsi="Arial"/>
-                <w:b/>
-                <w:bCs/>
-                <w:color w:val="FFFFFF"/>
-                <w:sz w:val="22"/>
-                <w:szCs w:val="22"/>
-              </w:rPr>
-              <w:t xml:space="preserve">Zone</w:t>
-            </w:r>
-          </w:p>
-        </w:tc>
-        <w:tc>
-          <w:tcPr>
-            <w:tcW w:type="dxa" w:w="5360"/>
-            <w:tcBorders>
-              <w:top w:val="single" w:color="B8D4C8" w:sz="1"/>
-              <w:left w:val="single" w:color="B8D4C8" w:sz="1"/>
-              <w:bottom w:val="single" w:color="B8D4C8" w:sz="1"/>
-              <w:right w:val="single" w:color="B8D4C8" w:sz="1"/>
-            </w:tcBorders>
-            <w:shd w:fill="1A6B5A" w:val="clear"/>
-            <w:tcMar>
-              <w:top w:type="dxa" w:w="100"/>
-              <w:left w:type="dxa" w:w="150"/>
-              <w:bottom w:type="dxa" w:w="100"/>
-              <w:right w:type="dxa" w:w="150"/>
-            </w:tcMar>
-          </w:tcPr>
-          <w:p>
-            <w:r>
-              <w:rPr>
-                <w:rFonts w:ascii="Arial" w:cs="Arial" w:eastAsia="Arial" w:hAnsi="Arial"/>
-                <w:b/>
-                <w:bCs/>
-                <w:color w:val="FFFFFF"/>
-                <w:sz w:val="22"/>
-                <w:szCs w:val="22"/>
-              </w:rPr>
-              <w:t xml:space="preserve">Content</w:t>
-            </w:r>
-          </w:p>
-        </w:tc>
-      </w:tr>
-      <w:tr>
-        <w:tc>
-          <w:tcPr>
-            <w:tcW w:type="dxa" w:w="4000"/>
-            <w:tcBorders>
-              <w:top w:val="single" w:color="B8D4C8" w:sz="1"/>
-              <w:left w:val="single" w:color="B8D4C8" w:sz="1"/>
-              <w:bottom w:val="single" w:color="B8D4C8" w:sz="1"/>
-              <w:right w:val="single" w:color="B8D4C8" w:sz="1"/>
-            </w:tcBorders>
-            <w:tcMar>
-              <w:top w:type="dxa" w:w="100"/>
-              <w:left w:type="dxa" w:w="150"/>
-              <w:bottom w:type="dxa" w:w="100"/>
-              <w:right w:type="dxa" w:w="150"/>
-            </w:tcMar>
-          </w:tcPr>
-          <w:p>
-            <w:r>
-              <w:rPr>
-                <w:rFonts w:ascii="Arial" w:cs="Arial" w:eastAsia="Arial" w:hAnsi="Arial"/>
-                <w:b w:val="false"/>
-                <w:bCs w:val="false"/>
-                <w:color w:val="1A1A1A"/>
-                <w:sz w:val="22"/>
-                <w:szCs w:val="22"/>
-              </w:rPr>
-              <w:t xml:space="preserve">Top</w:t>
-            </w:r>
-          </w:p>
-        </w:tc>
-        <w:tc>
-          <w:tcPr>
-            <w:tcW w:type="dxa" w:w="5360"/>
-            <w:tcBorders>
-              <w:top w:val="single" w:color="B8D4C8" w:sz="1"/>
-              <w:left w:val="single" w:color="B8D4C8" w:sz="1"/>
-              <w:bottom w:val="single" w:color="B8D4C8" w:sz="1"/>
-              <w:right w:val="single" w:color="B8D4C8" w:sz="1"/>
-            </w:tcBorders>
-            <w:tcMar>
-              <w:top w:type="dxa" w:w="100"/>
-              <w:left w:type="dxa" w:w="150"/>
-              <w:bottom w:type="dxa" w:w="100"/>
-              <w:right w:type="dxa" w:w="150"/>
-            </w:tcMar>
-          </w:tcPr>
-          <w:p>
-            <w:r>
-              <w:rPr>
-                <w:rFonts w:ascii="Arial" w:cs="Arial" w:eastAsia="Arial" w:hAnsi="Arial"/>
-                <w:b w:val="false"/>
-                <w:bCs w:val="false"/>
-                <w:color w:val="1A1A1A"/>
-                <w:sz w:val="22"/>
-                <w:szCs w:val="22"/>
-              </w:rPr>
-              <w:t xml:space="preserve">SOMA logo — small, upper corner or centred top</w:t>
-            </w:r>
-          </w:p>
-        </w:tc>
-      </w:tr>
-      <w:tr>
-        <w:tc>
-          <w:tcPr>
-            <w:tcW w:type="dxa" w:w="4000"/>
-            <w:tcBorders>
-              <w:top w:val="single" w:color="B8D4C8" w:sz="1"/>
-              <w:left w:val="single" w:color="B8D4C8" w:sz="1"/>
-              <w:bottom w:val="single" w:color="B8D4C8" w:sz="1"/>
-              <w:right w:val="single" w:color="B8D4C8" w:sz="1"/>
-            </w:tcBorders>
-            <w:tcMar>
-              <w:top w:type="dxa" w:w="100"/>
-              <w:left w:type="dxa" w:w="150"/>
-              <w:bottom w:type="dxa" w:w="100"/>
-              <w:right w:type="dxa" w:w="150"/>
-            </w:tcMar>
-          </w:tcPr>
-          <w:p>
-            <w:r>
-              <w:rPr>
-                <w:rFonts w:ascii="Arial" w:cs="Arial" w:eastAsia="Arial" w:hAnsi="Arial"/>
-                <w:b w:val="false"/>
-                <w:bCs w:val="false"/>
-                <w:color w:val="1A1A1A"/>
-                <w:sz w:val="22"/>
-                <w:szCs w:val="22"/>
-              </w:rPr>
-              <w:t xml:space="preserve">Centre (hero)</w:t>
-            </w:r>
-          </w:p>
-        </w:tc>
-        <w:tc>
-          <w:tcPr>
-            <w:tcW w:type="dxa" w:w="5360"/>
-            <w:tcBorders>
-              <w:top w:val="single" w:color="B8D4C8" w:sz="1"/>
-              <w:left w:val="single" w:color="B8D4C8" w:sz="1"/>
-              <w:bottom w:val="single" w:color="B8D4C8" w:sz="1"/>
-              <w:right w:val="single" w:color="B8D4C8" w:sz="1"/>
-            </w:tcBorders>
-            <w:tcMar>
-              <w:top w:type="dxa" w:w="100"/>
-              <w:left w:type="dxa" w:w="150"/>
-              <w:bottom w:type="dxa" w:w="100"/>
-              <w:right w:type="dxa" w:w="150"/>
-            </w:tcMar>
-          </w:tcPr>
-          <w:p>
-            <w:r>
-              <w:rPr>
-                <w:rFonts w:ascii="Arial" w:cs="Arial" w:eastAsia="Arial" w:hAnsi="Arial"/>
-                <w:b w:val="false"/>
-                <w:bCs w:val="false"/>
-                <w:color w:val="1A1A1A"/>
-                <w:sz w:val="22"/>
-                <w:szCs w:val="22"/>
-              </w:rPr>
-              <w:t xml:space="preserve">Flavour name large: LEMON / BERRY (type-forward, Syne ExtraBold)</w:t>
-            </w:r>
-          </w:p>
-        </w:tc>
-      </w:tr>
-      <w:tr>
-        <w:tc>
-          <w:tcPr>
-            <w:tcW w:type="dxa" w:w="4000"/>
-            <w:tcBorders>
-              <w:top w:val="single" w:color="B8D4C8" w:sz="1"/>
-              <w:left w:val="single" w:color="B8D4C8" w:sz="1"/>
-              <w:bottom w:val="single" w:color="B8D4C8" w:sz="1"/>
-              <w:right w:val="single" w:color="B8D4C8" w:sz="1"/>
-            </w:tcBorders>
-            <w:tcMar>
-              <w:top w:type="dxa" w:w="100"/>
-              <w:left w:type="dxa" w:w="150"/>
-              <w:bottom w:type="dxa" w:w="100"/>
-              <w:right w:type="dxa" w:w="150"/>
-            </w:tcMar>
-          </w:tcPr>
-          <w:p>
-            <w:r>
-              <w:rPr>
-                <w:rFonts w:ascii="Arial" w:cs="Arial" w:eastAsia="Arial" w:hAnsi="Arial"/>
-                <w:b w:val="false"/>
-                <w:bCs w:val="false"/>
-                <w:color w:val="1A1A1A"/>
-                <w:sz w:val="22"/>
-                <w:szCs w:val="22"/>
-              </w:rPr>
-              <w:t xml:space="preserve">Below centre</w:t>
-            </w:r>
-          </w:p>
-        </w:tc>
-        <w:tc>
-          <w:tcPr>
-            <w:tcW w:type="dxa" w:w="5360"/>
-            <w:tcBorders>
-              <w:top w:val="single" w:color="B8D4C8" w:sz="1"/>
-              <w:left w:val="single" w:color="B8D4C8" w:sz="1"/>
-              <w:bottom w:val="single" w:color="B8D4C8" w:sz="1"/>
-              <w:right w:val="single" w:color="B8D4C8" w:sz="1"/>
-            </w:tcBorders>
-            <w:tcMar>
-              <w:top w:type="dxa" w:w="100"/>
-              <w:left w:type="dxa" w:w="150"/>
-              <w:bottom w:type="dxa" w:w="100"/>
-              <w:right w:type="dxa" w:w="150"/>
-            </w:tcMar>
-          </w:tcPr>
-          <w:p>
-            <w:r>
-              <w:rPr>
-                <w:rFonts w:ascii="Arial" w:cs="Arial" w:eastAsia="Arial" w:hAnsi="Arial"/>
-                <w:b w:val="false"/>
-                <w:bCs w:val="false"/>
-                <w:color w:val="1A1A1A"/>
-                <w:sz w:val="22"/>
-                <w:szCs w:val="22"/>
-              </w:rPr>
-              <w:t xml:space="preserve">Functional descriptor: ‘Hydrate + Soothe’ / ‘Hydrate + Antioxidants’</w:t>
-            </w:r>
-          </w:p>
-        </w:tc>
-      </w:tr>
-      <w:tr>
-        <w:tc>
-          <w:tcPr>
-            <w:tcW w:type="dxa" w:w="4000"/>
-            <w:tcBorders>
-              <w:top w:val="single" w:color="B8D4C8" w:sz="1"/>
-              <w:left w:val="single" w:color="B8D4C8" w:sz="1"/>
-              <w:bottom w:val="single" w:color="B8D4C8" w:sz="1"/>
-              <w:right w:val="single" w:color="B8D4C8" w:sz="1"/>
-            </w:tcBorders>
-            <w:tcMar>
-              <w:top w:type="dxa" w:w="100"/>
-              <w:left w:type="dxa" w:w="150"/>
-              <w:bottom w:type="dxa" w:w="100"/>
-              <w:right w:type="dxa" w:w="150"/>
-            </w:tcMar>
-          </w:tcPr>
-          <w:p>
-            <w:r>
-              <w:rPr>
-                <w:rFonts w:ascii="Arial" w:cs="Arial" w:eastAsia="Arial" w:hAnsi="Arial"/>
-                <w:b w:val="false"/>
-                <w:bCs w:val="false"/>
-                <w:color w:val="1A1A1A"/>
-                <w:sz w:val="22"/>
-                <w:szCs w:val="22"/>
-              </w:rPr>
-              <w:t xml:space="preserve">Accent</w:t>
-            </w:r>
-          </w:p>
-        </w:tc>
-        <w:tc>
-          <w:tcPr>
-            <w:tcW w:type="dxa" w:w="5360"/>
-            <w:tcBorders>
-              <w:top w:val="single" w:color="B8D4C8" w:sz="1"/>
-              <w:left w:val="single" w:color="B8D4C8" w:sz="1"/>
-              <w:bottom w:val="single" w:color="B8D4C8" w:sz="1"/>
-              <w:right w:val="single" w:color="B8D4C8" w:sz="1"/>
-            </w:tcBorders>
-            <w:tcMar>
-              <w:top w:type="dxa" w:w="100"/>
-              <w:left w:type="dxa" w:w="150"/>
-              <w:bottom w:type="dxa" w:w="100"/>
-              <w:right w:type="dxa" w:w="150"/>
-            </w:tcMar>
-          </w:tcPr>
-          <w:p>
-            <w:r>
-              <w:rPr>
-                <w:rFonts w:ascii="Arial" w:cs="Arial" w:eastAsia="Arial" w:hAnsi="Arial"/>
-                <w:b w:val="false"/>
-                <w:bCs w:val="false"/>
-                <w:color w:val="1A1A1A"/>
-                <w:sz w:val="22"/>
-                <w:szCs w:val="22"/>
-              </w:rPr>
-              <w:t xml:space="preserve">SKU colour as thin band, cap colour, or text highlight</w:t>
-            </w:r>
-          </w:p>
-        </w:tc>
-      </w:tr>
-      <w:tr>
-        <w:tc>
-          <w:tcPr>
-            <w:tcW w:type="dxa" w:w="4000"/>
-            <w:tcBorders>
-              <w:top w:val="single" w:color="B8D4C8" w:sz="1"/>
-              <w:left w:val="single" w:color="B8D4C8" w:sz="1"/>
-              <w:bottom w:val="single" w:color="B8D4C8" w:sz="1"/>
-              <w:right w:val="single" w:color="B8D4C8" w:sz="1"/>
-            </w:tcBorders>
-            <w:tcMar>
-              <w:top w:type="dxa" w:w="100"/>
-              <w:left w:type="dxa" w:w="150"/>
-              <w:bottom w:type="dxa" w:w="100"/>
-              <w:right w:type="dxa" w:w="150"/>
-            </w:tcMar>
-          </w:tcPr>
-          <w:p>
-            <w:r>
-              <w:rPr>
-                <w:rFonts w:ascii="Arial" w:cs="Arial" w:eastAsia="Arial" w:hAnsi="Arial"/>
-                <w:b w:val="false"/>
-                <w:bCs w:val="false"/>
-                <w:color w:val="1A1A1A"/>
-                <w:sz w:val="22"/>
-                <w:szCs w:val="22"/>
-              </w:rPr>
-              <w:t xml:space="preserve">Bottom</w:t>
-            </w:r>
-          </w:p>
-        </w:tc>
-        <w:tc>
-          <w:tcPr>
-            <w:tcW w:type="dxa" w:w="5360"/>
-            <w:tcBorders>
-              <w:top w:val="single" w:color="B8D4C8" w:sz="1"/>
-              <w:left w:val="single" w:color="B8D4C8" w:sz="1"/>
-              <w:bottom w:val="single" w:color="B8D4C8" w:sz="1"/>
-              <w:right w:val="single" w:color="B8D4C8" w:sz="1"/>
-            </w:tcBorders>
-            <w:tcMar>
-              <w:top w:type="dxa" w:w="100"/>
-              <w:left w:type="dxa" w:w="150"/>
-              <w:bottom w:type="dxa" w:w="100"/>
-              <w:right w:type="dxa" w:w="150"/>
-            </w:tcMar>
-          </w:tcPr>
-          <w:p>
-            <w:r>
-              <w:rPr>
-                <w:rFonts w:ascii="Arial" w:cs="Arial" w:eastAsia="Arial" w:hAnsi="Arial"/>
-                <w:b w:val="false"/>
-                <w:bCs w:val="false"/>
-                <w:color w:val="1A1A1A"/>
-                <w:sz w:val="22"/>
-                <w:szCs w:val="22"/>
-              </w:rPr>
-              <w:t xml:space="preserve">30 servings · 30 mL · squeezable</w:t>
-            </w:r>
-          </w:p>
-        </w:tc>
-      </w:tr>
-    </w:tbl>
-    <w:p>
-      <w:pPr>
-        <w:spacing w:after="100" w:before="100"/>
-      </w:pPr>
-    </w:p>
-    <w:p>
-      <w:pPr>
-        <w:spacing w:after="120" w:before="300"/>
-      </w:pPr>
-      <w:r>
-        <w:rPr>
-          <w:rFonts w:ascii="Arial" w:cs="Arial" w:eastAsia="Arial" w:hAnsi="Arial"/>
-          <w:b/>
-          <w:bCs/>
-          <w:color w:val="1A1A1A"/>
-          <w:sz w:val="28"/>
-          <w:szCs w:val="28"/>
-        </w:rPr>
-        <w:t xml:space="preserve">Back Label</w:t>
-      </w:r>
-    </w:p>
-    <w:p>
-      <w:pPr>
-        <w:spacing w:after="60" w:before="60"/>
-      </w:pPr>
-      <w:r>
-        <w:rPr>
-          <w:rFonts w:ascii="Arial" w:cs="Arial" w:eastAsia="Arial" w:hAnsi="Arial"/>
-          <w:b w:val="false"/>
-          <w:bCs w:val="false"/>
-          <w:i w:val="false"/>
-          <w:iCs w:val="false"/>
-          <w:color w:val="1A1A1A"/>
-          <w:sz w:val="22"/>
-          <w:szCs w:val="22"/>
-        </w:rPr>
-        <w:t xml:space="preserve">Minimal. Clean. Only what’s necessary:</w:t>
-      </w:r>
-    </w:p>
-    <w:p>
-      <w:pPr>
-        <w:pStyle w:val="ListParagraph"/>
-        <w:numPr>
-          <w:ilvl w:val="0"/>
-          <w:numId w:val="2"/>
-        </w:numPr>
-        <w:spacing w:after="40" w:before="40"/>
-      </w:pPr>
-      <w:r>
-        <w:rPr>
-          <w:rFonts w:ascii="Arial" w:cs="Arial" w:eastAsia="Arial" w:hAnsi="Arial"/>
-          <w:color w:val="1A1A1A"/>
-          <w:sz w:val="22"/>
-          <w:szCs w:val="22"/>
-        </w:rPr>
-        <w:t xml:space="preserve">Ingredients list (transparent, readable)</w:t>
-      </w:r>
-    </w:p>
-    <w:p>
-      <w:pPr>
-        <w:pStyle w:val="ListParagraph"/>
-        <w:numPr>
-          <w:ilvl w:val="0"/>
-          <w:numId w:val="2"/>
-        </w:numPr>
-        <w:spacing w:after="40" w:before="40"/>
-      </w:pPr>
-      <w:r>
-        <w:rPr>
-          <w:rFonts w:ascii="Arial" w:cs="Arial" w:eastAsia="Arial" w:hAnsi="Arial"/>
-          <w:color w:val="1A1A1A"/>
-          <w:sz w:val="22"/>
-          <w:szCs w:val="22"/>
-        </w:rPr>
-        <w:t xml:space="preserve">Nutritional info per serving</w:t>
-      </w:r>
-    </w:p>
-    <w:p>
-      <w:pPr>
-        <w:pStyle w:val="ListParagraph"/>
-        <w:numPr>
-          <w:ilvl w:val="0"/>
-          <w:numId w:val="2"/>
-        </w:numPr>
-        <w:spacing w:after="40" w:before="40"/>
-      </w:pPr>
-      <w:r>
-        <w:rPr>
-          <w:rFonts w:ascii="Arial" w:cs="Arial" w:eastAsia="Arial" w:hAnsi="Arial"/>
-          <w:color w:val="1A1A1A"/>
-          <w:sz w:val="22"/>
-          <w:szCs w:val="22"/>
-        </w:rPr>
-        <w:t xml:space="preserve">@tomasoma + tomasoma.com</w:t>
-      </w:r>
-    </w:p>
-    <w:p>
-      <w:pPr>
-        <w:pStyle w:val="ListParagraph"/>
-        <w:numPr>
-          <w:ilvl w:val="0"/>
-          <w:numId w:val="2"/>
-        </w:numPr>
-        <w:spacing w:after="40" w:before="40"/>
-      </w:pPr>
-      <w:r>
-        <w:rPr>
-          <w:rFonts w:ascii="Arial" w:cs="Arial" w:eastAsia="Arial" w:hAnsi="Arial"/>
-          <w:color w:val="1A1A1A"/>
-          <w:sz w:val="22"/>
-          <w:szCs w:val="22"/>
-        </w:rPr>
-        <w:t xml:space="preserve">Regulatory info (AESAN / FSA)</w:t>
-      </w:r>
-    </w:p>
-    <w:p>
-      <w:pPr>
-        <w:pStyle w:val="ListParagraph"/>
-        <w:numPr>
-          <w:ilvl w:val="0"/>
-          <w:numId w:val="2"/>
-        </w:numPr>
-        <w:spacing w:after="40" w:before="40"/>
-      </w:pPr>
-      <w:r>
-        <w:rPr>
-          <w:rFonts w:ascii="Arial" w:cs="Arial" w:eastAsia="Arial" w:hAnsi="Arial"/>
-          <w:color w:val="1A1A1A"/>
-          <w:sz w:val="22"/>
-          <w:szCs w:val="22"/>
-        </w:rPr>
-        <w:t xml:space="preserve">"Squeeze more from your water." tagline</w:t>
-      </w:r>
-    </w:p>
-    <w:p>
-      <w:pPr>
-        <w:pStyle w:val="ListParagraph"/>
-        <w:numPr>
-          <w:ilvl w:val="0"/>
-          <w:numId w:val="2"/>
-        </w:numPr>
-        <w:spacing w:after="40" w:before="40"/>
-      </w:pPr>
-      <w:r>
-        <w:rPr>
-          <w:rFonts w:ascii="Arial" w:cs="Arial" w:eastAsia="Arial" w:hAnsi="Arial"/>
-          <w:color w:val="1A1A1A"/>
-          <w:sz w:val="22"/>
-          <w:szCs w:val="22"/>
-        </w:rPr>
-        <w:t xml:space="preserve">No clutter. White space is your friend.</w:t>
-      </w:r>
-    </w:p>
-    <w:p>
-      <w:pPr>
-        <w:spacing w:after="100" w:before="100"/>
-      </w:pPr>
-    </w:p>
-    <w:p>
-      <w:pPr>
-        <w:spacing w:after="120" w:before="300"/>
-      </w:pPr>
-      <w:r>
-        <w:rPr>
-          <w:rFonts w:ascii="Arial" w:cs="Arial" w:eastAsia="Arial" w:hAnsi="Arial"/>
-          <w:b/>
-          <w:bCs/>
-          <w:color w:val="1A1A1A"/>
-          <w:sz w:val="28"/>
-          <w:szCs w:val="28"/>
-        </w:rPr>
-        <w:t xml:space="preserve">Packaging Mockup — SOMA LEMON</w:t>
-      </w:r>
-    </w:p>
-    <w:p>
-      <w:pPr>
-        <w:spacing w:after="60" w:before="60"/>
-      </w:pPr>
-      <w:r>
-        <w:rPr>
-          <w:rFonts w:ascii="Arial" w:cs="Arial" w:eastAsia="Arial" w:hAnsi="Arial"/>
-          <w:b/>
-          <w:bCs/>
-          <w:i w:val="false"/>
-          <w:iCs w:val="false"/>
-          <w:color w:val="1A1A1A"/>
-          <w:sz w:val="22"/>
-          <w:szCs w:val="22"/>
-        </w:rPr>
-        <w:t xml:space="preserve">VISUAL DESCRIPTION FOR DESIGNER:</w:t>
-      </w:r>
-    </w:p>
-    <w:p>
-      <w:pPr>
-        <w:spacing w:after="40" w:before="40"/>
-      </w:pPr>
-    </w:p>
-    <w:p>
-      <w:pPr>
-        <w:spacing w:after="60" w:before="60"/>
-      </w:pPr>
-      <w:r>
-        <w:rPr>
-          <w:rFonts w:ascii="Arial" w:cs="Arial" w:eastAsia="Arial" w:hAnsi="Arial"/>
-          <w:b w:val="false"/>
-          <w:bCs w:val="false"/>
-          <w:i w:val="false"/>
-          <w:iCs w:val="false"/>
-          <w:color w:val="1A1A1A"/>
-          <w:sz w:val="22"/>
-          <w:szCs w:val="22"/>
-        </w:rPr>
-        <w:t xml:space="preserve">Imagine a bottle roughly the size and shape of a travel-size hand cream (30 mL). Soft-touch matte cream body with rounded edges. The bottle is squeezable like Buoy’s water enhancer.</w:t>
-      </w:r>
-    </w:p>
-    <w:p>
-      <w:pPr>
-        <w:spacing w:after="40" w:before="40"/>
-      </w:pPr>
-    </w:p>
-    <w:p>
-      <w:pPr>
-        <w:pStyle w:val="ListParagraph"/>
-        <w:numPr>
-          <w:ilvl w:val="0"/>
-          <w:numId w:val="2"/>
-        </w:numPr>
-        <w:spacing w:after="40" w:before="40"/>
-      </w:pPr>
-      <w:r>
-        <w:rPr>
-          <w:rFonts w:ascii="Arial" w:cs="Arial" w:eastAsia="Arial" w:hAnsi="Arial"/>
-          <w:color w:val="1A1A1A"/>
-          <w:sz w:val="22"/>
-          <w:szCs w:val="22"/>
-        </w:rPr>
-        <w:t xml:space="preserve">Body: Cream matte (#F5F0E8) soft-touch plastic, rounded, satisfying to hold.</w:t>
-      </w:r>
-    </w:p>
-    <w:p>
-      <w:pPr>
-        <w:pStyle w:val="ListParagraph"/>
-        <w:numPr>
-          <w:ilvl w:val="0"/>
-          <w:numId w:val="2"/>
-        </w:numPr>
-        <w:spacing w:after="40" w:before="40"/>
-      </w:pPr>
-      <w:r>
-        <w:rPr>
-          <w:rFonts w:ascii="Arial" w:cs="Arial" w:eastAsia="Arial" w:hAnsi="Arial"/>
-          <w:color w:val="1A1A1A"/>
-          <w:sz w:val="22"/>
-          <w:szCs w:val="22"/>
-        </w:rPr>
-        <w:t xml:space="preserve">Front centre: “LEMON” in massive Syne ExtraBold, Forest green (#1A6B5A).</w:t>
-      </w:r>
-    </w:p>
-    <w:p>
-      <w:pPr>
-        <w:pStyle w:val="ListParagraph"/>
-        <w:numPr>
-          <w:ilvl w:val="0"/>
-          <w:numId w:val="2"/>
-        </w:numPr>
-        <w:spacing w:after="40" w:before="40"/>
-      </w:pPr>
-      <w:r>
-        <w:rPr>
-          <w:rFonts w:ascii="Arial" w:cs="Arial" w:eastAsia="Arial" w:hAnsi="Arial"/>
-          <w:color w:val="1A1A1A"/>
-          <w:sz w:val="22"/>
-          <w:szCs w:val="22"/>
-        </w:rPr>
-        <w:t xml:space="preserve">Above: Small SOMA wordmark in Forest, wide tracking.</w:t>
-      </w:r>
-    </w:p>
-    <w:p>
-      <w:pPr>
-        <w:pStyle w:val="ListParagraph"/>
-        <w:numPr>
-          <w:ilvl w:val="0"/>
-          <w:numId w:val="2"/>
-        </w:numPr>
-        <w:spacing w:after="40" w:before="40"/>
-      </w:pPr>
-      <w:r>
-        <w:rPr>
-          <w:rFonts w:ascii="Arial" w:cs="Arial" w:eastAsia="Arial" w:hAnsi="Arial"/>
-          <w:color w:val="1A1A1A"/>
-          <w:sz w:val="22"/>
-          <w:szCs w:val="22"/>
-        </w:rPr>
-        <w:t xml:space="preserve">Below flavour name: “Hydrate + Soothe” in DM Sans Regular, smaller.</w:t>
-      </w:r>
-    </w:p>
-    <w:p>
-      <w:pPr>
-        <w:pStyle w:val="ListParagraph"/>
-        <w:numPr>
-          <w:ilvl w:val="0"/>
-          <w:numId w:val="2"/>
-        </w:numPr>
-        <w:spacing w:after="40" w:before="40"/>
-      </w:pPr>
-      <w:r>
-        <w:rPr>
-          <w:rFonts w:ascii="Arial" w:cs="Arial" w:eastAsia="Arial" w:hAnsi="Arial"/>
-          <w:color w:val="1A1A1A"/>
-          <w:sz w:val="22"/>
-          <w:szCs w:val="22"/>
-        </w:rPr>
-        <w:t xml:space="preserve">Accent: Thin horizontal band in Lemon yellow (#F2C94C) near the bottom.</w:t>
-      </w:r>
-    </w:p>
-    <w:p>
-      <w:pPr>
-        <w:pStyle w:val="ListParagraph"/>
-        <w:numPr>
-          <w:ilvl w:val="0"/>
-          <w:numId w:val="2"/>
-        </w:numPr>
-        <w:spacing w:after="40" w:before="40"/>
-      </w:pPr>
-      <w:r>
-        <w:rPr>
-          <w:rFonts w:ascii="Arial" w:cs="Arial" w:eastAsia="Arial" w:hAnsi="Arial"/>
-          <w:color w:val="1A1A1A"/>
-          <w:sz w:val="22"/>
-          <w:szCs w:val="22"/>
-        </w:rPr>
-        <w:t xml:space="preserve">Cap/nozzle: Lemon yellow (#F2C94C), squirt-style opening.</w:t>
-      </w:r>
-    </w:p>
-    <w:p>
-      <w:pPr>
-        <w:pStyle w:val="ListParagraph"/>
-        <w:numPr>
-          <w:ilvl w:val="0"/>
-          <w:numId w:val="2"/>
-        </w:numPr>
-        <w:spacing w:after="40" w:before="40"/>
-      </w:pPr>
-      <w:r>
-        <w:rPr>
-          <w:rFonts w:ascii="Arial" w:cs="Arial" w:eastAsia="Arial" w:hAnsi="Arial"/>
-          <w:color w:val="1A1A1A"/>
-          <w:sz w:val="22"/>
-          <w:szCs w:val="22"/>
-        </w:rPr>
-        <w:t xml:space="preserve">Back: Clean ingredients list, @tomasoma, tagline in small DM Sans.</w:t>
-      </w:r>
-    </w:p>
-    <w:p>
-      <w:pPr>
-        <w:spacing w:after="100" w:before="100"/>
-      </w:pPr>
-    </w:p>
-    <w:p>
-      <w:pPr>
-        <w:spacing w:after="120" w:before="300"/>
-      </w:pPr>
-      <w:r>
-        <w:rPr>
-          <w:rFonts w:ascii="Arial" w:cs="Arial" w:eastAsia="Arial" w:hAnsi="Arial"/>
-          <w:b/>
-          <w:bCs/>
-          <w:color w:val="1A1A1A"/>
-          <w:sz w:val="28"/>
-          <w:szCs w:val="28"/>
-        </w:rPr>
-        <w:t xml:space="preserve">Packaging Mockup — SOMA BERRY</w:t>
-      </w:r>
-    </w:p>
-    <w:p>
-      <w:pPr>
-        <w:spacing w:after="60" w:before="60"/>
-      </w:pPr>
-      <w:r>
-        <w:rPr>
-          <w:rFonts w:ascii="Arial" w:cs="Arial" w:eastAsia="Arial" w:hAnsi="Arial"/>
-          <w:b/>
-          <w:bCs/>
-          <w:i w:val="false"/>
-          <w:iCs w:val="false"/>
-          <w:color w:val="1A1A1A"/>
-          <w:sz w:val="22"/>
-          <w:szCs w:val="22"/>
-        </w:rPr>
-        <w:t xml:space="preserve">VISUAL DESCRIPTION FOR DESIGNER:</w:t>
-      </w:r>
-    </w:p>
-    <w:p>
-      <w:pPr>
-        <w:spacing w:after="40" w:before="40"/>
-      </w:pPr>
-    </w:p>
-    <w:p>
-      <w:pPr>
-        <w:spacing w:after="60" w:before="60"/>
-      </w:pPr>
-      <w:r>
-        <w:rPr>
-          <w:rFonts w:ascii="Arial" w:cs="Arial" w:eastAsia="Arial" w:hAnsi="Arial"/>
-          <w:b w:val="false"/>
-          <w:bCs w:val="false"/>
-          <w:i w:val="false"/>
-          <w:iCs w:val="false"/>
-          <w:color w:val="1A1A1A"/>
-          <w:sz w:val="22"/>
-          <w:szCs w:val="22"/>
-        </w:rPr>
-        <w:t xml:space="preserve">Same bottle format as Lemon. Identical structure, different accent colour.</w:t>
-      </w:r>
-    </w:p>
-    <w:p>
-      <w:pPr>
-        <w:spacing w:after="40" w:before="40"/>
-      </w:pPr>
-    </w:p>
-    <w:p>
-      <w:pPr>
-        <w:pStyle w:val="ListParagraph"/>
-        <w:numPr>
-          <w:ilvl w:val="0"/>
-          <w:numId w:val="2"/>
-        </w:numPr>
-        <w:spacing w:after="40" w:before="40"/>
-      </w:pPr>
-      <w:r>
-        <w:rPr>
-          <w:rFonts w:ascii="Arial" w:cs="Arial" w:eastAsia="Arial" w:hAnsi="Arial"/>
-          <w:color w:val="1A1A1A"/>
-          <w:sz w:val="22"/>
-          <w:szCs w:val="22"/>
-        </w:rPr>
-        <w:t xml:space="preserve">Body: Cream matte (#F5F0E8) soft-touch plastic, same shape.</w:t>
-      </w:r>
-    </w:p>
-    <w:p>
-      <w:pPr>
-        <w:pStyle w:val="ListParagraph"/>
-        <w:numPr>
-          <w:ilvl w:val="0"/>
-          <w:numId w:val="2"/>
-        </w:numPr>
-        <w:spacing w:after="40" w:before="40"/>
-      </w:pPr>
-      <w:r>
-        <w:rPr>
-          <w:rFonts w:ascii="Arial" w:cs="Arial" w:eastAsia="Arial" w:hAnsi="Arial"/>
-          <w:color w:val="1A1A1A"/>
-          <w:sz w:val="22"/>
-          <w:szCs w:val="22"/>
-        </w:rPr>
-        <w:t xml:space="preserve">Front centre: “BERRY” in massive Syne ExtraBold, Forest green (#1A6B5A).</w:t>
-      </w:r>
-    </w:p>
-    <w:p>
-      <w:pPr>
-        <w:pStyle w:val="ListParagraph"/>
-        <w:numPr>
-          <w:ilvl w:val="0"/>
-          <w:numId w:val="2"/>
-        </w:numPr>
-        <w:spacing w:after="40" w:before="40"/>
-      </w:pPr>
-      <w:r>
-        <w:rPr>
-          <w:rFonts w:ascii="Arial" w:cs="Arial" w:eastAsia="Arial" w:hAnsi="Arial"/>
-          <w:color w:val="1A1A1A"/>
-          <w:sz w:val="22"/>
-          <w:szCs w:val="22"/>
-        </w:rPr>
-        <w:t xml:space="preserve">Above: Small SOMA wordmark in Forest, wide tracking.</w:t>
-      </w:r>
-    </w:p>
-    <w:p>
-      <w:pPr>
-        <w:pStyle w:val="ListParagraph"/>
-        <w:numPr>
-          <w:ilvl w:val="0"/>
-          <w:numId w:val="2"/>
-        </w:numPr>
-        <w:spacing w:after="40" w:before="40"/>
-      </w:pPr>
-      <w:r>
-        <w:rPr>
-          <w:rFonts w:ascii="Arial" w:cs="Arial" w:eastAsia="Arial" w:hAnsi="Arial"/>
-          <w:color w:val="1A1A1A"/>
-          <w:sz w:val="22"/>
-          <w:szCs w:val="22"/>
-        </w:rPr>
-        <w:t xml:space="preserve">Below flavour name: “Hydrate + Antioxidants” in DM Sans Regular.</w:t>
-      </w:r>
-    </w:p>
-    <w:p>
-      <w:pPr>
-        <w:pStyle w:val="ListParagraph"/>
-        <w:numPr>
-          <w:ilvl w:val="0"/>
-          <w:numId w:val="2"/>
-        </w:numPr>
-        <w:spacing w:after="40" w:before="40"/>
-      </w:pPr>
-      <w:r>
-        <w:rPr>
-          <w:rFonts w:ascii="Arial" w:cs="Arial" w:eastAsia="Arial" w:hAnsi="Arial"/>
-          <w:color w:val="1A1A1A"/>
-          <w:sz w:val="22"/>
-          <w:szCs w:val="22"/>
-        </w:rPr>
-        <w:t xml:space="preserve">Accent: Thin horizontal band in Berry pink (#D94F7A) near the bottom.</w:t>
-      </w:r>
-    </w:p>
-    <w:p>
-      <w:pPr>
-        <w:pStyle w:val="ListParagraph"/>
-        <w:numPr>
-          <w:ilvl w:val="0"/>
-          <w:numId w:val="2"/>
-        </w:numPr>
-        <w:spacing w:after="40" w:before="40"/>
-      </w:pPr>
-      <w:r>
-        <w:rPr>
-          <w:rFonts w:ascii="Arial" w:cs="Arial" w:eastAsia="Arial" w:hAnsi="Arial"/>
-          <w:color w:val="1A1A1A"/>
-          <w:sz w:val="22"/>
-          <w:szCs w:val="22"/>
-        </w:rPr>
-        <w:t xml:space="preserve">Cap/nozzle: Berry pink (#D94F7A), squirt-style opening.</w:t>
-      </w:r>
-    </w:p>
-    <w:p>
-      <w:pPr>
-        <w:pStyle w:val="ListParagraph"/>
-        <w:numPr>
-          <w:ilvl w:val="0"/>
-          <w:numId w:val="2"/>
-        </w:numPr>
-        <w:spacing w:after="40" w:before="40"/>
-      </w:pPr>
-      <w:r>
-        <w:rPr>
-          <w:rFonts w:ascii="Arial" w:cs="Arial" w:eastAsia="Arial" w:hAnsi="Arial"/>
-          <w:color w:val="1A1A1A"/>
-          <w:sz w:val="22"/>
-          <w:szCs w:val="22"/>
-        </w:rPr>
-        <w:t xml:space="preserve">Back: Same layout as Lemon.</w:t>
-      </w:r>
-    </w:p>
-    <w:p>
-      <w:pPr>
-        <w:spacing w:after="100" w:before="100"/>
-      </w:pPr>
-    </w:p>
-    <w:p>
-      <w:pPr>
-        <w:spacing w:after="120" w:before="300"/>
-      </w:pPr>
-      <w:r>
-        <w:rPr>
-          <w:rFonts w:ascii="Arial" w:cs="Arial" w:eastAsia="Arial" w:hAnsi="Arial"/>
-          <w:b/>
-          <w:bCs/>
-          <w:color w:val="1A1A1A"/>
-          <w:sz w:val="28"/>
-          <w:szCs w:val="28"/>
-        </w:rPr>
-        <w:t xml:space="preserve">Design References</w:t>
-      </w:r>
-    </w:p>
-    <w:p>
-      <w:pPr>
-        <w:spacing w:after="60" w:before="60"/>
-      </w:pPr>
-      <w:r>
-        <w:rPr>
-          <w:rFonts w:ascii="Arial" w:cs="Arial" w:eastAsia="Arial" w:hAnsi="Arial"/>
-          <w:b w:val="false"/>
-          <w:bCs w:val="false"/>
-          <w:i w:val="false"/>
-          <w:iCs w:val="false"/>
-          <w:color w:val="1A1A1A"/>
-          <w:sz w:val="22"/>
-          <w:szCs w:val="22"/>
-        </w:rPr>
-        <w:t xml:space="preserve">The packaging draws from these aesthetic references:</w:t>
-      </w:r>
-    </w:p>
-    <w:p>
-      <w:pPr>
-        <w:pStyle w:val="ListParagraph"/>
-        <w:numPr>
-          <w:ilvl w:val="0"/>
-          <w:numId w:val="2"/>
-        </w:numPr>
-        <w:spacing w:after="40" w:before="40"/>
-      </w:pPr>
-      <w:r>
-        <w:rPr>
-          <w:rFonts w:ascii="Arial" w:cs="Arial" w:eastAsia="Arial" w:hAnsi="Arial"/>
-          <w:color w:val="1A1A1A"/>
-          <w:sz w:val="22"/>
-          <w:szCs w:val="22"/>
-        </w:rPr>
-        <w:t xml:space="preserve">Buoy — squeeze bottle format, functional hydration positioning.</w:t>
-      </w:r>
-    </w:p>
-    <w:p>
-      <w:pPr>
-        <w:pStyle w:val="ListParagraph"/>
-        <w:numPr>
-          <w:ilvl w:val="0"/>
-          <w:numId w:val="2"/>
-        </w:numPr>
-        <w:spacing w:after="40" w:before="40"/>
-      </w:pPr>
-      <w:r>
-        <w:rPr>
-          <w:rFonts w:ascii="Arial" w:cs="Arial" w:eastAsia="Arial" w:hAnsi="Arial"/>
-          <w:color w:val="1A1A1A"/>
-          <w:sz w:val="22"/>
-          <w:szCs w:val="22"/>
-        </w:rPr>
-        <w:t xml:space="preserve">Sult — large, clean type as the hero visual element.</w:t>
-      </w:r>
-    </w:p>
-    <w:p>
-      <w:pPr>
-        <w:pStyle w:val="ListParagraph"/>
-        <w:numPr>
-          <w:ilvl w:val="0"/>
-          <w:numId w:val="2"/>
-        </w:numPr>
-        <w:spacing w:after="40" w:before="40"/>
-      </w:pPr>
-      <w:r>
-        <w:rPr>
-          <w:rFonts w:ascii="Arial" w:cs="Arial" w:eastAsia="Arial" w:hAnsi="Arial"/>
-          <w:color w:val="1A1A1A"/>
-          <w:sz w:val="22"/>
-          <w:szCs w:val="22"/>
-        </w:rPr>
-        <w:t xml:space="preserve">Aesop — apothecary simplicity, matte finishes.</w:t>
-      </w:r>
-    </w:p>
-    <w:p>
-      <w:pPr>
-        <w:pStyle w:val="ListParagraph"/>
-        <w:numPr>
-          <w:ilvl w:val="0"/>
-          <w:numId w:val="2"/>
-        </w:numPr>
-        <w:spacing w:after="40" w:before="40"/>
-      </w:pPr>
-      <w:r>
-        <w:rPr>
-          <w:rFonts w:ascii="Arial" w:cs="Arial" w:eastAsia="Arial" w:hAnsi="Arial"/>
-          <w:color w:val="1A1A1A"/>
-          <w:sz w:val="22"/>
-          <w:szCs w:val="22"/>
-        </w:rPr>
-        <w:t xml:space="preserve">Le Labo — minimalist premium, perfume-bottle proportions.</w:t>
-      </w:r>
-    </w:p>
-    <w:p>
-      <w:pPr>
-        <w:pStyle w:val="ListParagraph"/>
-        <w:numPr>
-          <w:ilvl w:val="0"/>
-          <w:numId w:val="2"/>
-        </w:numPr>
-        <w:spacing w:after="40" w:before="40"/>
-      </w:pPr>
-      <w:r>
-        <w:rPr>
-          <w:rFonts w:ascii="Arial" w:cs="Arial" w:eastAsia="Arial" w:hAnsi="Arial"/>
-          <w:color w:val="1A1A1A"/>
-          <w:sz w:val="22"/>
-          <w:szCs w:val="22"/>
-        </w:rPr>
-        <w:t xml:space="preserve">Byoma — fun colour play within a sophisticated system.</w:t>
-      </w:r>
-    </w:p>
-    <w:p>
-      <w:pPr>
-        <w:spacing w:after="60" w:before="60"/>
-      </w:pPr>
-    </w:p>
-    <w:p>
-      <w:pPr>
-        <w:spacing w:after="120" w:before="300"/>
-      </w:pPr>
-      <w:r>
-        <w:rPr>
-          <w:rFonts w:ascii="Arial" w:cs="Arial" w:eastAsia="Arial" w:hAnsi="Arial"/>
-          <w:b/>
-          <w:bCs/>
-          <w:color w:val="1A1A1A"/>
-          <w:sz w:val="28"/>
-          <w:szCs w:val="28"/>
-        </w:rPr>
-        <w:t xml:space="preserve">Vibe Check</w:t>
+        <w:t xml:space="preserve">Future SKU Colour Map</w:t>
       </w:r>
     </w:p>
     <w:p>
@@ -5732,32 +4715,50 @@
         <w:jc w:val="center"/>
       </w:pPr>
       <w:r>
-        <w:rPr>
-          <w:rFonts w:ascii="Georgia" w:cs="Georgia" w:eastAsia="Georgia" w:hAnsi="Georgia"/>
-          <w:i/>
-          <w:iCs/>
-          <w:color w:val="1A6B5A"/>
-          <w:sz w:val="26"/>
-          <w:szCs w:val="26"/>
-        </w:rPr>
-        <w:t xml:space="preserve">"A bottle that belongs next to your skincare, not in a gym locker."</w:t>
-      </w:r>
-    </w:p>
-    <w:p>
-      <w:pPr>
-        <w:spacing w:after="120" w:before="300"/>
-      </w:pPr>
-      <w:r>
-        <w:rPr>
-          <w:rFonts w:ascii="Arial" w:cs="Arial" w:eastAsia="Arial" w:hAnsi="Arial"/>
-          <w:b/>
-          <w:bCs/>
-          <w:color w:val="1A1A1A"/>
-          <w:sz w:val="28"/>
-          <w:szCs w:val="28"/>
-        </w:rPr>
-        <w:t xml:space="preserve">Future SKU Colour Map</w:t>
-      </w:r>
+        <w:drawing>
+          <wp:inline distT="0" distB="0" distL="0" distR="0">
+            <wp:extent cx="4953000" cy="857250"/>
+            <wp:effectExtent t="0" r="0" b="0" l="0"/>
+            <wp:docPr id="1" name="brand-visual" descr="Brand visual element" title="SOMA Brand Visual"/>
+            <wp:cNvGraphicFramePr>
+              <a:graphicFrameLocks xmlns:a="http://schemas.openxmlformats.org/drawingml/2006/main" noChangeAspect="1"/>
+            </wp:cNvGraphicFramePr>
+            <a:graphic xmlns:a="http://schemas.openxmlformats.org/drawingml/2006/main">
+              <a:graphicData uri="http://schemas.openxmlformats.org/drawingml/2006/picture">
+                <pic:pic xmlns:pic="http://schemas.openxmlformats.org/drawingml/2006/picture">
+                  <pic:nvPicPr>
+                    <pic:cNvPr id="0" name="" descr=""/>
+                    <pic:cNvPicPr>
+                      <a:picLocks noChangeAspect="1" noChangeArrowheads="1"/>
+                    </pic:cNvPicPr>
+                  </pic:nvPicPr>
+                  <pic:blipFill>
+                    <a:blip r:embed="rId28" cstate="none"/>
+                    <a:srcRect/>
+                    <a:stretch>
+                      <a:fillRect/>
+                    </a:stretch>
+                  </pic:blipFill>
+                  <pic:spPr bwMode="auto">
+                    <a:xfrm>
+                      <a:off x="0" y="0"/>
+                      <a:ext cx="4953000" cy="857250"/>
+                    </a:xfrm>
+                    <a:prstGeom prst="rect">
+                      <a:avLst/>
+                    </a:prstGeom>
+                  </pic:spPr>
+                </pic:pic>
+              </a:graphicData>
+            </a:graphic>
+          </wp:inline>
+        </w:drawing>
+      </w:r>
+    </w:p>
+    <w:p>
+      <w:pPr>
+        <w:spacing w:after="60" w:before="60"/>
+      </w:pPr>
     </w:p>
     <w:tbl>
       <w:tblPr>
@@ -5836,7 +4837,7 @@
                 <w:sz w:val="22"/>
                 <w:szCs w:val="22"/>
               </w:rPr>
-              <w:t xml:space="preserve">Accent Colour</w:t>
+              <w:t xml:space="preserve">Hero Ingredients</w:t>
             </w:r>
           </w:p>
         </w:tc>
@@ -5867,7 +4868,7 @@
                 <w:sz w:val="22"/>
                 <w:szCs w:val="22"/>
               </w:rPr>
-              <w:t xml:space="preserve">Hex</w:t>
+              <w:t xml:space="preserve">Audience</w:t>
             </w:r>
           </w:p>
         </w:tc>
@@ -5898,7 +4899,7 @@
                 <w:sz w:val="22"/>
                 <w:szCs w:val="22"/>
               </w:rPr>
-              <w:t xml:space="preserve">Mood</w:t>
+              <w:t xml:space="preserve">Timing</w:t>
             </w:r>
           </w:p>
         </w:tc>
@@ -5930,7 +4931,7 @@
                 <w:sz w:val="22"/>
                 <w:szCs w:val="22"/>
               </w:rPr>
-              <w:t xml:space="preserve">SOMA LEMON</w:t>
+              <w:t xml:space="preserve">SOMA FOCUS</w:t>
             </w:r>
           </w:p>
         </w:tc>
@@ -5960,7 +4961,7 @@
                 <w:sz w:val="22"/>
                 <w:szCs w:val="22"/>
               </w:rPr>
-              <w:t xml:space="preserve">Citrus Yellow</w:t>
+              <w:t xml:space="preserve">Lion’s Mane + L-Theanine</w:t>
             </w:r>
           </w:p>
         </w:tc>
@@ -5990,7 +4991,7 @@
                 <w:sz w:val="22"/>
                 <w:szCs w:val="22"/>
               </w:rPr>
-              <w:t xml:space="preserve">#F2C94C</w:t>
+              <w:t xml:space="preserve">Professionals, students</w:t>
             </w:r>
           </w:p>
         </w:tc>
@@ -6020,7 +5021,7 @@
                 <w:sz w:val="22"/>
                 <w:szCs w:val="22"/>
               </w:rPr>
-              <w:t xml:space="preserve">Fresh, sunny, Mediterranean</w:t>
+              <w:t xml:space="preserve">Month 18–24</w:t>
             </w:r>
           </w:p>
         </w:tc>
@@ -6052,7 +5053,7 @@
                 <w:sz w:val="22"/>
                 <w:szCs w:val="22"/>
               </w:rPr>
-              <w:t xml:space="preserve">SOMA BERRY</w:t>
+              <w:t xml:space="preserve">SOMA CALM</w:t>
             </w:r>
           </w:p>
         </w:tc>
@@ -6082,7 +5083,7 @@
                 <w:sz w:val="22"/>
                 <w:szCs w:val="22"/>
               </w:rPr>
-              <w:t xml:space="preserve">Vibrant Berry</w:t>
+              <w:t xml:space="preserve">Ashwagandha + Magnesium</w:t>
             </w:r>
           </w:p>
         </w:tc>
@@ -6112,7 +5113,7 @@
                 <w:sz w:val="22"/>
                 <w:szCs w:val="22"/>
               </w:rPr>
-              <w:t xml:space="preserve">#D94F7A</w:t>
+              <w:t xml:space="preserve">Stressed urban 25–40</w:t>
             </w:r>
           </w:p>
         </w:tc>
@@ -6142,7 +5143,7 @@
                 <w:sz w:val="22"/>
                 <w:szCs w:val="22"/>
               </w:rPr>
-              <w:t xml:space="preserve">Vibrant, energetic, bold</w:t>
+              <w:t xml:space="preserve">Month 18–24</w:t>
             </w:r>
           </w:p>
         </w:tc>
@@ -6174,7 +5175,7 @@
                 <w:sz w:val="22"/>
                 <w:szCs w:val="22"/>
               </w:rPr>
-              <w:t xml:space="preserve">SOMA FOCUS</w:t>
+              <w:t xml:space="preserve">SOMA GREEN</w:t>
             </w:r>
           </w:p>
         </w:tc>
@@ -6204,7 +5205,7 @@
                 <w:sz w:val="22"/>
                 <w:szCs w:val="22"/>
               </w:rPr>
-              <w:t xml:space="preserve">Deep Blue</w:t>
+              <w:t xml:space="preserve">Chlorophyll + Spirulina</w:t>
             </w:r>
           </w:p>
         </w:tc>
@@ -6234,7 +5235,7 @@
                 <w:sz w:val="22"/>
                 <w:szCs w:val="22"/>
               </w:rPr>
-              <w:t xml:space="preserve">#2E5090</w:t>
+              <w:t xml:space="preserve">TikTok wellness</w:t>
             </w:r>
           </w:p>
         </w:tc>
@@ -6264,7 +5265,7 @@
                 <w:sz w:val="22"/>
                 <w:szCs w:val="22"/>
               </w:rPr>
-              <w:t xml:space="preserve">Concentrated, nocturnal, mind</w:t>
+              <w:t xml:space="preserve">Month 24–30</w:t>
             </w:r>
           </w:p>
         </w:tc>
@@ -6296,7 +5297,7 @@
                 <w:sz w:val="22"/>
                 <w:szCs w:val="22"/>
               </w:rPr>
-              <w:t xml:space="preserve">SOMA CALM</w:t>
+              <w:t xml:space="preserve">SOMA GLOW</w:t>
             </w:r>
           </w:p>
         </w:tc>
@@ -6326,7 +5327,7 @@
                 <w:sz w:val="22"/>
                 <w:szCs w:val="22"/>
               </w:rPr>
-              <w:t xml:space="preserve">Lavender</w:t>
+              <w:t xml:space="preserve">Hyaluronic Acid + Vit C</w:t>
             </w:r>
           </w:p>
         </w:tc>
@@ -6356,7 +5357,7 @@
                 <w:sz w:val="22"/>
                 <w:szCs w:val="22"/>
               </w:rPr>
-              <w:t xml:space="preserve">#9B8EC4</w:t>
+              <w:t xml:space="preserve">Beauty-from-within</w:t>
             </w:r>
           </w:p>
         </w:tc>
@@ -6386,251 +5387,7 @@
                 <w:sz w:val="22"/>
                 <w:szCs w:val="22"/>
               </w:rPr>
-              <w:t xml:space="preserve">Serene, soft, relaxing</w:t>
-            </w:r>
-          </w:p>
-        </w:tc>
-      </w:tr>
-      <w:tr>
-        <w:tc>
-          <w:tcPr>
-            <w:tcW w:type="dxa" w:w="2340"/>
-            <w:tcBorders>
-              <w:top w:val="single" w:color="B8D4C8" w:sz="1"/>
-              <w:left w:val="single" w:color="B8D4C8" w:sz="1"/>
-              <w:bottom w:val="single" w:color="B8D4C8" w:sz="1"/>
-              <w:right w:val="single" w:color="B8D4C8" w:sz="1"/>
-            </w:tcBorders>
-            <w:tcMar>
-              <w:top w:type="dxa" w:w="100"/>
-              <w:left w:type="dxa" w:w="150"/>
-              <w:bottom w:type="dxa" w:w="100"/>
-              <w:right w:type="dxa" w:w="150"/>
-            </w:tcMar>
-          </w:tcPr>
-          <w:p>
-            <w:r>
-              <w:rPr>
-                <w:rFonts w:ascii="Arial" w:cs="Arial" w:eastAsia="Arial" w:hAnsi="Arial"/>
-                <w:b w:val="false"/>
-                <w:bCs w:val="false"/>
-                <w:color w:val="1A1A1A"/>
-                <w:sz w:val="22"/>
-                <w:szCs w:val="22"/>
-              </w:rPr>
-              <w:t xml:space="preserve">SOMA GREEN</w:t>
-            </w:r>
-          </w:p>
-        </w:tc>
-        <w:tc>
-          <w:tcPr>
-            <w:tcW w:type="dxa" w:w="2340"/>
-            <w:tcBorders>
-              <w:top w:val="single" w:color="B8D4C8" w:sz="1"/>
-              <w:left w:val="single" w:color="B8D4C8" w:sz="1"/>
-              <w:bottom w:val="single" w:color="B8D4C8" w:sz="1"/>
-              <w:right w:val="single" w:color="B8D4C8" w:sz="1"/>
-            </w:tcBorders>
-            <w:tcMar>
-              <w:top w:type="dxa" w:w="100"/>
-              <w:left w:type="dxa" w:w="150"/>
-              <w:bottom w:type="dxa" w:w="100"/>
-              <w:right w:type="dxa" w:w="150"/>
-            </w:tcMar>
-          </w:tcPr>
-          <w:p>
-            <w:r>
-              <w:rPr>
-                <w:rFonts w:ascii="Arial" w:cs="Arial" w:eastAsia="Arial" w:hAnsi="Arial"/>
-                <w:b w:val="false"/>
-                <w:bCs w:val="false"/>
-                <w:color w:val="1A1A1A"/>
-                <w:sz w:val="22"/>
-                <w:szCs w:val="22"/>
-              </w:rPr>
-              <w:t xml:space="preserve">Lime</w:t>
-            </w:r>
-          </w:p>
-        </w:tc>
-        <w:tc>
-          <w:tcPr>
-            <w:tcW w:type="dxa" w:w="2340"/>
-            <w:tcBorders>
-              <w:top w:val="single" w:color="B8D4C8" w:sz="1"/>
-              <w:left w:val="single" w:color="B8D4C8" w:sz="1"/>
-              <w:bottom w:val="single" w:color="B8D4C8" w:sz="1"/>
-              <w:right w:val="single" w:color="B8D4C8" w:sz="1"/>
-            </w:tcBorders>
-            <w:tcMar>
-              <w:top w:type="dxa" w:w="100"/>
-              <w:left w:type="dxa" w:w="150"/>
-              <w:bottom w:type="dxa" w:w="100"/>
-              <w:right w:type="dxa" w:w="150"/>
-            </w:tcMar>
-          </w:tcPr>
-          <w:p>
-            <w:r>
-              <w:rPr>
-                <w:rFonts w:ascii="Arial" w:cs="Arial" w:eastAsia="Arial" w:hAnsi="Arial"/>
-                <w:b w:val="false"/>
-                <w:bCs w:val="false"/>
-                <w:color w:val="1A1A1A"/>
-                <w:sz w:val="22"/>
-                <w:szCs w:val="22"/>
-              </w:rPr>
-              <w:t xml:space="preserve">#7CB342</w:t>
-            </w:r>
-          </w:p>
-        </w:tc>
-        <w:tc>
-          <w:tcPr>
-            <w:tcW w:type="dxa" w:w="2340"/>
-            <w:tcBorders>
-              <w:top w:val="single" w:color="B8D4C8" w:sz="1"/>
-              <w:left w:val="single" w:color="B8D4C8" w:sz="1"/>
-              <w:bottom w:val="single" w:color="B8D4C8" w:sz="1"/>
-              <w:right w:val="single" w:color="B8D4C8" w:sz="1"/>
-            </w:tcBorders>
-            <w:tcMar>
-              <w:top w:type="dxa" w:w="100"/>
-              <w:left w:type="dxa" w:w="150"/>
-              <w:bottom w:type="dxa" w:w="100"/>
-              <w:right w:type="dxa" w:w="150"/>
-            </w:tcMar>
-          </w:tcPr>
-          <w:p>
-            <w:r>
-              <w:rPr>
-                <w:rFonts w:ascii="Arial" w:cs="Arial" w:eastAsia="Arial" w:hAnsi="Arial"/>
-                <w:b w:val="false"/>
-                <w:bCs w:val="false"/>
-                <w:color w:val="1A1A1A"/>
-                <w:sz w:val="22"/>
-                <w:szCs w:val="22"/>
-              </w:rPr>
-              <w:t xml:space="preserve">Natural energy, TikTok, detox</w:t>
-            </w:r>
-          </w:p>
-        </w:tc>
-      </w:tr>
-      <w:tr>
-        <w:tc>
-          <w:tcPr>
-            <w:tcW w:type="dxa" w:w="2340"/>
-            <w:tcBorders>
-              <w:top w:val="single" w:color="B8D4C8" w:sz="1"/>
-              <w:left w:val="single" w:color="B8D4C8" w:sz="1"/>
-              <w:bottom w:val="single" w:color="B8D4C8" w:sz="1"/>
-              <w:right w:val="single" w:color="B8D4C8" w:sz="1"/>
-            </w:tcBorders>
-            <w:tcMar>
-              <w:top w:type="dxa" w:w="100"/>
-              <w:left w:type="dxa" w:w="150"/>
-              <w:bottom w:type="dxa" w:w="100"/>
-              <w:right w:type="dxa" w:w="150"/>
-            </w:tcMar>
-          </w:tcPr>
-          <w:p>
-            <w:r>
-              <w:rPr>
-                <w:rFonts w:ascii="Arial" w:cs="Arial" w:eastAsia="Arial" w:hAnsi="Arial"/>
-                <w:b w:val="false"/>
-                <w:bCs w:val="false"/>
-                <w:color w:val="1A1A1A"/>
-                <w:sz w:val="22"/>
-                <w:szCs w:val="22"/>
-              </w:rPr>
-              <w:t xml:space="preserve">SOMA GLOW</w:t>
-            </w:r>
-          </w:p>
-        </w:tc>
-        <w:tc>
-          <w:tcPr>
-            <w:tcW w:type="dxa" w:w="2340"/>
-            <w:tcBorders>
-              <w:top w:val="single" w:color="B8D4C8" w:sz="1"/>
-              <w:left w:val="single" w:color="B8D4C8" w:sz="1"/>
-              <w:bottom w:val="single" w:color="B8D4C8" w:sz="1"/>
-              <w:right w:val="single" w:color="B8D4C8" w:sz="1"/>
-            </w:tcBorders>
-            <w:tcMar>
-              <w:top w:type="dxa" w:w="100"/>
-              <w:left w:type="dxa" w:w="150"/>
-              <w:bottom w:type="dxa" w:w="100"/>
-              <w:right w:type="dxa" w:w="150"/>
-            </w:tcMar>
-          </w:tcPr>
-          <w:p>
-            <w:r>
-              <w:rPr>
-                <w:rFonts w:ascii="Arial" w:cs="Arial" w:eastAsia="Arial" w:hAnsi="Arial"/>
-                <w:b w:val="false"/>
-                <w:bCs w:val="false"/>
-                <w:color w:val="1A1A1A"/>
-                <w:sz w:val="22"/>
-                <w:szCs w:val="22"/>
-              </w:rPr>
-              <w:t xml:space="preserve">Peach</w:t>
-            </w:r>
-          </w:p>
-        </w:tc>
-        <w:tc>
-          <w:tcPr>
-            <w:tcW w:type="dxa" w:w="2340"/>
-            <w:tcBorders>
-              <w:top w:val="single" w:color="B8D4C8" w:sz="1"/>
-              <w:left w:val="single" w:color="B8D4C8" w:sz="1"/>
-              <w:bottom w:val="single" w:color="B8D4C8" w:sz="1"/>
-              <w:right w:val="single" w:color="B8D4C8" w:sz="1"/>
-            </w:tcBorders>
-            <w:tcMar>
-              <w:top w:type="dxa" w:w="100"/>
-              <w:left w:type="dxa" w:w="150"/>
-              <w:bottom w:type="dxa" w:w="100"/>
-              <w:right w:type="dxa" w:w="150"/>
-            </w:tcMar>
-          </w:tcPr>
-          <w:p>
-            <w:r>
-              <w:rPr>
-                <w:rFonts w:ascii="Arial" w:cs="Arial" w:eastAsia="Arial" w:hAnsi="Arial"/>
-                <w:b w:val="false"/>
-                <w:bCs w:val="false"/>
-                <w:color w:val="1A1A1A"/>
-                <w:sz w:val="22"/>
-                <w:szCs w:val="22"/>
-              </w:rPr>
-              <w:t xml:space="preserve">#F4A261</w:t>
-            </w:r>
-          </w:p>
-        </w:tc>
-        <w:tc>
-          <w:tcPr>
-            <w:tcW w:type="dxa" w:w="2340"/>
-            <w:tcBorders>
-              <w:top w:val="single" w:color="B8D4C8" w:sz="1"/>
-              <w:left w:val="single" w:color="B8D4C8" w:sz="1"/>
-              <w:bottom w:val="single" w:color="B8D4C8" w:sz="1"/>
-              <w:right w:val="single" w:color="B8D4C8" w:sz="1"/>
-            </w:tcBorders>
-            <w:tcMar>
-              <w:top w:type="dxa" w:w="100"/>
-              <w:left w:type="dxa" w:w="150"/>
-              <w:bottom w:type="dxa" w:w="100"/>
-              <w:right w:type="dxa" w:w="150"/>
-            </w:tcMar>
-          </w:tcPr>
-          <w:p>
-            <w:r>
-              <w:rPr>
-                <w:rFonts w:ascii="Arial" w:cs="Arial" w:eastAsia="Arial" w:hAnsi="Arial"/>
-                <w:b w:val="false"/>
-                <w:bCs w:val="false"/>
-                <w:color w:val="1A1A1A"/>
-                <w:sz w:val="22"/>
-                <w:szCs w:val="22"/>
-              </w:rPr>
-              <w:t xml:space="preserve">Beauty, skin, luminosity</w:t>
+              <w:t xml:space="preserve">Month 24–30</w:t>
             </w:r>
           </w:p>
         </w:tc>
@@ -6638,41 +5395,29 @@
     </w:tbl>
     <w:p>
       <w:pPr>
-        <w:sectPr>
-          <w:headerReference w:type="default" r:id="rId13"/>
-          <w:footerReference w:type="default" r:id="rId14"/>
-          <w:pgSz w:w="12240" w:h="15840" w:orient="portrait"/>
-          <w:pgMar w:top="1440" w:right="1440" w:bottom="1440" w:left="1440" w:header="708" w:footer="708" w:gutter="0"/>
-          <w:pgNumType/>
-          <w:docGrid w:linePitch="360"/>
-        </w:sectPr>
-      </w:pPr>
-    </w:p>
-    <w:p>
-      <w:pPr>
-        <w:spacing w:after="200" w:before="600"/>
-        <w:jc w:val="center"/>
+        <w:spacing w:after="100" w:before="100"/>
+      </w:pPr>
+    </w:p>
+    <w:p>
+      <w:pPr>
+        <w:spacing w:after="120" w:before="300"/>
       </w:pPr>
       <w:r>
         <w:rPr>
           <w:rFonts w:ascii="Arial" w:cs="Arial" w:eastAsia="Arial" w:hAnsi="Arial"/>
           <w:b/>
           <w:bCs/>
-          <w:color w:val="1A6B5A"/>
-          <w:sz w:val="56"/>
-          <w:szCs w:val="56"/>
-        </w:rPr>
-        <w:t xml:space="preserve">05 / SKU IDENTITY</w:t>
-      </w:r>
-    </w:p>
-    <w:p>
-      <w:pPr>
-        <w:spacing w:after="100" w:before="100"/>
-      </w:pPr>
+          <w:color w:val="1A1A1A"/>
+          <w:sz w:val="28"/>
+          <w:szCs w:val="28"/>
+        </w:rPr>
+        <w:t xml:space="preserve">V2 — SOMA PRO</w:t>
+      </w:r>
     </w:p>
     <w:p>
       <w:pPr>
         <w:spacing w:after="60" w:before="60"/>
+        <w:jc w:val="left"/>
       </w:pPr>
       <w:r>
         <w:rPr>
@@ -6685,826 +5430,7 @@
           <w:sz w:val="22"/>
           <w:szCs w:val="22"/>
         </w:rPr>
-        <w:t xml:space="preserve">Each SKU shares the brand base (Forest + Cream + Space Grotesk) but has its own accent colour and visual personality. The flavour is always the hero.</w:t>
-      </w:r>
-    </w:p>
-    <w:p>
-      <w:pPr>
-        <w:spacing w:after="60" w:before="60"/>
-      </w:pPr>
-    </w:p>
-    <w:tbl>
-      <w:tblPr>
-        <w:tblW w:type="dxa" w:w="9360"/>
-        <w:tblBorders>
-          <w:top w:val="single" w:color="auto" w:sz="4"/>
-          <w:left w:val="single" w:color="auto" w:sz="4"/>
-          <w:bottom w:val="single" w:color="auto" w:sz="4"/>
-          <w:right w:val="single" w:color="auto" w:sz="4"/>
-          <w:insideH w:val="single" w:color="auto" w:sz="4"/>
-          <w:insideV w:val="single" w:color="auto" w:sz="4"/>
-        </w:tblBorders>
-      </w:tblPr>
-      <w:tblGrid>
-        <w:gridCol w:w="2500"/>
-        <w:gridCol w:w="3430"/>
-        <w:gridCol w:w="3430"/>
-      </w:tblGrid>
-      <w:tr>
-        <w:tc>
-          <w:tcPr>
-            <w:tcW w:type="dxa" w:w="2500"/>
-            <w:tcBorders>
-              <w:top w:val="single" w:color="B8D4C8" w:sz="1"/>
-              <w:left w:val="single" w:color="B8D4C8" w:sz="1"/>
-              <w:bottom w:val="single" w:color="B8D4C8" w:sz="1"/>
-              <w:right w:val="single" w:color="B8D4C8" w:sz="1"/>
-            </w:tcBorders>
-            <w:shd w:fill="1A6B5A" w:val="clear"/>
-            <w:tcMar>
-              <w:top w:type="dxa" w:w="100"/>
-              <w:left w:type="dxa" w:w="150"/>
-              <w:bottom w:type="dxa" w:w="100"/>
-              <w:right w:type="dxa" w:w="150"/>
-            </w:tcMar>
-          </w:tcPr>
-          <w:p>
-            <w:r>
-              <w:rPr>
-                <w:rFonts w:ascii="Arial" w:cs="Arial" w:eastAsia="Arial" w:hAnsi="Arial"/>
-                <w:b/>
-                <w:bCs/>
-                <w:color w:val="FFFFFF"/>
-                <w:sz w:val="22"/>
-                <w:szCs w:val="22"/>
-              </w:rPr>
-              <w:t xml:space="preserve"/>
-            </w:r>
-          </w:p>
-        </w:tc>
-        <w:tc>
-          <w:tcPr>
-            <w:tcW w:type="dxa" w:w="3430"/>
-            <w:tcBorders>
-              <w:top w:val="single" w:color="B8D4C8" w:sz="1"/>
-              <w:left w:val="single" w:color="B8D4C8" w:sz="1"/>
-              <w:bottom w:val="single" w:color="B8D4C8" w:sz="1"/>
-              <w:right w:val="single" w:color="B8D4C8" w:sz="1"/>
-            </w:tcBorders>
-            <w:shd w:fill="1A6B5A" w:val="clear"/>
-            <w:tcMar>
-              <w:top w:type="dxa" w:w="100"/>
-              <w:left w:type="dxa" w:w="150"/>
-              <w:bottom w:type="dxa" w:w="100"/>
-              <w:right w:type="dxa" w:w="150"/>
-            </w:tcMar>
-          </w:tcPr>
-          <w:p>
-            <w:r>
-              <w:rPr>
-                <w:rFonts w:ascii="Arial" w:cs="Arial" w:eastAsia="Arial" w:hAnsi="Arial"/>
-                <w:b/>
-                <w:bCs/>
-                <w:color w:val="FFFFFF"/>
-                <w:sz w:val="22"/>
-                <w:szCs w:val="22"/>
-              </w:rPr>
-              <w:t xml:space="preserve">SOMA LEMON</w:t>
-            </w:r>
-          </w:p>
-        </w:tc>
-        <w:tc>
-          <w:tcPr>
-            <w:tcW w:type="dxa" w:w="3430"/>
-            <w:tcBorders>
-              <w:top w:val="single" w:color="B8D4C8" w:sz="1"/>
-              <w:left w:val="single" w:color="B8D4C8" w:sz="1"/>
-              <w:bottom w:val="single" w:color="B8D4C8" w:sz="1"/>
-              <w:right w:val="single" w:color="B8D4C8" w:sz="1"/>
-            </w:tcBorders>
-            <w:shd w:fill="1A6B5A" w:val="clear"/>
-            <w:tcMar>
-              <w:top w:type="dxa" w:w="100"/>
-              <w:left w:type="dxa" w:w="150"/>
-              <w:bottom w:type="dxa" w:w="100"/>
-              <w:right w:type="dxa" w:w="150"/>
-            </w:tcMar>
-          </w:tcPr>
-          <w:p>
-            <w:r>
-              <w:rPr>
-                <w:rFonts w:ascii="Arial" w:cs="Arial" w:eastAsia="Arial" w:hAnsi="Arial"/>
-                <w:b/>
-                <w:bCs/>
-                <w:color w:val="FFFFFF"/>
-                <w:sz w:val="22"/>
-                <w:szCs w:val="22"/>
-              </w:rPr>
-              <w:t xml:space="preserve">SOMA BERRY</w:t>
-            </w:r>
-          </w:p>
-        </w:tc>
-      </w:tr>
-      <w:tr>
-        <w:tc>
-          <w:tcPr>
-            <w:tcW w:type="dxa" w:w="2500"/>
-            <w:tcBorders>
-              <w:top w:val="single" w:color="B8D4C8" w:sz="1"/>
-              <w:left w:val="single" w:color="B8D4C8" w:sz="1"/>
-              <w:bottom w:val="single" w:color="B8D4C8" w:sz="1"/>
-              <w:right w:val="single" w:color="B8D4C8" w:sz="1"/>
-            </w:tcBorders>
-            <w:tcMar>
-              <w:top w:type="dxa" w:w="100"/>
-              <w:left w:type="dxa" w:w="150"/>
-              <w:bottom w:type="dxa" w:w="100"/>
-              <w:right w:type="dxa" w:w="150"/>
-            </w:tcMar>
-          </w:tcPr>
-          <w:p>
-            <w:r>
-              <w:rPr>
-                <w:rFonts w:ascii="Arial" w:cs="Arial" w:eastAsia="Arial" w:hAnsi="Arial"/>
-                <w:b w:val="false"/>
-                <w:bCs w:val="false"/>
-                <w:color w:val="1A1A1A"/>
-                <w:sz w:val="22"/>
-                <w:szCs w:val="22"/>
-              </w:rPr>
-              <w:t xml:space="preserve">Subtitle</w:t>
-            </w:r>
-          </w:p>
-        </w:tc>
-        <w:tc>
-          <w:tcPr>
-            <w:tcW w:type="dxa" w:w="3430"/>
-            <w:tcBorders>
-              <w:top w:val="single" w:color="B8D4C8" w:sz="1"/>
-              <w:left w:val="single" w:color="B8D4C8" w:sz="1"/>
-              <w:bottom w:val="single" w:color="B8D4C8" w:sz="1"/>
-              <w:right w:val="single" w:color="B8D4C8" w:sz="1"/>
-            </w:tcBorders>
-            <w:tcMar>
-              <w:top w:type="dxa" w:w="100"/>
-              <w:left w:type="dxa" w:w="150"/>
-              <w:bottom w:type="dxa" w:w="100"/>
-              <w:right w:type="dxa" w:w="150"/>
-            </w:tcMar>
-          </w:tcPr>
-          <w:p>
-            <w:r>
-              <w:rPr>
-                <w:rFonts w:ascii="Arial" w:cs="Arial" w:eastAsia="Arial" w:hAnsi="Arial"/>
-                <w:b w:val="false"/>
-                <w:bCs w:val="false"/>
-                <w:color w:val="1A1A1A"/>
-                <w:sz w:val="22"/>
-                <w:szCs w:val="22"/>
-              </w:rPr>
-              <w:t xml:space="preserve">Hydrate + Soothe</w:t>
-            </w:r>
-          </w:p>
-        </w:tc>
-        <w:tc>
-          <w:tcPr>
-            <w:tcW w:type="dxa" w:w="3430"/>
-            <w:tcBorders>
-              <w:top w:val="single" w:color="B8D4C8" w:sz="1"/>
-              <w:left w:val="single" w:color="B8D4C8" w:sz="1"/>
-              <w:bottom w:val="single" w:color="B8D4C8" w:sz="1"/>
-              <w:right w:val="single" w:color="B8D4C8" w:sz="1"/>
-            </w:tcBorders>
-            <w:tcMar>
-              <w:top w:type="dxa" w:w="100"/>
-              <w:left w:type="dxa" w:w="150"/>
-              <w:bottom w:type="dxa" w:w="100"/>
-              <w:right w:type="dxa" w:w="150"/>
-            </w:tcMar>
-          </w:tcPr>
-          <w:p>
-            <w:r>
-              <w:rPr>
-                <w:rFonts w:ascii="Arial" w:cs="Arial" w:eastAsia="Arial" w:hAnsi="Arial"/>
-                <w:b w:val="false"/>
-                <w:bCs w:val="false"/>
-                <w:color w:val="1A1A1A"/>
-                <w:sz w:val="22"/>
-                <w:szCs w:val="22"/>
-              </w:rPr>
-              <w:t xml:space="preserve">Hydrate + Antioxidants</w:t>
-            </w:r>
-          </w:p>
-        </w:tc>
-      </w:tr>
-      <w:tr>
-        <w:tc>
-          <w:tcPr>
-            <w:tcW w:type="dxa" w:w="2500"/>
-            <w:tcBorders>
-              <w:top w:val="single" w:color="B8D4C8" w:sz="1"/>
-              <w:left w:val="single" w:color="B8D4C8" w:sz="1"/>
-              <w:bottom w:val="single" w:color="B8D4C8" w:sz="1"/>
-              <w:right w:val="single" w:color="B8D4C8" w:sz="1"/>
-            </w:tcBorders>
-            <w:tcMar>
-              <w:top w:type="dxa" w:w="100"/>
-              <w:left w:type="dxa" w:w="150"/>
-              <w:bottom w:type="dxa" w:w="100"/>
-              <w:right w:type="dxa" w:w="150"/>
-            </w:tcMar>
-          </w:tcPr>
-          <w:p>
-            <w:r>
-              <w:rPr>
-                <w:rFonts w:ascii="Arial" w:cs="Arial" w:eastAsia="Arial" w:hAnsi="Arial"/>
-                <w:b w:val="false"/>
-                <w:bCs w:val="false"/>
-                <w:color w:val="1A1A1A"/>
-                <w:sz w:val="22"/>
-                <w:szCs w:val="22"/>
-              </w:rPr>
-              <w:t xml:space="preserve">Primary colour</w:t>
-            </w:r>
-          </w:p>
-        </w:tc>
-        <w:tc>
-          <w:tcPr>
-            <w:tcW w:type="dxa" w:w="3430"/>
-            <w:tcBorders>
-              <w:top w:val="single" w:color="B8D4C8" w:sz="1"/>
-              <w:left w:val="single" w:color="B8D4C8" w:sz="1"/>
-              <w:bottom w:val="single" w:color="B8D4C8" w:sz="1"/>
-              <w:right w:val="single" w:color="B8D4C8" w:sz="1"/>
-            </w:tcBorders>
-            <w:tcMar>
-              <w:top w:type="dxa" w:w="100"/>
-              <w:left w:type="dxa" w:w="150"/>
-              <w:bottom w:type="dxa" w:w="100"/>
-              <w:right w:type="dxa" w:w="150"/>
-            </w:tcMar>
-          </w:tcPr>
-          <w:p>
-            <w:r>
-              <w:rPr>
-                <w:rFonts w:ascii="Arial" w:cs="Arial" w:eastAsia="Arial" w:hAnsi="Arial"/>
-                <w:b w:val="false"/>
-                <w:bCs w:val="false"/>
-                <w:color w:val="1A1A1A"/>
-                <w:sz w:val="22"/>
-                <w:szCs w:val="22"/>
-              </w:rPr>
-              <w:t xml:space="preserve">Citrus Yellow #F2C94C</w:t>
-            </w:r>
-          </w:p>
-        </w:tc>
-        <w:tc>
-          <w:tcPr>
-            <w:tcW w:type="dxa" w:w="3430"/>
-            <w:tcBorders>
-              <w:top w:val="single" w:color="B8D4C8" w:sz="1"/>
-              <w:left w:val="single" w:color="B8D4C8" w:sz="1"/>
-              <w:bottom w:val="single" w:color="B8D4C8" w:sz="1"/>
-              <w:right w:val="single" w:color="B8D4C8" w:sz="1"/>
-            </w:tcBorders>
-            <w:tcMar>
-              <w:top w:type="dxa" w:w="100"/>
-              <w:left w:type="dxa" w:w="150"/>
-              <w:bottom w:type="dxa" w:w="100"/>
-              <w:right w:type="dxa" w:w="150"/>
-            </w:tcMar>
-          </w:tcPr>
-          <w:p>
-            <w:r>
-              <w:rPr>
-                <w:rFonts w:ascii="Arial" w:cs="Arial" w:eastAsia="Arial" w:hAnsi="Arial"/>
-                <w:b w:val="false"/>
-                <w:bCs w:val="false"/>
-                <w:color w:val="1A1A1A"/>
-                <w:sz w:val="22"/>
-                <w:szCs w:val="22"/>
-              </w:rPr>
-              <w:t xml:space="preserve">Vibrant Berry #D94F7A</w:t>
-            </w:r>
-          </w:p>
-        </w:tc>
-      </w:tr>
-      <w:tr>
-        <w:tc>
-          <w:tcPr>
-            <w:tcW w:type="dxa" w:w="2500"/>
-            <w:tcBorders>
-              <w:top w:val="single" w:color="B8D4C8" w:sz="1"/>
-              <w:left w:val="single" w:color="B8D4C8" w:sz="1"/>
-              <w:bottom w:val="single" w:color="B8D4C8" w:sz="1"/>
-              <w:right w:val="single" w:color="B8D4C8" w:sz="1"/>
-            </w:tcBorders>
-            <w:tcMar>
-              <w:top w:type="dxa" w:w="100"/>
-              <w:left w:type="dxa" w:w="150"/>
-              <w:bottom w:type="dxa" w:w="100"/>
-              <w:right w:type="dxa" w:w="150"/>
-            </w:tcMar>
-          </w:tcPr>
-          <w:p>
-            <w:r>
-              <w:rPr>
-                <w:rFonts w:ascii="Arial" w:cs="Arial" w:eastAsia="Arial" w:hAnsi="Arial"/>
-                <w:b w:val="false"/>
-                <w:bCs w:val="false"/>
-                <w:color w:val="1A1A1A"/>
-                <w:sz w:val="22"/>
-                <w:szCs w:val="22"/>
-              </w:rPr>
-              <w:t xml:space="preserve">Secondary colour</w:t>
-            </w:r>
-          </w:p>
-        </w:tc>
-        <w:tc>
-          <w:tcPr>
-            <w:tcW w:type="dxa" w:w="3430"/>
-            <w:tcBorders>
-              <w:top w:val="single" w:color="B8D4C8" w:sz="1"/>
-              <w:left w:val="single" w:color="B8D4C8" w:sz="1"/>
-              <w:bottom w:val="single" w:color="B8D4C8" w:sz="1"/>
-              <w:right w:val="single" w:color="B8D4C8" w:sz="1"/>
-            </w:tcBorders>
-            <w:tcMar>
-              <w:top w:type="dxa" w:w="100"/>
-              <w:left w:type="dxa" w:w="150"/>
-              <w:bottom w:type="dxa" w:w="100"/>
-              <w:right w:type="dxa" w:w="150"/>
-            </w:tcMar>
-          </w:tcPr>
-          <w:p>
-            <w:r>
-              <w:rPr>
-                <w:rFonts w:ascii="Arial" w:cs="Arial" w:eastAsia="Arial" w:hAnsi="Arial"/>
-                <w:b w:val="false"/>
-                <w:bCs w:val="false"/>
-                <w:color w:val="1A1A1A"/>
-                <w:sz w:val="22"/>
-                <w:szCs w:val="22"/>
-              </w:rPr>
-              <w:t xml:space="preserve">Lemon Light #FBF3D5</w:t>
-            </w:r>
-          </w:p>
-        </w:tc>
-        <w:tc>
-          <w:tcPr>
-            <w:tcW w:type="dxa" w:w="3430"/>
-            <w:tcBorders>
-              <w:top w:val="single" w:color="B8D4C8" w:sz="1"/>
-              <w:left w:val="single" w:color="B8D4C8" w:sz="1"/>
-              <w:bottom w:val="single" w:color="B8D4C8" w:sz="1"/>
-              <w:right w:val="single" w:color="B8D4C8" w:sz="1"/>
-            </w:tcBorders>
-            <w:tcMar>
-              <w:top w:type="dxa" w:w="100"/>
-              <w:left w:type="dxa" w:w="150"/>
-              <w:bottom w:type="dxa" w:w="100"/>
-              <w:right w:type="dxa" w:w="150"/>
-            </w:tcMar>
-          </w:tcPr>
-          <w:p>
-            <w:r>
-              <w:rPr>
-                <w:rFonts w:ascii="Arial" w:cs="Arial" w:eastAsia="Arial" w:hAnsi="Arial"/>
-                <w:b w:val="false"/>
-                <w:bCs w:val="false"/>
-                <w:color w:val="1A1A1A"/>
-                <w:sz w:val="22"/>
-                <w:szCs w:val="22"/>
-              </w:rPr>
-              <w:t xml:space="preserve">Berry Deep #9C3058</w:t>
-            </w:r>
-          </w:p>
-        </w:tc>
-      </w:tr>
-      <w:tr>
-        <w:tc>
-          <w:tcPr>
-            <w:tcW w:type="dxa" w:w="2500"/>
-            <w:tcBorders>
-              <w:top w:val="single" w:color="B8D4C8" w:sz="1"/>
-              <w:left w:val="single" w:color="B8D4C8" w:sz="1"/>
-              <w:bottom w:val="single" w:color="B8D4C8" w:sz="1"/>
-              <w:right w:val="single" w:color="B8D4C8" w:sz="1"/>
-            </w:tcBorders>
-            <w:tcMar>
-              <w:top w:type="dxa" w:w="100"/>
-              <w:left w:type="dxa" w:w="150"/>
-              <w:bottom w:type="dxa" w:w="100"/>
-              <w:right w:type="dxa" w:w="150"/>
-            </w:tcMar>
-          </w:tcPr>
-          <w:p>
-            <w:r>
-              <w:rPr>
-                <w:rFonts w:ascii="Arial" w:cs="Arial" w:eastAsia="Arial" w:hAnsi="Arial"/>
-                <w:b w:val="false"/>
-                <w:bCs w:val="false"/>
-                <w:color w:val="1A1A1A"/>
-                <w:sz w:val="22"/>
-                <w:szCs w:val="22"/>
-              </w:rPr>
-              <w:t xml:space="preserve">Mood</w:t>
-            </w:r>
-          </w:p>
-        </w:tc>
-        <w:tc>
-          <w:tcPr>
-            <w:tcW w:type="dxa" w:w="3430"/>
-            <w:tcBorders>
-              <w:top w:val="single" w:color="B8D4C8" w:sz="1"/>
-              <w:left w:val="single" w:color="B8D4C8" w:sz="1"/>
-              <w:bottom w:val="single" w:color="B8D4C8" w:sz="1"/>
-              <w:right w:val="single" w:color="B8D4C8" w:sz="1"/>
-            </w:tcBorders>
-            <w:tcMar>
-              <w:top w:type="dxa" w:w="100"/>
-              <w:left w:type="dxa" w:w="150"/>
-              <w:bottom w:type="dxa" w:w="100"/>
-              <w:right w:type="dxa" w:w="150"/>
-            </w:tcMar>
-          </w:tcPr>
-          <w:p>
-            <w:r>
-              <w:rPr>
-                <w:rFonts w:ascii="Arial" w:cs="Arial" w:eastAsia="Arial" w:hAnsi="Arial"/>
-                <w:b w:val="false"/>
-                <w:bCs w:val="false"/>
-                <w:color w:val="1A1A1A"/>
-                <w:sz w:val="22"/>
-                <w:szCs w:val="22"/>
-              </w:rPr>
-              <w:t xml:space="preserve">Fresh, sunny, Mediterranean</w:t>
-            </w:r>
-          </w:p>
-        </w:tc>
-        <w:tc>
-          <w:tcPr>
-            <w:tcW w:type="dxa" w:w="3430"/>
-            <w:tcBorders>
-              <w:top w:val="single" w:color="B8D4C8" w:sz="1"/>
-              <w:left w:val="single" w:color="B8D4C8" w:sz="1"/>
-              <w:bottom w:val="single" w:color="B8D4C8" w:sz="1"/>
-              <w:right w:val="single" w:color="B8D4C8" w:sz="1"/>
-            </w:tcBorders>
-            <w:tcMar>
-              <w:top w:type="dxa" w:w="100"/>
-              <w:left w:type="dxa" w:w="150"/>
-              <w:bottom w:type="dxa" w:w="100"/>
-              <w:right w:type="dxa" w:w="150"/>
-            </w:tcMar>
-          </w:tcPr>
-          <w:p>
-            <w:r>
-              <w:rPr>
-                <w:rFonts w:ascii="Arial" w:cs="Arial" w:eastAsia="Arial" w:hAnsi="Arial"/>
-                <w:b w:val="false"/>
-                <w:bCs w:val="false"/>
-                <w:color w:val="1A1A1A"/>
-                <w:sz w:val="22"/>
-                <w:szCs w:val="22"/>
-              </w:rPr>
-              <w:t xml:space="preserve">Vibrant, energetic, bold</w:t>
-            </w:r>
-          </w:p>
-        </w:tc>
-      </w:tr>
-      <w:tr>
-        <w:tc>
-          <w:tcPr>
-            <w:tcW w:type="dxa" w:w="2500"/>
-            <w:tcBorders>
-              <w:top w:val="single" w:color="B8D4C8" w:sz="1"/>
-              <w:left w:val="single" w:color="B8D4C8" w:sz="1"/>
-              <w:bottom w:val="single" w:color="B8D4C8" w:sz="1"/>
-              <w:right w:val="single" w:color="B8D4C8" w:sz="1"/>
-            </w:tcBorders>
-            <w:tcMar>
-              <w:top w:type="dxa" w:w="100"/>
-              <w:left w:type="dxa" w:w="150"/>
-              <w:bottom w:type="dxa" w:w="100"/>
-              <w:right w:type="dxa" w:w="150"/>
-            </w:tcMar>
-          </w:tcPr>
-          <w:p>
-            <w:r>
-              <w:rPr>
-                <w:rFonts w:ascii="Arial" w:cs="Arial" w:eastAsia="Arial" w:hAnsi="Arial"/>
-                <w:b w:val="false"/>
-                <w:bCs w:val="false"/>
-                <w:color w:val="1A1A1A"/>
-                <w:sz w:val="22"/>
-                <w:szCs w:val="22"/>
-              </w:rPr>
-              <w:t xml:space="preserve">Hero ingredients</w:t>
-            </w:r>
-          </w:p>
-        </w:tc>
-        <w:tc>
-          <w:tcPr>
-            <w:tcW w:type="dxa" w:w="3430"/>
-            <w:tcBorders>
-              <w:top w:val="single" w:color="B8D4C8" w:sz="1"/>
-              <w:left w:val="single" w:color="B8D4C8" w:sz="1"/>
-              <w:bottom w:val="single" w:color="B8D4C8" w:sz="1"/>
-              <w:right w:val="single" w:color="B8D4C8" w:sz="1"/>
-            </w:tcBorders>
-            <w:tcMar>
-              <w:top w:type="dxa" w:w="100"/>
-              <w:left w:type="dxa" w:w="150"/>
-              <w:bottom w:type="dxa" w:w="100"/>
-              <w:right w:type="dxa" w:w="150"/>
-            </w:tcMar>
-          </w:tcPr>
-          <w:p>
-            <w:r>
-              <w:rPr>
-                <w:rFonts w:ascii="Arial" w:cs="Arial" w:eastAsia="Arial" w:hAnsi="Arial"/>
-                <w:b w:val="false"/>
-                <w:bCs w:val="false"/>
-                <w:color w:val="1A1A1A"/>
-                <w:sz w:val="22"/>
-                <w:szCs w:val="22"/>
-              </w:rPr>
-              <w:t xml:space="preserve">Aloe Vera + Electrolytes</w:t>
-            </w:r>
-          </w:p>
-        </w:tc>
-        <w:tc>
-          <w:tcPr>
-            <w:tcW w:type="dxa" w:w="3430"/>
-            <w:tcBorders>
-              <w:top w:val="single" w:color="B8D4C8" w:sz="1"/>
-              <w:left w:val="single" w:color="B8D4C8" w:sz="1"/>
-              <w:bottom w:val="single" w:color="B8D4C8" w:sz="1"/>
-              <w:right w:val="single" w:color="B8D4C8" w:sz="1"/>
-            </w:tcBorders>
-            <w:tcMar>
-              <w:top w:type="dxa" w:w="100"/>
-              <w:left w:type="dxa" w:w="150"/>
-              <w:bottom w:type="dxa" w:w="100"/>
-              <w:right w:type="dxa" w:w="150"/>
-            </w:tcMar>
-          </w:tcPr>
-          <w:p>
-            <w:r>
-              <w:rPr>
-                <w:rFonts w:ascii="Arial" w:cs="Arial" w:eastAsia="Arial" w:hAnsi="Arial"/>
-                <w:b w:val="false"/>
-                <w:bCs w:val="false"/>
-                <w:color w:val="1A1A1A"/>
-                <w:sz w:val="22"/>
-                <w:szCs w:val="22"/>
-              </w:rPr>
-              <w:t xml:space="preserve">Acerola + Blueberry Extract</w:t>
-            </w:r>
-          </w:p>
-        </w:tc>
-      </w:tr>
-      <w:tr>
-        <w:tc>
-          <w:tcPr>
-            <w:tcW w:type="dxa" w:w="2500"/>
-            <w:tcBorders>
-              <w:top w:val="single" w:color="B8D4C8" w:sz="1"/>
-              <w:left w:val="single" w:color="B8D4C8" w:sz="1"/>
-              <w:bottom w:val="single" w:color="B8D4C8" w:sz="1"/>
-              <w:right w:val="single" w:color="B8D4C8" w:sz="1"/>
-            </w:tcBorders>
-            <w:tcMar>
-              <w:top w:type="dxa" w:w="100"/>
-              <w:left w:type="dxa" w:w="150"/>
-              <w:bottom w:type="dxa" w:w="100"/>
-              <w:right w:type="dxa" w:w="150"/>
-            </w:tcMar>
-          </w:tcPr>
-          <w:p>
-            <w:r>
-              <w:rPr>
-                <w:rFonts w:ascii="Arial" w:cs="Arial" w:eastAsia="Arial" w:hAnsi="Arial"/>
-                <w:b w:val="false"/>
-                <w:bCs w:val="false"/>
-                <w:color w:val="1A1A1A"/>
-                <w:sz w:val="22"/>
-                <w:szCs w:val="22"/>
-              </w:rPr>
-              <w:t xml:space="preserve">Photography</w:t>
-            </w:r>
-          </w:p>
-        </w:tc>
-        <w:tc>
-          <w:tcPr>
-            <w:tcW w:type="dxa" w:w="3430"/>
-            <w:tcBorders>
-              <w:top w:val="single" w:color="B8D4C8" w:sz="1"/>
-              <w:left w:val="single" w:color="B8D4C8" w:sz="1"/>
-              <w:bottom w:val="single" w:color="B8D4C8" w:sz="1"/>
-              <w:right w:val="single" w:color="B8D4C8" w:sz="1"/>
-            </w:tcBorders>
-            <w:tcMar>
-              <w:top w:type="dxa" w:w="100"/>
-              <w:left w:type="dxa" w:w="150"/>
-              <w:bottom w:type="dxa" w:w="100"/>
-              <w:right w:type="dxa" w:w="150"/>
-            </w:tcMar>
-          </w:tcPr>
-          <w:p>
-            <w:r>
-              <w:rPr>
-                <w:rFonts w:ascii="Arial" w:cs="Arial" w:eastAsia="Arial" w:hAnsi="Arial"/>
-                <w:b w:val="false"/>
-                <w:bCs w:val="false"/>
-                <w:color w:val="1A1A1A"/>
-                <w:sz w:val="22"/>
-                <w:szCs w:val="22"/>
-              </w:rPr>
-              <w:t xml:space="preserve">Lemons, sparkling water, sun, hands</w:t>
-            </w:r>
-          </w:p>
-        </w:tc>
-        <w:tc>
-          <w:tcPr>
-            <w:tcW w:type="dxa" w:w="3430"/>
-            <w:tcBorders>
-              <w:top w:val="single" w:color="B8D4C8" w:sz="1"/>
-              <w:left w:val="single" w:color="B8D4C8" w:sz="1"/>
-              <w:bottom w:val="single" w:color="B8D4C8" w:sz="1"/>
-              <w:right w:val="single" w:color="B8D4C8" w:sz="1"/>
-            </w:tcBorders>
-            <w:tcMar>
-              <w:top w:type="dxa" w:w="100"/>
-              <w:left w:type="dxa" w:w="150"/>
-              <w:bottom w:type="dxa" w:w="100"/>
-              <w:right w:type="dxa" w:w="150"/>
-            </w:tcMar>
-          </w:tcPr>
-          <w:p>
-            <w:r>
-              <w:rPr>
-                <w:rFonts w:ascii="Arial" w:cs="Arial" w:eastAsia="Arial" w:hAnsi="Arial"/>
-                <w:b w:val="false"/>
-                <w:bCs w:val="false"/>
-                <w:color w:val="1A1A1A"/>
-                <w:sz w:val="22"/>
-                <w:szCs w:val="22"/>
-              </w:rPr>
-              <w:t xml:space="preserve">Berries, ice, intense colour</w:t>
-            </w:r>
-          </w:p>
-        </w:tc>
-      </w:tr>
-      <w:tr>
-        <w:tc>
-          <w:tcPr>
-            <w:tcW w:type="dxa" w:w="2500"/>
-            <w:tcBorders>
-              <w:top w:val="single" w:color="B8D4C8" w:sz="1"/>
-              <w:left w:val="single" w:color="B8D4C8" w:sz="1"/>
-              <w:bottom w:val="single" w:color="B8D4C8" w:sz="1"/>
-              <w:right w:val="single" w:color="B8D4C8" w:sz="1"/>
-            </w:tcBorders>
-            <w:tcMar>
-              <w:top w:type="dxa" w:w="100"/>
-              <w:left w:type="dxa" w:w="150"/>
-              <w:bottom w:type="dxa" w:w="100"/>
-              <w:right w:type="dxa" w:w="150"/>
-            </w:tcMar>
-          </w:tcPr>
-          <w:p>
-            <w:r>
-              <w:rPr>
-                <w:rFonts w:ascii="Arial" w:cs="Arial" w:eastAsia="Arial" w:hAnsi="Arial"/>
-                <w:b w:val="false"/>
-                <w:bCs w:val="false"/>
-                <w:color w:val="1A1A1A"/>
-                <w:sz w:val="22"/>
-                <w:szCs w:val="22"/>
-              </w:rPr>
-              <w:t xml:space="preserve">Tagline</w:t>
-            </w:r>
-          </w:p>
-        </w:tc>
-        <w:tc>
-          <w:tcPr>
-            <w:tcW w:type="dxa" w:w="3430"/>
-            <w:tcBorders>
-              <w:top w:val="single" w:color="B8D4C8" w:sz="1"/>
-              <w:left w:val="single" w:color="B8D4C8" w:sz="1"/>
-              <w:bottom w:val="single" w:color="B8D4C8" w:sz="1"/>
-              <w:right w:val="single" w:color="B8D4C8" w:sz="1"/>
-            </w:tcBorders>
-            <w:tcMar>
-              <w:top w:type="dxa" w:w="100"/>
-              <w:left w:type="dxa" w:w="150"/>
-              <w:bottom w:type="dxa" w:w="100"/>
-              <w:right w:type="dxa" w:w="150"/>
-            </w:tcMar>
-          </w:tcPr>
-          <w:p>
-            <w:r>
-              <w:rPr>
-                <w:rFonts w:ascii="Arial" w:cs="Arial" w:eastAsia="Arial" w:hAnsi="Arial"/>
-                <w:b w:val="false"/>
-                <w:bCs w:val="false"/>
-                <w:color w:val="1A1A1A"/>
-                <w:sz w:val="22"/>
-                <w:szCs w:val="22"/>
-              </w:rPr>
-              <w:t xml:space="preserve">Squeeze the day.</w:t>
-            </w:r>
-          </w:p>
-        </w:tc>
-        <w:tc>
-          <w:tcPr>
-            <w:tcW w:type="dxa" w:w="3430"/>
-            <w:tcBorders>
-              <w:top w:val="single" w:color="B8D4C8" w:sz="1"/>
-              <w:left w:val="single" w:color="B8D4C8" w:sz="1"/>
-              <w:bottom w:val="single" w:color="B8D4C8" w:sz="1"/>
-              <w:right w:val="single" w:color="B8D4C8" w:sz="1"/>
-            </w:tcBorders>
-            <w:tcMar>
-              <w:top w:type="dxa" w:w="100"/>
-              <w:left w:type="dxa" w:w="150"/>
-              <w:bottom w:type="dxa" w:w="100"/>
-              <w:right w:type="dxa" w:w="150"/>
-            </w:tcMar>
-          </w:tcPr>
-          <w:p>
-            <w:r>
-              <w:rPr>
-                <w:rFonts w:ascii="Arial" w:cs="Arial" w:eastAsia="Arial" w:hAnsi="Arial"/>
-                <w:b w:val="false"/>
-                <w:bCs w:val="false"/>
-                <w:color w:val="1A1A1A"/>
-                <w:sz w:val="22"/>
-                <w:szCs w:val="22"/>
-              </w:rPr>
-              <w:t xml:space="preserve">Berry good hydration.</w:t>
-            </w:r>
-          </w:p>
-        </w:tc>
-      </w:tr>
-    </w:tbl>
-    <w:p>
-      <w:pPr>
-        <w:spacing w:after="100" w:before="100"/>
-      </w:pPr>
-    </w:p>
-    <w:p>
-      <w:pPr>
-        <w:spacing w:after="120" w:before="300"/>
-      </w:pPr>
-      <w:r>
-        <w:rPr>
-          <w:rFonts w:ascii="Arial" w:cs="Arial" w:eastAsia="Arial" w:hAnsi="Arial"/>
-          <w:b/>
-          <w:bCs/>
-          <w:color w:val="1A1A1A"/>
-          <w:sz w:val="28"/>
-          <w:szCs w:val="28"/>
-        </w:rPr>
-        <w:t xml:space="preserve">V2 — SOMA PRO</w:t>
-      </w:r>
-    </w:p>
-    <w:p>
-      <w:pPr>
-        <w:spacing w:after="60" w:before="60"/>
-      </w:pPr>
-      <w:r>
-        <w:rPr>
-          <w:rFonts w:ascii="Arial" w:cs="Arial" w:eastAsia="Arial" w:hAnsi="Arial"/>
-          <w:b w:val="false"/>
-          <w:bCs w:val="false"/>
-          <w:i w:val="false"/>
-          <w:iCs w:val="false"/>
-          <w:color w:val="1A1A1A"/>
-          <w:sz w:val="22"/>
-          <w:szCs w:val="22"/>
-        </w:rPr>
         <w:t xml:space="preserve">When V2 launches (Month 12–18), it maintains the base visual structure but introduces a third accent colour (proposed: Deep Teal or Gold) and the PRO suffix in bold type. Packaging gets a subtly different finish to communicate the upgrade.</w:t>
-      </w:r>
-    </w:p>
-    <w:p>
-      <w:pPr>
-        <w:spacing w:after="60" w:before="60"/>
-      </w:pPr>
-      <w:r>
-        <w:rPr>
-          <w:rFonts w:ascii="Arial" w:cs="Arial" w:eastAsia="Arial" w:hAnsi="Arial"/>
-          <w:b w:val="false"/>
-          <w:bCs w:val="false"/>
-          <w:i w:val="false"/>
-          <w:iCs w:val="false"/>
-          <w:color w:val="1A1A1A"/>
-          <w:sz w:val="22"/>
-          <w:szCs w:val="22"/>
-        </w:rPr>
-        <w:t xml:space="preserve">V2 adds: Calcium, Chloride, Vitamin D3, Zinc, L-Theanine, Hyaluronic Acid, Coconut Water Powder. Positioning: hydration + beauty + gut health.</w:t>
       </w:r>
     </w:p>
     <w:p>
@@ -7592,7 +5518,7 @@
           <w:sz w:val="22"/>
           <w:szCs w:val="22"/>
         </w:rPr>
-        <w:t xml:space="preserve">Feed palette: Alternate Lemon posts and Berry posts with neutrals (Forest/Cream) in between.</w:t>
+        <w:t xml:space="preserve">Palette: Alternate Lemon and Berry posts with neutrals (Forest/Cream) in between.</w:t>
       </w:r>
     </w:p>
     <w:p>
@@ -7649,7 +5575,7 @@
           <w:sz w:val="22"/>
           <w:szCs w:val="22"/>
         </w:rPr>
-        <w:t xml:space="preserve">Stories: Forest background with Cream text, or Cream background with colour accents. Custom stickers.</w:t>
+        <w:t xml:space="preserve">Stories: Forest bg with Cream text, or Cream bg with colour accents. Custom stickers.</w:t>
       </w:r>
     </w:p>
     <w:p>
@@ -7668,7 +5594,7 @@
           <w:sz w:val="22"/>
           <w:szCs w:val="22"/>
         </w:rPr>
-        <w:t xml:space="preserve">Reels/TikTok: Behind the scenes, ingredient explainers, ‘water challenge’, lifestyle Madrid/London.</w:t>
+        <w:t xml:space="preserve">Reels/TikTok: Behind the scenes, ingredient explainers, water challenges, lifestyle Madrid/London.</w:t>
       </w:r>
     </w:p>
     <w:p>
@@ -7694,148 +5620,97 @@
     </w:p>
     <w:p>
       <w:pPr>
-        <w:spacing w:after="120" w:before="300"/>
+        <w:spacing w:after="60" w:before="60"/>
       </w:pPr>
       <w:r>
         <w:rPr>
           <w:rFonts w:ascii="Arial" w:cs="Arial" w:eastAsia="Arial" w:hAnsi="Arial"/>
           <w:b/>
           <w:bCs/>
-          <w:color w:val="1A1A1A"/>
-          <w:sz w:val="28"/>
-          <w:szCs w:val="28"/>
-        </w:rPr>
-        <w:t xml:space="preserve">Style</w:t>
+          <w:color w:val="1A6B5A"/>
+          <w:sz w:val="22"/>
+          <w:szCs w:val="22"/>
+        </w:rPr>
+        <w:t xml:space="preserve">Style: </w:t>
+      </w:r>
+      <w:r>
+        <w:rPr>
+          <w:rFonts w:ascii="Arial" w:cs="Arial" w:eastAsia="Arial" w:hAnsi="Arial"/>
+          <w:color w:val="1A1A1A"/>
+          <w:sz w:val="22"/>
+          <w:szCs w:val="22"/>
+        </w:rPr>
+        <w:t xml:space="preserve">Lifestyle premium-casual. The bottle in real contexts: handbag, desk, beach, elegant gym bag.</w:t>
       </w:r>
     </w:p>
     <w:p>
       <w:pPr>
         <w:spacing w:after="60" w:before="60"/>
-      </w:pPr>
-      <w:r>
-        <w:rPr>
-          <w:rFonts w:ascii="Arial" w:cs="Arial" w:eastAsia="Arial" w:hAnsi="Arial"/>
-          <w:b w:val="false"/>
-          <w:bCs w:val="false"/>
-          <w:i w:val="false"/>
-          <w:iCs w:val="false"/>
-          <w:color w:val="1A1A1A"/>
-          <w:sz w:val="22"/>
-          <w:szCs w:val="22"/>
-        </w:rPr>
-        <w:t xml:space="preserve">Lifestyle premium-casual. The bottle appears in real contexts: handbag, desk, beach, elegant gym bag. Never floating in a void.</w:t>
-      </w:r>
-    </w:p>
-    <w:p>
-      <w:pPr>
-        <w:spacing w:after="60" w:before="60"/>
-      </w:pPr>
-    </w:p>
-    <w:p>
-      <w:pPr>
-        <w:spacing w:after="120" w:before="300"/>
       </w:pPr>
       <w:r>
         <w:rPr>
           <w:rFonts w:ascii="Arial" w:cs="Arial" w:eastAsia="Arial" w:hAnsi="Arial"/>
           <w:b/>
           <w:bCs/>
-          <w:color w:val="1A1A1A"/>
-          <w:sz w:val="28"/>
-          <w:szCs w:val="28"/>
-        </w:rPr>
-        <w:t xml:space="preserve">Lighting</w:t>
+          <w:color w:val="1A6B5A"/>
+          <w:sz w:val="22"/>
+          <w:szCs w:val="22"/>
+        </w:rPr>
+        <w:t xml:space="preserve">Lighting: </w:t>
+      </w:r>
+      <w:r>
+        <w:rPr>
+          <w:rFonts w:ascii="Arial" w:cs="Arial" w:eastAsia="Arial" w:hAnsi="Arial"/>
+          <w:color w:val="1A1A1A"/>
+          <w:sz w:val="22"/>
+          <w:szCs w:val="22"/>
+        </w:rPr>
+        <w:t xml:space="preserve">Natural, warm, Mediterranean. Never harsh flash or cold studio.</w:t>
       </w:r>
     </w:p>
     <w:p>
       <w:pPr>
         <w:spacing w:after="60" w:before="60"/>
-      </w:pPr>
-      <w:r>
-        <w:rPr>
-          <w:rFonts w:ascii="Arial" w:cs="Arial" w:eastAsia="Arial" w:hAnsi="Arial"/>
-          <w:b w:val="false"/>
-          <w:bCs w:val="false"/>
-          <w:i w:val="false"/>
-          <w:iCs w:val="false"/>
-          <w:color w:val="1A1A1A"/>
-          <w:sz w:val="22"/>
-          <w:szCs w:val="22"/>
-        </w:rPr>
-        <w:t xml:space="preserve">Natural, warm, Mediterranean. Never harsh flash or cold studio lighting.</w:t>
-      </w:r>
-    </w:p>
-    <w:p>
-      <w:pPr>
-        <w:spacing w:after="60" w:before="60"/>
-      </w:pPr>
-    </w:p>
-    <w:p>
-      <w:pPr>
-        <w:spacing w:after="120" w:before="300"/>
       </w:pPr>
       <w:r>
         <w:rPr>
           <w:rFonts w:ascii="Arial" w:cs="Arial" w:eastAsia="Arial" w:hAnsi="Arial"/>
           <w:b/>
           <w:bCs/>
-          <w:color w:val="1A1A1A"/>
-          <w:sz w:val="28"/>
-          <w:szCs w:val="28"/>
-        </w:rPr>
-        <w:t xml:space="preserve">Props</w:t>
+          <w:color w:val="1A6B5A"/>
+          <w:sz w:val="22"/>
+          <w:szCs w:val="22"/>
+        </w:rPr>
+        <w:t xml:space="preserve">Props: </w:t>
+      </w:r>
+      <w:r>
+        <w:rPr>
+          <w:rFonts w:ascii="Arial" w:cs="Arial" w:eastAsia="Arial" w:hAnsi="Arial"/>
+          <w:color w:val="1A1A1A"/>
+          <w:sz w:val="22"/>
+          <w:szCs w:val="22"/>
+        </w:rPr>
+        <w:t xml:space="preserve">Lemons, berries, ice, sparkling water, plants, linen, ceramics.</w:t>
       </w:r>
     </w:p>
     <w:p>
       <w:pPr>
         <w:spacing w:after="60" w:before="60"/>
-      </w:pPr>
-      <w:r>
-        <w:rPr>
-          <w:rFonts w:ascii="Arial" w:cs="Arial" w:eastAsia="Arial" w:hAnsi="Arial"/>
-          <w:b w:val="false"/>
-          <w:bCs w:val="false"/>
-          <w:i w:val="false"/>
-          <w:iCs w:val="false"/>
-          <w:color w:val="1A1A1A"/>
-          <w:sz w:val="22"/>
-          <w:szCs w:val="22"/>
-        </w:rPr>
-        <w:t xml:space="preserve">Lemons, berries, ice, sparkling water, plants, linen fabric, ceramics. Keep it tactile and organic.</w:t>
-      </w:r>
-    </w:p>
-    <w:p>
-      <w:pPr>
-        <w:spacing w:after="60" w:before="60"/>
-      </w:pPr>
-    </w:p>
-    <w:p>
-      <w:pPr>
-        <w:spacing w:after="120" w:before="300"/>
       </w:pPr>
       <w:r>
         <w:rPr>
           <w:rFonts w:ascii="Arial" w:cs="Arial" w:eastAsia="Arial" w:hAnsi="Arial"/>
           <w:b/>
           <w:bCs/>
-          <w:color w:val="1A1A1A"/>
-          <w:sz w:val="28"/>
-          <w:szCs w:val="28"/>
-        </w:rPr>
-        <w:t xml:space="preserve">Models</w:t>
-      </w:r>
-    </w:p>
-    <w:p>
-      <w:pPr>
-        <w:spacing w:after="60" w:before="60"/>
-      </w:pPr>
-      <w:r>
-        <w:rPr>
-          <w:rFonts w:ascii="Arial" w:cs="Arial" w:eastAsia="Arial" w:hAnsi="Arial"/>
-          <w:b w:val="false"/>
-          <w:bCs w:val="false"/>
-          <w:i w:val="false"/>
-          <w:iCs w:val="false"/>
+          <w:color w:val="1A6B5A"/>
+          <w:sz w:val="22"/>
+          <w:szCs w:val="22"/>
+        </w:rPr>
+        <w:t xml:space="preserve">Models: </w:t>
+      </w:r>
+      <w:r>
+        <w:rPr>
+          <w:rFonts w:ascii="Arial" w:cs="Arial" w:eastAsia="Arial" w:hAnsi="Arial"/>
           <w:color w:val="1A1A1A"/>
           <w:sz w:val="22"/>
           <w:szCs w:val="22"/>
@@ -8015,7 +5890,7 @@
           <w:sz w:val="22"/>
           <w:szCs w:val="22"/>
         </w:rPr>
-        <w:t xml:space="preserve">Aesthetic: Large hero with product. Cream background, Forest CTAs, SKU accents.</w:t>
+        <w:t xml:space="preserve">Hero section with product + tagline. Cream background, Forest CTAs, SKU accents.</w:t>
       </w:r>
     </w:p>
     <w:p>
@@ -8034,7 +5909,7 @@
           <w:sz w:val="22"/>
           <w:szCs w:val="22"/>
         </w:rPr>
-        <w:t xml:space="preserve">Key sections: Hero with tagline, product with Lemon/Berry toggle, visual ingredients, testimonials, Subscribe.</w:t>
+        <w:t xml:space="preserve">Key sections: Hero, product toggle (Lemon/Berry), visual ingredients, testimonials, Subscribe.</w:t>
       </w:r>
     </w:p>
     <w:p>
@@ -8551,7 +6426,7 @@
                 <w:sz w:val="22"/>
                 <w:szCs w:val="22"/>
               </w:rPr>
-              <w:t xml:space="preserve">Liquid concentrate: electrolytes + vitamins + botanicals</w:t>
+              <w:t xml:space="preserve">Liquid concentrate: electrolytes + vitamins (D3, Zinc, B-complex) + botanicals</w:t>
             </w:r>
           </w:p>
         </w:tc>
@@ -9079,7 +6954,7 @@
                 <w:sz w:val="22"/>
                 <w:szCs w:val="22"/>
               </w:rPr>
-              <w:t xml:space="preserve">Support colour</w:t>
+              <w:t xml:space="preserve">Support</w:t>
             </w:r>
           </w:p>
         </w:tc>
@@ -9481,7 +7356,7 @@
                 <w:sz w:val="22"/>
                 <w:szCs w:val="22"/>
               </w:rPr>
-              <w:t xml:space="preserve">squeeze, drops, ritual, upgrade, functional hydration, daily</w:t>
+              <w:t xml:space="preserve">squeeze, drops, ritual, upgrade, functional hydration</w:t>
             </w:r>
           </w:p>
         </w:tc>
@@ -9556,7 +7431,6 @@
     </w:p>
     <w:p>
       <w:pPr>
-        <w:spacing w:after="60" w:before="100"/>
         <w:jc w:val="center"/>
       </w:pPr>
       <w:r>
@@ -9573,7 +7447,7 @@
     </w:p>
     <w:p>
       <w:pPr>
-        <w:spacing w:after="60"/>
+        <w:spacing w:before="100"/>
         <w:jc w:val="center"/>
       </w:pPr>
       <w:r>
@@ -9590,7 +7464,7 @@
     </w:p>
     <w:p>
       <w:pPr>
-        <w:spacing w:after="200"/>
+        <w:spacing w:before="200"/>
         <w:jc w:val="center"/>
       </w:pPr>
       <w:r>
@@ -9605,6 +7479,7 @@
     </w:p>
     <w:p>
       <w:pPr>
+        <w:spacing w:before="60"/>
         <w:jc w:val="center"/>
       </w:pPr>
       <w:r>

--- a/SOMA_Brand_Guidelines_Final.docx
+++ b/SOMA_Brand_Guidelines_Final.docx
@@ -196,7 +196,7 @@
           <w:sz w:val="22"/>
           <w:szCs w:val="22"/>
         </w:rPr>
-        <w:t xml:space="preserve">The product comes in a pocket-sized 30–50 mL squish/squirt bottle (like Buoy) that makes upgrading your water effortless: one squeeze and you’re done. No droppers, no measuring, no fuss.</w:t>
+        <w:t xml:space="preserve">The product comes in a pocket-sized 60 mL squish/squirt bottle (like Buoy) that makes upgrading your water effortless: one squeeze and you’re done. No droppers, no measuring, no fuss.</w:t>
       </w:r>
     </w:p>
     <w:p>
@@ -2917,7 +2917,7 @@
                 <w:sz w:val="22"/>
                 <w:szCs w:val="22"/>
               </w:rPr>
-              <w:t xml:space="preserve">30–50 mL soft-touch matte squeezable plastic</w:t>
+              <w:t xml:space="preserve">60 mL soft-touch matte squeezable plastic</w:t>
             </w:r>
           </w:p>
         </w:tc>
@@ -6488,7 +6488,7 @@
                 <w:sz w:val="22"/>
                 <w:szCs w:val="22"/>
               </w:rPr>
-              <w:t xml:space="preserve">30 mL squish/squirt bottle, 30 servings</w:t>
+              <w:t xml:space="preserve">60 mL squish/squirt bottle, 30 servings</w:t>
             </w:r>
           </w:p>
         </w:tc>
